--- a/ANUPAM_RESUME_INDIA_AIML.docx
+++ b/ANUPAM_RESUME_INDIA_AIML.docx
@@ -2148,70 +2148,7 @@
           <w:color w:val="555555"/>
           <w:sz w:val="18"/>
         </w:rPr>
-        <w:t xml:space="preserve">Team Lead / </w:t>
-      </w:r>
-      <w:r>
-        <w:rPr>
-          <w:rFonts w:ascii="Calibri" w:hAnsi="Calibri"/>
-          <w:i/>
-          <w:color w:val="555555"/>
-          <w:sz w:val="18"/>
-        </w:rPr>
-        <w:t xml:space="preserve">Python Developer / ML </w:t>
-      </w:r>
-      <w:r>
-        <w:rPr>
-          <w:rFonts w:ascii="Calibri" w:hAnsi="Calibri"/>
-          <w:i/>
-          <w:color w:val="555555"/>
-          <w:sz w:val="18"/>
-        </w:rPr>
-        <w:t>Engineer | Oct</w:t>
-      </w:r>
-      <w:r>
-        <w:rPr>
-          <w:rFonts w:ascii="Calibri" w:hAnsi="Calibri"/>
-          <w:i/>
-          <w:color w:val="555555"/>
-          <w:sz w:val="18"/>
-        </w:rPr>
-        <w:t xml:space="preserve"> 2021 – March </w:t>
-      </w:r>
-      <w:r>
-        <w:rPr>
-          <w:rFonts w:ascii="Calibri" w:hAnsi="Calibri"/>
-          <w:i/>
-          <w:color w:val="555555"/>
-          <w:sz w:val="18"/>
-        </w:rPr>
-        <w:t>2023 |</w:t>
-      </w:r>
-      <w:r>
-        <w:rPr>
-          <w:rFonts w:ascii="Calibri" w:hAnsi="Calibri"/>
-          <w:i/>
-          <w:color w:val="555555"/>
-          <w:sz w:val="18"/>
-        </w:rPr>
-        <w:t xml:space="preserve"> Team: </w:t>
-      </w:r>
-      <w:r>
-        <w:rPr>
-          <w:rFonts w:ascii="Calibri" w:hAnsi="Calibri"/>
-          <w:i/>
-          <w:color w:val="555555"/>
-          <w:sz w:val="18"/>
-        </w:rPr>
-        <w:t>24</w:t>
-      </w:r>
-      <w:r>
-        <w:rPr>
-          <w:rFonts w:ascii="Calibri" w:hAnsi="Calibri"/>
-          <w:i/>
-          <w:color w:val="555555"/>
-          <w:sz w:val="18"/>
-        </w:rPr>
-        <w:t xml:space="preserve"> | Stack: Python, Django, DRF, ML, YOLO v7, TrOCR, PostgreSQL, GIT</w:t>
+        <w:t>Team Lead / Python Developer / ML Engineer | Oct 2021 – March 2023 | Team: 24 | Stack: Python, Django, DRF, ML, YOLO v7, TrOCR, PostgreSQL, GIT</w:t>
       </w:r>
     </w:p>
     <w:p>
@@ -3151,9 +3088,8 @@
           <w:color w:val="555555"/>
           <w:sz w:val="18"/>
         </w:rPr>
-        <w:t>Python Programmer (AI/ML</w:t>
-      </w:r>
-      <w:proofErr w:type="gramStart"/>
+        <w:t>Python Programmer (AI/ML) | Aug 2020 – March 2021</w:t>
+      </w:r>
       <w:r>
         <w:rPr>
           <w:rFonts w:ascii="Calibri" w:hAnsi="Calibri"/>
@@ -3161,9 +3097,8 @@
           <w:color w:val="555555"/>
           <w:sz w:val="18"/>
         </w:rPr>
-        <w:t>)  |</w:t>
-      </w:r>
-      <w:proofErr w:type="gramEnd"/>
+        <w:t xml:space="preserve"> </w:t>
+      </w:r>
       <w:r>
         <w:rPr>
           <w:rFonts w:ascii="Calibri" w:hAnsi="Calibri"/>
@@ -3171,9 +3106,8 @@
           <w:color w:val="555555"/>
           <w:sz w:val="18"/>
         </w:rPr>
-        <w:t xml:space="preserve">  Aug 2020 – March </w:t>
-      </w:r>
-      <w:proofErr w:type="gramStart"/>
+        <w:t>|</w:t>
+      </w:r>
       <w:r>
         <w:rPr>
           <w:rFonts w:ascii="Calibri" w:hAnsi="Calibri"/>
@@ -3181,9 +3115,8 @@
           <w:color w:val="555555"/>
           <w:sz w:val="18"/>
         </w:rPr>
-        <w:t>2021  |</w:t>
-      </w:r>
-      <w:proofErr w:type="gramEnd"/>
+        <w:t xml:space="preserve"> </w:t>
+      </w:r>
       <w:r>
         <w:rPr>
           <w:rFonts w:ascii="Calibri" w:hAnsi="Calibri"/>
@@ -3191,27 +3124,7 @@
           <w:color w:val="555555"/>
           <w:sz w:val="18"/>
         </w:rPr>
-        <w:t xml:space="preserve">  Team: </w:t>
-      </w:r>
-      <w:proofErr w:type="gramStart"/>
-      <w:r>
-        <w:rPr>
-          <w:rFonts w:ascii="Calibri" w:hAnsi="Calibri"/>
-          <w:i/>
-          <w:color w:val="555555"/>
-          <w:sz w:val="18"/>
-        </w:rPr>
-        <w:t>6  |</w:t>
-      </w:r>
-      <w:proofErr w:type="gramEnd"/>
-      <w:r>
-        <w:rPr>
-          <w:rFonts w:ascii="Calibri" w:hAnsi="Calibri"/>
-          <w:i/>
-          <w:color w:val="555555"/>
-          <w:sz w:val="18"/>
-        </w:rPr>
-        <w:t xml:space="preserve">  Stack: Python, Django, Celery, Redis, ML, Pandas</w:t>
+        <w:t>Team: 6 | Stack: Python, Django, Celery, Redis, ML, Pandas</w:t>
       </w:r>
     </w:p>
     <w:p>
@@ -4187,7 +4100,25 @@
           <w:color w:val="007B83"/>
           <w:sz w:val="20"/>
         </w:rPr>
-        <w:t>Tech – Information Technology</w:t>
+        <w:t>Tech</w:t>
+      </w:r>
+      <w:r>
+        <w:rPr>
+          <w:rFonts w:ascii="Calibri" w:hAnsi="Calibri"/>
+          <w:b/>
+          <w:color w:val="007B83"/>
+          <w:sz w:val="20"/>
+        </w:rPr>
+        <w:t xml:space="preserve"> in</w:t>
+      </w:r>
+      <w:r>
+        <w:rPr>
+          <w:rFonts w:ascii="Calibri" w:hAnsi="Calibri"/>
+          <w:b/>
+          <w:color w:val="007B83"/>
+          <w:sz w:val="20"/>
+        </w:rPr>
+        <w:t xml:space="preserve"> Information Technology</w:t>
       </w:r>
       <w:r>
         <w:rPr>
@@ -4197,16 +4128,14 @@
         </w:rPr>
         <w:t xml:space="preserve">   IIIT Allahabad (Indian Institute of Information Technology), Uttar </w:t>
       </w:r>
-      <w:proofErr w:type="gramStart"/>
       <w:r>
         <w:rPr>
           <w:rFonts w:ascii="Calibri" w:hAnsi="Calibri"/>
           <w:color w:val="555555"/>
           <w:sz w:val="19"/>
         </w:rPr>
-        <w:t>Pradesh  [</w:t>
-      </w:r>
-      <w:proofErr w:type="gramEnd"/>
+        <w:t>Pradesh [</w:t>
+      </w:r>
       <w:r>
         <w:rPr>
           <w:rFonts w:ascii="Calibri" w:hAnsi="Calibri"/>
@@ -4242,7 +4171,7 @@
           <w:color w:val="007B83"/>
           <w:sz w:val="20"/>
         </w:rPr>
-        <w:t>▸ B.</w:t>
+        <w:t xml:space="preserve">▸ Professional Certificate </w:t>
       </w:r>
       <w:r>
         <w:rPr>
@@ -4251,7 +4180,7 @@
           <w:color w:val="007B83"/>
           <w:sz w:val="20"/>
         </w:rPr>
-        <w:t xml:space="preserve"> </w:t>
+        <w:t xml:space="preserve">Program </w:t>
       </w:r>
       <w:r>
         <w:rPr>
@@ -4260,7 +4189,7 @@
           <w:color w:val="007B83"/>
           <w:sz w:val="20"/>
         </w:rPr>
-        <w:t>Tech – Computer Science &amp; IT Engineering</w:t>
+        <w:t>in Business Management</w:t>
       </w:r>
       <w:r>
         <w:rPr>
@@ -4268,31 +4197,16 @@
           <w:color w:val="555555"/>
           <w:sz w:val="19"/>
         </w:rPr>
-        <w:t xml:space="preserve">   Poornima College of Engineering, </w:t>
-      </w:r>
-      <w:proofErr w:type="gramStart"/>
+        <w:t xml:space="preserve"> </w:t>
+      </w:r>
       <w:r>
         <w:rPr>
           <w:rFonts w:ascii="Calibri" w:hAnsi="Calibri"/>
           <w:color w:val="555555"/>
           <w:sz w:val="19"/>
         </w:rPr>
-        <w:t>Jaipur  [</w:t>
-      </w:r>
-      <w:proofErr w:type="gramEnd"/>
-      <w:r>
-        <w:rPr>
-          <w:rFonts w:ascii="Calibri" w:hAnsi="Calibri"/>
-          <w:color w:val="555555"/>
-          <w:sz w:val="19"/>
-        </w:rPr>
-        <w:t>2016]</w:t>
-      </w:r>
-    </w:p>
-    <w:p>
-      <w:pPr>
-        <w:spacing w:after="20"/>
-      </w:pPr>
+        <w:t>(</w:t>
+      </w:r>
       <w:r>
         <w:rPr>
           <w:rFonts w:ascii="Calibri" w:hAnsi="Calibri"/>
@@ -4300,7 +4214,16 @@
           <w:color w:val="007B83"/>
           <w:sz w:val="20"/>
         </w:rPr>
-        <w:t>▸ PCPBM – Professional Certificate in Business Management</w:t>
+        <w:t>PCPBM</w:t>
+      </w:r>
+      <w:r>
+        <w:rPr>
+          <w:rFonts w:ascii="Calibri" w:hAnsi="Calibri"/>
+          <w:b/>
+          <w:color w:val="007B83"/>
+          <w:sz w:val="20"/>
+        </w:rPr>
+        <w:t>)</w:t>
       </w:r>
       <w:r>
         <w:rPr>
@@ -4308,18 +4231,16 @@
           <w:color w:val="555555"/>
           <w:sz w:val="19"/>
         </w:rPr>
-        <w:t xml:space="preserve">   IIM Kozhikode (Indian Institute of Management), </w:t>
-      </w:r>
-      <w:proofErr w:type="gramStart"/>
+        <w:t xml:space="preserve"> IIM Kozhikode (Indian Institute of Management), </w:t>
+      </w:r>
       <w:r>
         <w:rPr>
           <w:rFonts w:ascii="Calibri" w:hAnsi="Calibri"/>
           <w:color w:val="555555"/>
           <w:sz w:val="19"/>
         </w:rPr>
-        <w:t>Kerala  [</w:t>
-      </w:r>
-      <w:proofErr w:type="gramEnd"/>
+        <w:t>Kerala [</w:t>
+      </w:r>
       <w:r>
         <w:rPr>
           <w:rFonts w:ascii="Calibri" w:hAnsi="Calibri"/>
@@ -4370,23 +4291,39 @@
           <w:color w:val="000000"/>
           <w:sz w:val="19"/>
         </w:rPr>
-        <w:t xml:space="preserve">Generative AI for Everyone   </w:t>
-      </w:r>
-      <w:r>
-        <w:rPr>
-          <w:rFonts w:ascii="Calibri" w:hAnsi="Calibri"/>
-          <w:color w:val="000000"/>
-          <w:sz w:val="19"/>
-        </w:rPr>
-        <w:t>Coursera [</w:t>
-      </w:r>
-      <w:r>
-        <w:rPr>
-          <w:rFonts w:ascii="Calibri" w:hAnsi="Calibri"/>
-          <w:color w:val="000000"/>
-          <w:sz w:val="19"/>
-        </w:rPr>
-        <w:t>2024]</w:t>
+        <w:t>Generative AI Leader   Google Cloud Certificate</w:t>
+      </w:r>
+      <w:r>
+        <w:rPr>
+          <w:rFonts w:ascii="Calibri" w:hAnsi="Calibri"/>
+          <w:color w:val="000000"/>
+          <w:sz w:val="19"/>
+        </w:rPr>
+        <w:t xml:space="preserve"> [</w:t>
+      </w:r>
+      <w:r>
+        <w:rPr>
+          <w:rFonts w:ascii="Calibri" w:hAnsi="Calibri"/>
+          <w:color w:val="000000"/>
+          <w:sz w:val="19"/>
+        </w:rPr>
+        <w:t>202</w:t>
+      </w:r>
+      <w:r>
+        <w:rPr>
+          <w:rFonts w:ascii="Calibri" w:hAnsi="Calibri"/>
+          <w:color w:val="000000"/>
+          <w:sz w:val="19"/>
+        </w:rPr>
+        <w:t>6</w:t>
+      </w:r>
+      <w:r>
+        <w:rPr>
+          <w:rFonts w:ascii="Calibri" w:hAnsi="Calibri"/>
+          <w:color w:val="000000"/>
+          <w:sz w:val="19"/>
+        </w:rPr>
+        <w:t>]</w:t>
       </w:r>
     </w:p>
     <w:p>
@@ -4401,23 +4338,7 @@
           <w:color w:val="000000"/>
           <w:sz w:val="19"/>
         </w:rPr>
-        <w:t xml:space="preserve">Machine Learning Specialization   Coursera (Andrew </w:t>
-      </w:r>
-      <w:r>
-        <w:rPr>
-          <w:rFonts w:ascii="Calibri" w:hAnsi="Calibri"/>
-          <w:color w:val="000000"/>
-          <w:sz w:val="19"/>
-        </w:rPr>
-        <w:t>Ng) [</w:t>
-      </w:r>
-      <w:r>
-        <w:rPr>
-          <w:rFonts w:ascii="Calibri" w:hAnsi="Calibri"/>
-          <w:color w:val="000000"/>
-          <w:sz w:val="19"/>
-        </w:rPr>
-        <w:t>2023]</w:t>
+        <w:t>Generative AI for Everyone   Coursera [2024]</w:t>
       </w:r>
     </w:p>
     <w:p>
@@ -4432,23 +4353,23 @@
           <w:color w:val="000000"/>
           <w:sz w:val="19"/>
         </w:rPr>
-        <w:t xml:space="preserve">Chatbot Builder Training   Yellow.ai </w:t>
-      </w:r>
-      <w:r>
-        <w:rPr>
-          <w:rFonts w:ascii="Calibri" w:hAnsi="Calibri"/>
-          <w:color w:val="000000"/>
-          <w:sz w:val="19"/>
-        </w:rPr>
-        <w:t>Academy [</w:t>
-      </w:r>
-      <w:r>
-        <w:rPr>
-          <w:rFonts w:ascii="Calibri" w:hAnsi="Calibri"/>
-          <w:color w:val="000000"/>
-          <w:sz w:val="19"/>
-        </w:rPr>
-        <w:t>2022]</w:t>
+        <w:t xml:space="preserve">Machine Learning Specialization   Coursera (Andrew </w:t>
+      </w:r>
+      <w:r>
+        <w:rPr>
+          <w:rFonts w:ascii="Calibri" w:hAnsi="Calibri"/>
+          <w:color w:val="000000"/>
+          <w:sz w:val="19"/>
+        </w:rPr>
+        <w:t>Ng) [</w:t>
+      </w:r>
+      <w:r>
+        <w:rPr>
+          <w:rFonts w:ascii="Calibri" w:hAnsi="Calibri"/>
+          <w:color w:val="000000"/>
+          <w:sz w:val="19"/>
+        </w:rPr>
+        <w:t>2023]</w:t>
       </w:r>
     </w:p>
     <w:p>
@@ -4463,24 +4384,23 @@
           <w:color w:val="000000"/>
           <w:sz w:val="19"/>
         </w:rPr>
-        <w:lastRenderedPageBreak/>
-        <w:t xml:space="preserve">Data Science Web App with Streamlit   </w:t>
-      </w:r>
-      <w:r>
-        <w:rPr>
-          <w:rFonts w:ascii="Calibri" w:hAnsi="Calibri"/>
-          <w:color w:val="000000"/>
-          <w:sz w:val="19"/>
-        </w:rPr>
-        <w:t>Coursera [</w:t>
-      </w:r>
-      <w:r>
-        <w:rPr>
-          <w:rFonts w:ascii="Calibri" w:hAnsi="Calibri"/>
-          <w:color w:val="000000"/>
-          <w:sz w:val="19"/>
-        </w:rPr>
-        <w:t>2020]</w:t>
+        <w:t xml:space="preserve">Chatbot Builder Training   Yellow.ai </w:t>
+      </w:r>
+      <w:r>
+        <w:rPr>
+          <w:rFonts w:ascii="Calibri" w:hAnsi="Calibri"/>
+          <w:color w:val="000000"/>
+          <w:sz w:val="19"/>
+        </w:rPr>
+        <w:t>Academy [</w:t>
+      </w:r>
+      <w:r>
+        <w:rPr>
+          <w:rFonts w:ascii="Calibri" w:hAnsi="Calibri"/>
+          <w:color w:val="000000"/>
+          <w:sz w:val="19"/>
+        </w:rPr>
+        <w:t>2022]</w:t>
       </w:r>
     </w:p>
     <w:p>
@@ -4495,6 +4415,38 @@
           <w:color w:val="000000"/>
           <w:sz w:val="19"/>
         </w:rPr>
+        <w:t xml:space="preserve">Data Science Web App with Streamlit   </w:t>
+      </w:r>
+      <w:r>
+        <w:rPr>
+          <w:rFonts w:ascii="Calibri" w:hAnsi="Calibri"/>
+          <w:color w:val="000000"/>
+          <w:sz w:val="19"/>
+        </w:rPr>
+        <w:t>Coursera [</w:t>
+      </w:r>
+      <w:r>
+        <w:rPr>
+          <w:rFonts w:ascii="Calibri" w:hAnsi="Calibri"/>
+          <w:color w:val="000000"/>
+          <w:sz w:val="19"/>
+        </w:rPr>
+        <w:t>2020]</w:t>
+      </w:r>
+    </w:p>
+    <w:p>
+      <w:pPr>
+        <w:pStyle w:val="ListBullet"/>
+        <w:spacing w:after="20"/>
+        <w:ind w:left="288"/>
+      </w:pPr>
+      <w:r>
+        <w:rPr>
+          <w:rFonts w:ascii="Calibri" w:hAnsi="Calibri"/>
+          <w:color w:val="000000"/>
+          <w:sz w:val="19"/>
+        </w:rPr>
+        <w:lastRenderedPageBreak/>
         <w:t xml:space="preserve">Python for Data Science   </w:t>
       </w:r>
       <w:r>
@@ -4583,43 +4535,7 @@
           <w:color w:val="000000"/>
           <w:sz w:val="19"/>
         </w:rPr>
-        <w:t xml:space="preserve">IEEE Publication: "Predicting Smell Perception from Molecular Descriptors using Machine Learning" IEEE </w:t>
-      </w:r>
-      <w:proofErr w:type="spellStart"/>
-      <w:r>
-        <w:rPr>
-          <w:rFonts w:ascii="Calibri" w:hAnsi="Calibri"/>
-          <w:color w:val="000000"/>
-          <w:sz w:val="19"/>
-        </w:rPr>
-        <w:t>En&amp;T</w:t>
-      </w:r>
-      <w:proofErr w:type="spellEnd"/>
-      <w:r>
-        <w:rPr>
-          <w:rFonts w:ascii="Calibri" w:hAnsi="Calibri"/>
-          <w:color w:val="000000"/>
-          <w:sz w:val="19"/>
-        </w:rPr>
-        <w:t xml:space="preserve"> 2020, </w:t>
-      </w:r>
-      <w:proofErr w:type="spellStart"/>
-      <w:r>
-        <w:rPr>
-          <w:rFonts w:ascii="Calibri" w:hAnsi="Calibri"/>
-          <w:color w:val="000000"/>
-          <w:sz w:val="19"/>
-        </w:rPr>
-        <w:t>Dolgoprudny</w:t>
-      </w:r>
-      <w:proofErr w:type="spellEnd"/>
-      <w:r>
-        <w:rPr>
-          <w:rFonts w:ascii="Calibri" w:hAnsi="Calibri"/>
-          <w:color w:val="000000"/>
-          <w:sz w:val="19"/>
-        </w:rPr>
-        <w:t>, Russia. ISBN: 978-1-7281-8830-0, Page 331.</w:t>
+        <w:t>IEEE Publication: "Predicting Smell Perception from Molecular Descriptors using Machine Learning" IEEE En&amp;T 2020, Dolgoprudny, Russia. ISBN: 978-1-7281-8830-0, Page 331.</w:t>
       </w:r>
     </w:p>
     <w:p>
@@ -4649,25 +4565,7 @@
           <w:color w:val="000000"/>
           <w:sz w:val="19"/>
         </w:rPr>
-        <w:t>Best Paper Award: "</w:t>
-      </w:r>
-      <w:proofErr w:type="spellStart"/>
-      <w:r>
-        <w:rPr>
-          <w:rFonts w:ascii="Calibri" w:hAnsi="Calibri"/>
-          <w:color w:val="000000"/>
-          <w:sz w:val="19"/>
-        </w:rPr>
-        <w:t>iDoc</w:t>
-      </w:r>
-      <w:proofErr w:type="spellEnd"/>
-      <w:r>
-        <w:rPr>
-          <w:rFonts w:ascii="Calibri" w:hAnsi="Calibri"/>
-          <w:color w:val="000000"/>
-          <w:sz w:val="19"/>
-        </w:rPr>
-        <w:t>" National Conference on Smart Computation and Technology (NCSCT), Poornima Institute, Jaipur, April 2016. Published in IJCTT V35(5).</w:t>
+        <w:t>Best Paper Award: "iDoc" National Conference on Smart Computation and Technology (NCSCT), Poornima Institute, Jaipur, April 2016. Published in IJCTT V35(5).</w:t>
       </w:r>
     </w:p>
     <w:p>

--- a/ANUPAM_RESUME_INDIA_AIML.docx
+++ b/ANUPAM_RESUME_INDIA_AIML.docx
@@ -1,31 +1,40 @@
 
 <file path=word/document.xml><?xml version="1.0" encoding="utf-8"?>
-<w:document xmlns:wpc="http://schemas.microsoft.com/office/word/2010/wordprocessingCanvas" xmlns:cx="http://schemas.microsoft.com/office/drawing/2014/chartex" xmlns:cx1="http://schemas.microsoft.com/office/drawing/2015/9/8/chartex" xmlns:cx2="http://schemas.microsoft.com/office/drawing/2015/10/21/chartex" xmlns:cx3="http://schemas.microsoft.com/office/drawing/2016/5/9/chartex" xmlns:cx4="http://schemas.microsoft.com/office/drawing/2016/5/10/chartex" xmlns:cx5="http://schemas.microsoft.com/office/drawing/2016/5/11/chartex" xmlns:cx6="http://schemas.microsoft.com/office/drawing/2016/5/12/chartex" xmlns:cx7="http://schemas.microsoft.com/office/drawing/2016/5/13/chartex" xmlns:cx8="http://schemas.microsoft.com/office/drawing/2016/5/14/chartex" xmlns:mc="http://schemas.openxmlformats.org/markup-compatibility/2006" xmlns:m="http://schemas.openxmlformats.org/officeDocument/2006/math" xmlns:aink="http://schemas.microsoft.com/office/drawing/2016/ink" xmlns:am3d="http://schemas.microsoft.com/office/drawing/2017/model3d" xmlns:oel="http://schemas.microsoft.com/office/2019/extlst" xmlns:r="http://schemas.openxmlformats.org/officeDocument/2006/relationships" xmlns:wp14="http://schemas.microsoft.com/office/word/2010/wordprocessingDrawing" xmlns:wp="http://schemas.openxmlformats.org/drawingml/2006/wordprocessingDrawing" xmlns:wpg="http://schemas.microsoft.com/office/word/2010/wordprocessingGroup" xmlns:wpi="http://schemas.microsoft.com/office/word/2010/wordprocessingInk" xmlns:wps="http://schemas.microsoft.com/office/word/2010/wordprocessingShape" xmlns:o="urn:schemas-microsoft-com:office:office" xmlns:v="urn:schemas-microsoft-com:vml" xmlns:w10="urn:schemas-microsoft-com:office:word" xmlns:w="http://schemas.openxmlformats.org/wordprocessingml/2006/main" xmlns:w14="http://schemas.microsoft.com/office/word/2010/wordml" xmlns:w15="http://schemas.microsoft.com/office/word/2012/wordml" xmlns:w16cex="http://schemas.microsoft.com/office/word/2018/wordml/cex" xmlns:w16cid="http://schemas.microsoft.com/office/word/2016/wordml/cid" xmlns:w16="http://schemas.microsoft.com/office/word/2018/wordml" xmlns:w16sdtdh="http://schemas.microsoft.com/office/word/2020/wordml/sdtdatahash" xmlns:w16sdtfl="http://schemas.microsoft.com/office/word/2024/wordml/sdtformatlock" xmlns:w16se="http://schemas.microsoft.com/office/word/2015/wordml/symex" xmlns:w16du="http://schemas.microsoft.com/office/word/2023/wordml/word16du" xmlns:wne="http://schemas.microsoft.com/office/word/2006/wordml" mc:Ignorable="w14 w15 w16se w16cid w16 w16cex w16sdtdh w16sdtfl w16du wp14">
+<w:document xmlns:wpc="http://schemas.microsoft.com/office/word/2010/wordprocessingCanvas" xmlns:cx="http://schemas.microsoft.com/office/drawing/2014/chartex" xmlns:cx1="http://schemas.microsoft.com/office/drawing/2015/9/8/chartex" xmlns:cx2="http://schemas.microsoft.com/office/drawing/2015/10/21/chartex" xmlns:cx3="http://schemas.microsoft.com/office/drawing/2016/5/9/chartex" xmlns:cx4="http://schemas.microsoft.com/office/drawing/2016/5/10/chartex" xmlns:cx5="http://schemas.microsoft.com/office/drawing/2016/5/11/chartex" xmlns:cx6="http://schemas.microsoft.com/office/drawing/2016/5/12/chartex" xmlns:cx7="http://schemas.microsoft.com/office/drawing/2016/5/13/chartex" xmlns:cx8="http://schemas.microsoft.com/office/drawing/2016/5/14/chartex" xmlns:mc="http://schemas.openxmlformats.org/markup-compatibility/2006" xmlns:m="http://schemas.openxmlformats.org/officeDocument/2006/math" xmlns:aink="http://schemas.microsoft.com/office/drawing/2016/ink" xmlns:am3d="http://schemas.microsoft.com/office/drawing/2017/model3d" xmlns:oel="http://schemas.microsoft.com/office/2019/extlst" xmlns:r="http://schemas.openxmlformats.org/officeDocument/2006/relationships" xmlns:wp14="http://schemas.microsoft.com/office/word/2010/wordprocessingDrawing" xmlns:wp="http://schemas.openxmlformats.org/drawingml/2006/wordprocessingDrawing" xmlns:wpg="http://schemas.microsoft.com/office/word/2010/wordprocessingGroup" xmlns:wpi="http://schemas.microsoft.com/office/word/2010/wordprocessingInk" xmlns:wps="http://schemas.microsoft.com/office/word/2010/wordprocessingShape" xmlns:o="urn:schemas-microsoft-com:office:office" xmlns:v="urn:schemas-microsoft-com:vml" xmlns:w10="urn:schemas-microsoft-com:office:word" xmlns:w="http://schemas.openxmlformats.org/wordprocessingml/2006/main" xmlns:w14="http://schemas.microsoft.com/office/word/2010/wordml" xmlns:w15="http://schemas.microsoft.com/office/word/2012/wordml" xmlns:w16cei="http://schemas.microsoft.com/office/word/2026/wordml/cei" xmlns:w16cex="http://schemas.microsoft.com/office/word/2018/wordml/cex" xmlns:w16cid="http://schemas.microsoft.com/office/word/2016/wordml/cid" xmlns:w16="http://schemas.microsoft.com/office/word/2018/wordml" xmlns:w16sdtdh="http://schemas.microsoft.com/office/word/2020/wordml/sdtdatahash" xmlns:w16sdtfl="http://schemas.microsoft.com/office/word/2024/wordml/sdtformatlock" xmlns:w16se="http://schemas.microsoft.com/office/word/2015/wordml/symex" xmlns:w16du="http://schemas.microsoft.com/office/word/2023/wordml/word16du" xmlns:wne="http://schemas.microsoft.com/office/word/2006/wordml" mc:Ignorable="w14 w15 w16se w16cid w16 w16cex w16sdtdh w16sdtfl w16du wp14">
   <w:body>
     <w:p>
       <w:pPr>
-        <w:spacing w:after="0"/>
-      </w:pPr>
-      <w:r>
-        <w:rPr>
-          <w:rFonts w:cs="Times New Roman"/>
-          <w:b/>
-          <w:bCs/>
+        <w:spacing w:after="20"/>
+      </w:pPr>
+      <w:r>
+        <w:rPr>
+          <w:rFonts w:ascii="Calibri" w:hAnsi="Calibri"/>
+          <w:i/>
           <w:noProof/>
+          <w:color w:val="505050"/>
+          <w:sz w:val="20"/>
         </w:rPr>
         <w:drawing>
-          <wp:anchor distT="0" distB="0" distL="0" distR="0" simplePos="0" relativeHeight="251659264" behindDoc="0" locked="0" layoutInCell="1" allowOverlap="1" wp14:anchorId="655562C5" wp14:editId="4B8E9D99">
+          <wp:anchor distT="0" distB="0" distL="114300" distR="114300" simplePos="0" relativeHeight="251658240" behindDoc="0" locked="0" layoutInCell="1" allowOverlap="1" wp14:anchorId="43B99A91" wp14:editId="004496E2">
             <wp:simplePos x="0" y="0"/>
-            <wp:positionH relativeFrom="page">
-              <wp:posOffset>5602605</wp:posOffset>
+            <wp:positionH relativeFrom="column">
+              <wp:posOffset>5154930</wp:posOffset>
             </wp:positionH>
             <wp:positionV relativeFrom="paragraph">
-              <wp:posOffset>-291465</wp:posOffset>
+              <wp:posOffset>-293907</wp:posOffset>
             </wp:positionV>
-            <wp:extent cx="1447800" cy="1447800"/>
+            <wp:extent cx="1270000" cy="1270000"/>
             <wp:effectExtent l="0" t="0" r="0" b="0"/>
-            <wp:wrapNone/>
-            <wp:docPr id="223040984" name="Picture 223040984"/>
+            <wp:wrapThrough wrapText="bothSides">
+              <wp:wrapPolygon edited="0">
+                <wp:start x="0" y="0"/>
+                <wp:lineTo x="0" y="21384"/>
+                <wp:lineTo x="21384" y="21384"/>
+                <wp:lineTo x="21384" y="0"/>
+                <wp:lineTo x="0" y="0"/>
+              </wp:wrapPolygon>
+            </wp:wrapThrough>
+            <wp:docPr id="1075578249" name="Picture 1"/>
             <wp:cNvGraphicFramePr>
               <a:graphicFrameLocks xmlns:a="http://schemas.openxmlformats.org/drawingml/2006/main" noChangeAspect="1"/>
             </wp:cNvGraphicFramePr>
@@ -33,17 +42,11 @@
               <a:graphicData uri="http://schemas.openxmlformats.org/drawingml/2006/picture">
                 <pic:pic xmlns:pic="http://schemas.openxmlformats.org/drawingml/2006/picture">
                   <pic:nvPicPr>
-                    <pic:cNvPr id="223040984" name="Picture 223040984"/>
+                    <pic:cNvPr id="1075578249" name="Picture 1075578249"/>
                     <pic:cNvPicPr/>
                   </pic:nvPicPr>
                   <pic:blipFill>
-                    <a:blip r:embed="rId6">
-                      <a:extLst>
-                        <a:ext uri="{28A0092B-C50C-407E-A947-70E740481C1C}">
-                          <a14:useLocalDpi xmlns:a14="http://schemas.microsoft.com/office/drawing/2010/main" val="0"/>
-                        </a:ext>
-                      </a:extLst>
-                    </a:blip>
+                    <a:blip r:embed="rId6"/>
                     <a:stretch>
                       <a:fillRect/>
                     </a:stretch>
@@ -51,7 +54,7 @@
                   <pic:spPr>
                     <a:xfrm>
                       <a:off x="0" y="0"/>
-                      <a:ext cx="1447800" cy="1447800"/>
+                      <a:ext cx="1270000" cy="1270000"/>
                     </a:xfrm>
                     <a:prstGeom prst="rect">
                       <a:avLst/>
@@ -60,10 +63,10 @@
                 </pic:pic>
               </a:graphicData>
             </a:graphic>
-            <wp14:sizeRelH relativeFrom="margin">
+            <wp14:sizeRelH relativeFrom="page">
               <wp14:pctWidth>0</wp14:pctWidth>
             </wp14:sizeRelH>
-            <wp14:sizeRelV relativeFrom="margin">
+            <wp14:sizeRelV relativeFrom="page">
               <wp14:pctHeight>0</wp14:pctHeight>
             </wp14:sizeRelV>
           </wp:anchor>
@@ -73,7 +76,7 @@
         <w:rPr>
           <w:rFonts w:ascii="Calibri" w:hAnsi="Calibri"/>
           <w:b/>
-          <w:color w:val="1F457A"/>
+          <w:color w:val="00467F"/>
           <w:sz w:val="36"/>
         </w:rPr>
         <w:t>ANUPAM VISHWAKARMA</w:t>
@@ -88,1948 +91,1279 @@
           <w:rFonts w:ascii="Calibri" w:hAnsi="Calibri"/>
           <w:color w:val="007B83"/>
         </w:rPr>
-        <w:t xml:space="preserve">AI/ML </w:t>
-      </w:r>
-      <w:r>
-        <w:rPr>
-          <w:rFonts w:ascii="Calibri" w:hAnsi="Calibri"/>
-          <w:color w:val="007B83"/>
-        </w:rPr>
-        <w:t>Engineer | Generative</w:t>
-      </w:r>
-      <w:r>
-        <w:rPr>
-          <w:rFonts w:ascii="Calibri" w:hAnsi="Calibri"/>
-          <w:color w:val="007B83"/>
-        </w:rPr>
-        <w:t xml:space="preserve"> AI </w:t>
-      </w:r>
-      <w:r>
-        <w:rPr>
-          <w:rFonts w:ascii="Calibri" w:hAnsi="Calibri"/>
-          <w:color w:val="007B83"/>
-        </w:rPr>
-        <w:t>| Python</w:t>
-      </w:r>
-      <w:r>
-        <w:rPr>
-          <w:rFonts w:ascii="Calibri" w:hAnsi="Calibri"/>
-          <w:color w:val="007B83"/>
-        </w:rPr>
-        <w:t xml:space="preserve"> Developer</w:t>
+        <w:t>AI/ML Engineer | Generative AI | Python Developer</w:t>
       </w:r>
     </w:p>
     <w:p>
       <w:pPr>
-        <w:spacing w:after="120"/>
-      </w:pPr>
-      <w:r>
+        <w:spacing w:after="80"/>
         <w:rPr>
           <w:rFonts w:ascii="Calibri" w:hAnsi="Calibri"/>
           <w:color w:val="555555"/>
           <w:sz w:val="18"/>
         </w:rPr>
-        <w:t>📍 Pune, India   |   📞 +91-9981393754   |   ✉ anupam.v0110@gmail.com</w:t>
-      </w:r>
+      </w:pPr>
       <w:r>
         <w:rPr>
           <w:rFonts w:ascii="Calibri" w:hAnsi="Calibri"/>
           <w:color w:val="555555"/>
           <w:sz w:val="18"/>
         </w:rPr>
-        <w:br/>
-        <w:t>🌐 anupamv0110.github.io   |   LinkedIn: linkedin.com/in/anupam-vishwakarma-488a2796</w:t>
+        <w:t>📍</w:t>
+      </w:r>
+      <w:r>
+        <w:rPr>
+          <w:rFonts w:ascii="Calibri" w:hAnsi="Calibri"/>
+          <w:color w:val="3C3C3C"/>
+          <w:sz w:val="19"/>
+        </w:rPr>
+        <w:t xml:space="preserve"> Pune, </w:t>
+      </w:r>
+      <w:r>
+        <w:rPr>
+          <w:rFonts w:ascii="Calibri" w:hAnsi="Calibri"/>
+          <w:color w:val="3C3C3C"/>
+          <w:sz w:val="19"/>
+        </w:rPr>
+        <w:t>India |</w:t>
+      </w:r>
+      <w:r>
+        <w:rPr>
+          <w:rFonts w:ascii="Calibri" w:hAnsi="Calibri"/>
+          <w:color w:val="555555"/>
+          <w:sz w:val="18"/>
+        </w:rPr>
+        <w:t xml:space="preserve"> </w:t>
+      </w:r>
+      <w:r>
+        <w:rPr>
+          <w:rFonts w:ascii="Calibri" w:hAnsi="Calibri"/>
+          <w:color w:val="555555"/>
+          <w:sz w:val="18"/>
+        </w:rPr>
+        <w:t>📞</w:t>
+      </w:r>
+      <w:r>
+        <w:rPr>
+          <w:rFonts w:ascii="Calibri" w:hAnsi="Calibri"/>
+          <w:color w:val="3C3C3C"/>
+          <w:sz w:val="19"/>
+        </w:rPr>
+        <w:t xml:space="preserve"> +91-9981393754 </w:t>
+      </w:r>
+      <w:r>
+        <w:rPr>
+          <w:rFonts w:ascii="Calibri" w:hAnsi="Calibri"/>
+          <w:color w:val="3C3C3C"/>
+          <w:sz w:val="19"/>
+        </w:rPr>
+        <w:t xml:space="preserve">| </w:t>
+      </w:r>
+      <w:r>
+        <w:rPr>
+          <w:rFonts w:ascii="Calibri" w:hAnsi="Calibri"/>
+          <w:color w:val="555555"/>
+          <w:sz w:val="18"/>
+        </w:rPr>
+        <w:t xml:space="preserve">✉ </w:t>
+      </w:r>
+      <w:r>
+        <w:rPr>
+          <w:rFonts w:ascii="Calibri" w:hAnsi="Calibri"/>
+          <w:color w:val="3C3C3C"/>
+          <w:sz w:val="19"/>
+        </w:rPr>
+        <w:t>anupam.v0110@gmail.com</w:t>
+      </w:r>
+      <w:r>
+        <w:rPr>
+          <w:rFonts w:ascii="Calibri" w:hAnsi="Calibri"/>
+          <w:color w:val="555555"/>
+          <w:sz w:val="18"/>
+        </w:rPr>
+        <w:t xml:space="preserve"> </w:t>
       </w:r>
     </w:p>
     <w:p>
       <w:pPr>
-        <w:pBdr>
-          <w:bottom w:val="single" w:sz="6" w:space="1" w:color="1F457A"/>
-        </w:pBdr>
-        <w:spacing w:before="200" w:after="40"/>
-      </w:pPr>
-      <w:r>
-        <w:rPr>
-          <w:rFonts w:ascii="Calibri" w:hAnsi="Calibri"/>
-          <w:b/>
-          <w:color w:val="1F457A"/>
-        </w:rPr>
-        <w:t>ABOUT ME</w:t>
+        <w:spacing w:after="80"/>
+        <w:rPr>
+          <w:rFonts w:ascii="Calibri" w:hAnsi="Calibri"/>
+          <w:color w:val="3C3C3C"/>
+          <w:sz w:val="19"/>
+        </w:rPr>
+      </w:pPr>
+      <w:r>
+        <w:rPr>
+          <w:rFonts w:ascii="Calibri" w:hAnsi="Calibri"/>
+          <w:color w:val="555555"/>
+          <w:sz w:val="18"/>
+        </w:rPr>
+        <w:t>🌐</w:t>
+      </w:r>
+      <w:r>
+        <w:rPr>
+          <w:rFonts w:ascii="Calibri" w:hAnsi="Calibri"/>
+          <w:color w:val="3C3C3C"/>
+          <w:sz w:val="19"/>
+        </w:rPr>
+        <w:t xml:space="preserve"> </w:t>
+      </w:r>
+      <w:r>
+        <w:rPr>
+          <w:rFonts w:ascii="Calibri" w:hAnsi="Calibri"/>
+          <w:color w:val="3C3C3C"/>
+          <w:sz w:val="19"/>
+        </w:rPr>
+        <w:t>anupamv0110.github.io |</w:t>
+      </w:r>
+      <w:r>
+        <w:rPr>
+          <w:rFonts w:ascii="Calibri" w:hAnsi="Calibri"/>
+          <w:color w:val="3C3C3C"/>
+          <w:sz w:val="19"/>
+        </w:rPr>
+        <w:t xml:space="preserve"> linkedin.com</w:t>
+      </w:r>
+      <w:r>
+        <w:rPr>
+          <w:rFonts w:ascii="Calibri" w:hAnsi="Calibri"/>
+          <w:color w:val="3C3C3C"/>
+          <w:sz w:val="19"/>
+        </w:rPr>
+        <w:t>/in/anupam-vishwakarma-488a2796</w:t>
       </w:r>
     </w:p>
     <w:p>
       <w:pPr>
-        <w:spacing w:after="80"/>
-      </w:pPr>
-      <w:r>
-        <w:rPr>
-          <w:rFonts w:ascii="Calibri" w:hAnsi="Calibri"/>
-          <w:color w:val="000000"/>
-          <w:sz w:val="19"/>
-        </w:rPr>
-        <w:t>Results-driven AI/ML Engineer &amp; Python Developer with 7+ years of experience designing and deploying enterprise-scale Generative AI and machine learning solutions across publishing, energy, cybersecurity, and fintech domains. Currently at Springer Nature Technology &amp; Publishing Solutions, Pune, building production</w:t>
-      </w:r>
-      <w:r>
-        <w:rPr>
-          <w:rFonts w:ascii="Calibri" w:hAnsi="Calibri"/>
-          <w:color w:val="000000"/>
-          <w:sz w:val="19"/>
-        </w:rPr>
-        <w:t xml:space="preserve"> </w:t>
-      </w:r>
-      <w:r>
-        <w:rPr>
-          <w:rFonts w:ascii="Calibri" w:hAnsi="Calibri"/>
-          <w:color w:val="000000"/>
-          <w:sz w:val="19"/>
-        </w:rPr>
-        <w:t xml:space="preserve">grade Gen AI systems including Alternative Text Generation, Taxonomy Classification, Ethics Compliance Validation, and Budget Optimization platforms leveraging LLMs (OpenAI, Gemini), RAG pipelines, LangChain, vector databases, and prompt engineering. Proficient in Python, Django, FastAPI, Google Cloud Platform, Docker, PostgreSQL, and MongoDB, with hands-on expertise in REST APIs, distributed systems (Celery &amp; Redis), and AI observability using Langfuse, Grafana, and Prometheus. Holds an </w:t>
-      </w:r>
-      <w:r>
-        <w:rPr>
-          <w:rFonts w:ascii="Calibri" w:hAnsi="Calibri"/>
-          <w:color w:val="000000"/>
-          <w:sz w:val="19"/>
-        </w:rPr>
-        <w:t>M. Tech</w:t>
-      </w:r>
-      <w:r>
-        <w:rPr>
-          <w:rFonts w:ascii="Calibri" w:hAnsi="Calibri"/>
-          <w:color w:val="000000"/>
-          <w:sz w:val="19"/>
-        </w:rPr>
-        <w:t xml:space="preserve"> in Information Technology from IIIT Allahabad, B.</w:t>
-      </w:r>
-      <w:r>
-        <w:rPr>
-          <w:rFonts w:ascii="Calibri" w:hAnsi="Calibri"/>
-          <w:color w:val="000000"/>
-          <w:sz w:val="19"/>
-        </w:rPr>
-        <w:t xml:space="preserve"> </w:t>
-      </w:r>
-      <w:r>
-        <w:rPr>
-          <w:rFonts w:ascii="Calibri" w:hAnsi="Calibri"/>
-          <w:color w:val="000000"/>
-          <w:sz w:val="19"/>
-        </w:rPr>
-        <w:t>Tech in Computer Science, and a Professional Certificate in Business Management from IIM Kozhikode, with Generative AI and Machine Learning certifications from Coursera.</w:t>
+        <w:pBdr>
+          <w:bottom w:val="single" w:sz="6" w:space="1" w:color="00467F"/>
+        </w:pBdr>
+        <w:spacing w:before="120" w:after="40"/>
+      </w:pPr>
+      <w:r>
+        <w:rPr>
+          <w:rFonts w:ascii="Calibri" w:hAnsi="Calibri"/>
+          <w:b/>
+          <w:color w:val="00467F"/>
+          <w:sz w:val="21"/>
+        </w:rPr>
+        <w:t>PROFESSIONAL SUMMARY</w:t>
       </w:r>
     </w:p>
     <w:p>
       <w:pPr>
-        <w:pBdr>
-          <w:bottom w:val="single" w:sz="6" w:space="1" w:color="1F457A"/>
-        </w:pBdr>
-        <w:spacing w:before="200" w:after="40"/>
-      </w:pPr>
-      <w:r>
-        <w:rPr>
-          <w:rFonts w:ascii="Calibri" w:hAnsi="Calibri"/>
-          <w:b/>
-          <w:color w:val="1F457A"/>
-        </w:rPr>
-        <w:t>CORE COMPETENCIES</w:t>
-      </w:r>
-    </w:p>
-    <w:tbl>
-      <w:tblPr>
-        <w:tblStyle w:val="TableGrid"/>
-        <w:tblW w:w="0" w:type="auto"/>
-        <w:jc w:val="center"/>
-        <w:tblLook w:val="04A0" w:firstRow="1" w:lastRow="0" w:firstColumn="1" w:lastColumn="0" w:noHBand="0" w:noVBand="1"/>
-      </w:tblPr>
-      <w:tblGrid>
-        <w:gridCol w:w="4608"/>
-        <w:gridCol w:w="4608"/>
-      </w:tblGrid>
-      <w:tr>
-        <w:trPr>
-          <w:jc w:val="center"/>
-        </w:trPr>
-        <w:tc>
-          <w:tcPr>
-            <w:tcW w:w="4608" w:type="dxa"/>
-          </w:tcPr>
-          <w:p>
-            <w:pPr>
-              <w:spacing w:after="40"/>
-            </w:pPr>
-            <w:r>
-              <w:rPr>
-                <w:rFonts w:ascii="Calibri" w:hAnsi="Calibri"/>
-                <w:b/>
-                <w:color w:val="007B83"/>
-                <w:sz w:val="19"/>
-              </w:rPr>
-              <w:t>▸ Generative AI &amp; LLM Engineering</w:t>
-            </w:r>
-            <w:r>
-              <w:rPr>
-                <w:rFonts w:ascii="Calibri" w:hAnsi="Calibri"/>
-                <w:b/>
-                <w:color w:val="007B83"/>
-                <w:sz w:val="19"/>
-              </w:rPr>
-              <w:br/>
-            </w:r>
-            <w:r>
-              <w:rPr>
-                <w:rFonts w:ascii="Calibri" w:hAnsi="Calibri"/>
-                <w:color w:val="555555"/>
-                <w:sz w:val="17"/>
-              </w:rPr>
-              <w:t>Designing and deploying production LLM pipelines using OpenAI, Gemini, and open-source foundation models with prompt engineering and fine-tuning strategies.</w:t>
-            </w:r>
-          </w:p>
-        </w:tc>
-        <w:tc>
-          <w:tcPr>
-            <w:tcW w:w="4608" w:type="dxa"/>
-          </w:tcPr>
-          <w:p>
-            <w:pPr>
-              <w:spacing w:after="40"/>
-            </w:pPr>
-            <w:r>
-              <w:rPr>
-                <w:rFonts w:ascii="Calibri" w:hAnsi="Calibri"/>
-                <w:b/>
-                <w:color w:val="007B83"/>
-                <w:sz w:val="19"/>
-              </w:rPr>
-              <w:t>▸ RAG &amp; Knowledge Systems</w:t>
-            </w:r>
-            <w:r>
-              <w:rPr>
-                <w:rFonts w:ascii="Calibri" w:hAnsi="Calibri"/>
-                <w:b/>
-                <w:color w:val="007B83"/>
-                <w:sz w:val="19"/>
-              </w:rPr>
-              <w:br/>
-            </w:r>
-            <w:r>
-              <w:rPr>
-                <w:rFonts w:ascii="Calibri" w:hAnsi="Calibri"/>
-                <w:color w:val="555555"/>
-                <w:sz w:val="17"/>
-              </w:rPr>
-              <w:t>Building Retrieval</w:t>
-            </w:r>
-            <w:r>
-              <w:rPr>
-                <w:rFonts w:ascii="Calibri" w:hAnsi="Calibri"/>
-                <w:color w:val="555555"/>
-                <w:sz w:val="17"/>
-              </w:rPr>
-              <w:t xml:space="preserve"> </w:t>
-            </w:r>
-            <w:r>
-              <w:rPr>
-                <w:rFonts w:ascii="Calibri" w:hAnsi="Calibri"/>
-                <w:color w:val="555555"/>
-                <w:sz w:val="17"/>
-              </w:rPr>
-              <w:t>Augmented Generation (RAG) architectures with LangChain, vector databases (Chroma DB, Pinecone), semantic search, and embeddings for grounded AI responses.</w:t>
-            </w:r>
-          </w:p>
-        </w:tc>
-      </w:tr>
-      <w:tr>
-        <w:trPr>
-          <w:jc w:val="center"/>
-        </w:trPr>
-        <w:tc>
-          <w:tcPr>
-            <w:tcW w:w="4608" w:type="dxa"/>
-          </w:tcPr>
-          <w:p>
-            <w:pPr>
-              <w:spacing w:after="40"/>
-            </w:pPr>
-            <w:r>
-              <w:rPr>
-                <w:rFonts w:ascii="Calibri" w:hAnsi="Calibri"/>
-                <w:b/>
-                <w:color w:val="007B83"/>
-                <w:sz w:val="19"/>
-              </w:rPr>
-              <w:t>▸ Machine Learning &amp; Deep Learning</w:t>
-            </w:r>
-            <w:r>
-              <w:rPr>
-                <w:rFonts w:ascii="Calibri" w:hAnsi="Calibri"/>
-                <w:b/>
-                <w:color w:val="007B83"/>
-                <w:sz w:val="19"/>
-              </w:rPr>
-              <w:br/>
-            </w:r>
-            <w:r>
-              <w:rPr>
-                <w:rFonts w:ascii="Calibri" w:hAnsi="Calibri"/>
-                <w:color w:val="555555"/>
-                <w:sz w:val="17"/>
-              </w:rPr>
-              <w:t>End-to-end ML model development from feature engineering and model training to evaluation, optimization, and production deployment using Scikit-learn, TensorFlow, and PyTorch.</w:t>
-            </w:r>
-          </w:p>
-        </w:tc>
-        <w:tc>
-          <w:tcPr>
-            <w:tcW w:w="4608" w:type="dxa"/>
-          </w:tcPr>
-          <w:p>
-            <w:pPr>
-              <w:spacing w:after="40"/>
-            </w:pPr>
-            <w:r>
-              <w:rPr>
-                <w:rFonts w:ascii="Calibri" w:hAnsi="Calibri"/>
-                <w:b/>
-                <w:color w:val="007B83"/>
-                <w:sz w:val="19"/>
-              </w:rPr>
-              <w:t>▸ Computer Vision &amp; OCR</w:t>
-            </w:r>
-            <w:r>
-              <w:rPr>
-                <w:rFonts w:ascii="Calibri" w:hAnsi="Calibri"/>
-                <w:b/>
-                <w:color w:val="007B83"/>
-                <w:sz w:val="19"/>
-              </w:rPr>
-              <w:br/>
-            </w:r>
-            <w:r>
-              <w:rPr>
-                <w:rFonts w:ascii="Calibri" w:hAnsi="Calibri"/>
-                <w:color w:val="555555"/>
-                <w:sz w:val="17"/>
-              </w:rPr>
-              <w:t>Developing vision-language pipelines using YOLO v7, TrOCR, and multimodal LLMs for object detection, image classification, and intelligent document/meter reading.</w:t>
-            </w:r>
-          </w:p>
-        </w:tc>
-      </w:tr>
-      <w:tr>
-        <w:trPr>
-          <w:jc w:val="center"/>
-        </w:trPr>
-        <w:tc>
-          <w:tcPr>
-            <w:tcW w:w="4608" w:type="dxa"/>
-          </w:tcPr>
-          <w:p>
-            <w:pPr>
-              <w:spacing w:after="40"/>
-            </w:pPr>
-            <w:r>
-              <w:rPr>
-                <w:rFonts w:ascii="Calibri" w:hAnsi="Calibri"/>
-                <w:b/>
-                <w:color w:val="007B83"/>
-                <w:sz w:val="19"/>
-              </w:rPr>
-              <w:t>▸ NLP &amp; Text Processing</w:t>
-            </w:r>
-            <w:r>
-              <w:rPr>
-                <w:rFonts w:ascii="Calibri" w:hAnsi="Calibri"/>
-                <w:b/>
-                <w:color w:val="007B83"/>
-                <w:sz w:val="19"/>
-              </w:rPr>
-              <w:br/>
-            </w:r>
-            <w:r>
-              <w:rPr>
-                <w:rFonts w:ascii="Calibri" w:hAnsi="Calibri"/>
-                <w:color w:val="555555"/>
-                <w:sz w:val="17"/>
-              </w:rPr>
-              <w:t>Applying NLP techniques including named entity recognition, text classification, semantic similarity, topic modeling, and information extraction for domain-specific corp</w:t>
-            </w:r>
-            <w:r>
-              <w:rPr>
-                <w:rFonts w:ascii="Calibri" w:hAnsi="Calibri"/>
-                <w:color w:val="555555"/>
-                <w:sz w:val="17"/>
-              </w:rPr>
-              <w:t>us</w:t>
-            </w:r>
-            <w:r>
-              <w:rPr>
-                <w:rFonts w:ascii="Calibri" w:hAnsi="Calibri"/>
-                <w:color w:val="555555"/>
-                <w:sz w:val="17"/>
-              </w:rPr>
-              <w:t>.</w:t>
-            </w:r>
-          </w:p>
-        </w:tc>
-        <w:tc>
-          <w:tcPr>
-            <w:tcW w:w="4608" w:type="dxa"/>
-          </w:tcPr>
-          <w:p>
-            <w:pPr>
-              <w:spacing w:after="40"/>
-            </w:pPr>
-            <w:r>
-              <w:rPr>
-                <w:rFonts w:ascii="Calibri" w:hAnsi="Calibri"/>
-                <w:b/>
-                <w:color w:val="007B83"/>
-                <w:sz w:val="19"/>
-              </w:rPr>
-              <w:t>▸ MLOps &amp; AI Observability</w:t>
-            </w:r>
-            <w:r>
-              <w:rPr>
-                <w:rFonts w:ascii="Calibri" w:hAnsi="Calibri"/>
-                <w:b/>
-                <w:color w:val="007B83"/>
-                <w:sz w:val="19"/>
-              </w:rPr>
-              <w:br/>
-            </w:r>
-            <w:r>
-              <w:rPr>
-                <w:rFonts w:ascii="Calibri" w:hAnsi="Calibri"/>
-                <w:color w:val="555555"/>
-                <w:sz w:val="17"/>
-              </w:rPr>
-              <w:t>Implementing monitoring, logging, and performance evaluation pipelines using Langfuse, MLflow, Grafana, and Prometheus for cost optimization and model analytics in production.</w:t>
-            </w:r>
-          </w:p>
-        </w:tc>
-      </w:tr>
-      <w:tr>
-        <w:trPr>
-          <w:jc w:val="center"/>
-        </w:trPr>
-        <w:tc>
-          <w:tcPr>
-            <w:tcW w:w="4608" w:type="dxa"/>
-          </w:tcPr>
-          <w:p>
-            <w:pPr>
-              <w:spacing w:after="40"/>
-            </w:pPr>
-            <w:r>
-              <w:rPr>
-                <w:rFonts w:ascii="Calibri" w:hAnsi="Calibri"/>
-                <w:b/>
-                <w:color w:val="007B83"/>
-                <w:sz w:val="19"/>
-              </w:rPr>
-              <w:t>▸ Full-Stack AI Application Dev</w:t>
-            </w:r>
-            <w:r>
-              <w:rPr>
-                <w:rFonts w:ascii="Calibri" w:hAnsi="Calibri"/>
-                <w:b/>
-                <w:color w:val="007B83"/>
-                <w:sz w:val="19"/>
-              </w:rPr>
-              <w:br/>
-            </w:r>
-            <w:r>
-              <w:rPr>
-                <w:rFonts w:ascii="Calibri" w:hAnsi="Calibri"/>
-                <w:color w:val="555555"/>
-                <w:sz w:val="17"/>
-              </w:rPr>
-              <w:t>Building end-to-end AI-powered web apps using Django, FastAPI, Streamlit, and GCP with secure authentication, scalable APIs, and intuitive user interfaces.</w:t>
-            </w:r>
-          </w:p>
-        </w:tc>
-        <w:tc>
-          <w:tcPr>
-            <w:tcW w:w="4608" w:type="dxa"/>
-          </w:tcPr>
-          <w:p>
-            <w:pPr>
-              <w:spacing w:after="40"/>
-            </w:pPr>
-            <w:r>
-              <w:rPr>
-                <w:rFonts w:ascii="Calibri" w:hAnsi="Calibri"/>
-                <w:b/>
-                <w:color w:val="007B83"/>
-                <w:sz w:val="19"/>
-              </w:rPr>
-              <w:t>▸ Data Engineering &amp; ETL</w:t>
-            </w:r>
-            <w:r>
-              <w:rPr>
-                <w:rFonts w:ascii="Calibri" w:hAnsi="Calibri"/>
-                <w:b/>
-                <w:color w:val="007B83"/>
-                <w:sz w:val="19"/>
-              </w:rPr>
-              <w:br/>
-            </w:r>
-            <w:r>
-              <w:rPr>
-                <w:rFonts w:ascii="Calibri" w:hAnsi="Calibri"/>
-                <w:color w:val="555555"/>
-                <w:sz w:val="17"/>
-              </w:rPr>
-              <w:t>Designing large-scale ETL workflows for data extraction, transformation, and loading across structured (PostgreSQL, MySQL) and unstructured (XML, JSON, CSV) data sources.</w:t>
-            </w:r>
-          </w:p>
-        </w:tc>
-      </w:tr>
-      <w:tr>
-        <w:trPr>
-          <w:jc w:val="center"/>
-        </w:trPr>
-        <w:tc>
-          <w:tcPr>
-            <w:tcW w:w="4608" w:type="dxa"/>
-          </w:tcPr>
-          <w:p>
-            <w:pPr>
-              <w:spacing w:after="40"/>
-            </w:pPr>
-            <w:r>
-              <w:rPr>
-                <w:rFonts w:ascii="Calibri" w:hAnsi="Calibri"/>
-                <w:b/>
-                <w:color w:val="007B83"/>
-                <w:sz w:val="19"/>
-              </w:rPr>
-              <w:t>▸ Cloud &amp; DevOps</w:t>
-            </w:r>
-            <w:r>
-              <w:rPr>
-                <w:rFonts w:ascii="Calibri" w:hAnsi="Calibri"/>
-                <w:b/>
-                <w:color w:val="007B83"/>
-                <w:sz w:val="19"/>
-              </w:rPr>
-              <w:br/>
-            </w:r>
-            <w:r>
-              <w:rPr>
-                <w:rFonts w:ascii="Calibri" w:hAnsi="Calibri"/>
-                <w:color w:val="555555"/>
-                <w:sz w:val="17"/>
-              </w:rPr>
-              <w:t>Deploying scalable microservices on Google Cloud Platform using Docker, Jenkins, and CI/CD pipelines</w:t>
-            </w:r>
-            <w:r>
-              <w:rPr>
-                <w:rFonts w:ascii="Calibri" w:hAnsi="Calibri"/>
-                <w:color w:val="555555"/>
-                <w:sz w:val="17"/>
-              </w:rPr>
-              <w:t xml:space="preserve">, </w:t>
-            </w:r>
-            <w:r>
-              <w:rPr>
-                <w:rFonts w:ascii="Calibri" w:hAnsi="Calibri"/>
-                <w:color w:val="555555"/>
-                <w:sz w:val="17"/>
-              </w:rPr>
-              <w:t>managing distributed task queues with Celery and Redis.</w:t>
-            </w:r>
-          </w:p>
-        </w:tc>
-        <w:tc>
-          <w:tcPr>
-            <w:tcW w:w="4608" w:type="dxa"/>
-          </w:tcPr>
-          <w:p>
-            <w:pPr>
-              <w:spacing w:after="40"/>
-            </w:pPr>
-            <w:r>
-              <w:rPr>
-                <w:rFonts w:ascii="Calibri" w:hAnsi="Calibri"/>
-                <w:b/>
-                <w:color w:val="007B83"/>
-                <w:sz w:val="19"/>
-              </w:rPr>
-              <w:t>▸ Google Workspace &amp; Marketplace</w:t>
-            </w:r>
-            <w:r>
-              <w:rPr>
-                <w:rFonts w:ascii="Calibri" w:hAnsi="Calibri"/>
-                <w:b/>
-                <w:color w:val="007B83"/>
-                <w:sz w:val="19"/>
-              </w:rPr>
-              <w:br/>
-            </w:r>
-            <w:r>
-              <w:rPr>
-                <w:rFonts w:ascii="Calibri" w:hAnsi="Calibri"/>
-                <w:color w:val="555555"/>
-                <w:sz w:val="17"/>
-              </w:rPr>
-              <w:t>Developing and publishing enterprise Google Workspace Add-ons (Docs/Sheets) using Google Apps Script, successfully deployed to Google Marketplace for organizational use.</w:t>
-            </w:r>
-          </w:p>
-        </w:tc>
-      </w:tr>
-    </w:tbl>
-    <w:p>
-      <w:pPr>
-        <w:pBdr>
-          <w:bottom w:val="single" w:sz="6" w:space="1" w:color="1F457A"/>
-        </w:pBdr>
-        <w:spacing w:before="200" w:after="40"/>
-      </w:pPr>
-      <w:r>
-        <w:rPr>
-          <w:rFonts w:ascii="Calibri" w:hAnsi="Calibri"/>
-          <w:b/>
-          <w:color w:val="1F457A"/>
-        </w:rPr>
-        <w:t>KEY SKILLS</w:t>
+        <w:spacing w:before="40" w:after="40"/>
+      </w:pPr>
+      <w:r>
+        <w:rPr>
+          <w:rFonts w:ascii="Calibri" w:hAnsi="Calibri"/>
+          <w:sz w:val="19"/>
+        </w:rPr>
+        <w:t>AI/ML Engineer and Python Developer with 7+ years of proven experience architecting and delivering enterprise</w:t>
+      </w:r>
+      <w:r>
+        <w:rPr>
+          <w:rFonts w:ascii="Calibri" w:hAnsi="Calibri"/>
+          <w:sz w:val="19"/>
+        </w:rPr>
+        <w:t xml:space="preserve"> </w:t>
+      </w:r>
+      <w:r>
+        <w:rPr>
+          <w:rFonts w:ascii="Calibri" w:hAnsi="Calibri"/>
+          <w:sz w:val="19"/>
+        </w:rPr>
+        <w:t>scale Generative AI and machine learning solutions across publishing, energy, cybersecurity, and fintech sectors. Core expertise spans LLM pipeline design, RAG architecture, computer vision, and full-stack AI application development on Google Cloud Platform. M.Tech graduate of IIIT Allahabad</w:t>
+      </w:r>
+      <w:r>
+        <w:rPr>
+          <w:rFonts w:ascii="Calibri" w:hAnsi="Calibri"/>
+          <w:sz w:val="19"/>
+        </w:rPr>
+        <w:t>.</w:t>
       </w:r>
     </w:p>
     <w:p>
       <w:pPr>
-        <w:pStyle w:val="ListBullet"/>
-        <w:spacing w:after="20"/>
-        <w:ind w:left="288"/>
+        <w:pBdr>
+          <w:bottom w:val="single" w:sz="6" w:space="1" w:color="00467F"/>
+        </w:pBdr>
+        <w:spacing w:before="120" w:after="40"/>
       </w:pPr>
       <w:r>
         <w:rPr>
           <w:rFonts w:ascii="Calibri" w:hAnsi="Calibri"/>
           <w:b/>
-          <w:color w:val="007B83"/>
-          <w:sz w:val="19"/>
-        </w:rPr>
-        <w:t xml:space="preserve">Languages: </w:t>
-      </w:r>
-      <w:r>
-        <w:rPr>
-          <w:rFonts w:ascii="Calibri" w:hAnsi="Calibri"/>
-          <w:color w:val="000000"/>
-          <w:sz w:val="19"/>
-        </w:rPr>
-        <w:t>Python, Java, C/C++, JavaScript, HTML5/CSS, Google Apps Script</w:t>
+          <w:color w:val="00467F"/>
+          <w:sz w:val="21"/>
+        </w:rPr>
+        <w:t>KEY SKILLS</w:t>
       </w:r>
     </w:p>
     <w:p>
       <w:pPr>
-        <w:pStyle w:val="ListBullet"/>
         <w:spacing w:after="20"/>
-        <w:ind w:left="288"/>
       </w:pPr>
       <w:r>
         <w:rPr>
           <w:rFonts w:ascii="Calibri" w:hAnsi="Calibri"/>
           <w:b/>
-          <w:color w:val="007B83"/>
           <w:sz w:val="19"/>
         </w:rPr>
-        <w:t xml:space="preserve">GenAI &amp; LLMs: </w:t>
-      </w:r>
-      <w:r>
-        <w:rPr>
-          <w:rFonts w:ascii="Calibri" w:hAnsi="Calibri"/>
-          <w:color w:val="000000"/>
+        <w:t xml:space="preserve">Languages:  </w:t>
+      </w:r>
+      <w:r>
+        <w:rPr>
+          <w:rFonts w:ascii="Calibri" w:hAnsi="Calibri"/>
           <w:sz w:val="19"/>
         </w:rPr>
-        <w:t>OpenAI, Gemini, Claude, Prompt Engineering, Fine-Tuning</w:t>
+        <w:t>Python, Java, C/C++, JavaScript, HTML5/CSS, Google Apps Script</w:t>
       </w:r>
     </w:p>
     <w:p>
       <w:pPr>
-        <w:pStyle w:val="ListBullet"/>
         <w:spacing w:after="20"/>
-        <w:ind w:left="288"/>
       </w:pPr>
       <w:r>
         <w:rPr>
           <w:rFonts w:ascii="Calibri" w:hAnsi="Calibri"/>
           <w:b/>
-          <w:color w:val="007B83"/>
           <w:sz w:val="19"/>
         </w:rPr>
-        <w:t xml:space="preserve">RAG &amp; Vector DBs: </w:t>
-      </w:r>
-      <w:r>
-        <w:rPr>
-          <w:rFonts w:ascii="Calibri" w:hAnsi="Calibri"/>
-          <w:color w:val="000000"/>
+        <w:t xml:space="preserve">GenAI &amp; LLMs:  </w:t>
+      </w:r>
+      <w:r>
+        <w:rPr>
+          <w:rFonts w:ascii="Calibri" w:hAnsi="Calibri"/>
           <w:sz w:val="19"/>
         </w:rPr>
-        <w:t>LangChain, Chroma DB, Pinecone, FAISS, Semantic Search, Embeddings, Document Retrieval</w:t>
+        <w:t>OpenAI GPT-4, Gemini, Claude, Prompt Engineering, Fine-Tuning</w:t>
       </w:r>
     </w:p>
     <w:p>
       <w:pPr>
-        <w:pStyle w:val="ListBullet"/>
         <w:spacing w:after="20"/>
-        <w:ind w:left="288"/>
       </w:pPr>
       <w:r>
         <w:rPr>
           <w:rFonts w:ascii="Calibri" w:hAnsi="Calibri"/>
           <w:b/>
-          <w:color w:val="007B83"/>
           <w:sz w:val="19"/>
         </w:rPr>
-        <w:t xml:space="preserve">ML / DL Frameworks: </w:t>
-      </w:r>
-      <w:r>
-        <w:rPr>
-          <w:rFonts w:ascii="Calibri" w:hAnsi="Calibri"/>
-          <w:color w:val="000000"/>
+        <w:t xml:space="preserve">RAG &amp; Vector DBs:  </w:t>
+      </w:r>
+      <w:r>
+        <w:rPr>
+          <w:rFonts w:ascii="Calibri" w:hAnsi="Calibri"/>
           <w:sz w:val="19"/>
         </w:rPr>
-        <w:t>Scikit-learn, TensorFlow, PyTorch, YOLO v7, TrOCR, Hugging Face Transformers</w:t>
+        <w:t>LangChain, Chroma DB, Pinecone, FAISS, Semantic Search, Embeddings</w:t>
       </w:r>
     </w:p>
     <w:p>
       <w:pPr>
-        <w:pStyle w:val="ListBullet"/>
         <w:spacing w:after="20"/>
-        <w:ind w:left="288"/>
       </w:pPr>
       <w:r>
         <w:rPr>
           <w:rFonts w:ascii="Calibri" w:hAnsi="Calibri"/>
           <w:b/>
-          <w:color w:val="007B83"/>
           <w:sz w:val="19"/>
         </w:rPr>
-        <w:t xml:space="preserve">NLP: </w:t>
-      </w:r>
-      <w:r>
-        <w:rPr>
-          <w:rFonts w:ascii="Calibri" w:hAnsi="Calibri"/>
-          <w:color w:val="000000"/>
+        <w:t xml:space="preserve">ML / DL:  </w:t>
+      </w:r>
+      <w:r>
+        <w:rPr>
+          <w:rFonts w:ascii="Calibri" w:hAnsi="Calibri"/>
           <w:sz w:val="19"/>
         </w:rPr>
-        <w:t xml:space="preserve">Text Classification, Summarization, Named Entity Recognition, </w:t>
-      </w:r>
-      <w:r>
-        <w:rPr>
-          <w:rFonts w:ascii="Calibri" w:hAnsi="Calibri"/>
-          <w:color w:val="000000"/>
-          <w:sz w:val="19"/>
-        </w:rPr>
-        <w:t>spaCy, NLTK, Topic Modeling</w:t>
+        <w:t>Scikit-learn, TensorFlow, PyTorch, YOLO v7, TrOCR, Hugging Face Transformers</w:t>
       </w:r>
     </w:p>
     <w:p>
       <w:pPr>
-        <w:pStyle w:val="ListBullet"/>
         <w:spacing w:after="20"/>
-        <w:ind w:left="288"/>
       </w:pPr>
       <w:r>
         <w:rPr>
           <w:rFonts w:ascii="Calibri" w:hAnsi="Calibri"/>
           <w:b/>
-          <w:color w:val="007B83"/>
           <w:sz w:val="19"/>
         </w:rPr>
-        <w:t xml:space="preserve">Web Frameworks: </w:t>
-      </w:r>
-      <w:r>
-        <w:rPr>
-          <w:rFonts w:ascii="Calibri" w:hAnsi="Calibri"/>
-          <w:color w:val="000000"/>
+        <w:t xml:space="preserve">NLP:  </w:t>
+      </w:r>
+      <w:r>
+        <w:rPr>
+          <w:rFonts w:ascii="Calibri" w:hAnsi="Calibri"/>
           <w:sz w:val="19"/>
         </w:rPr>
-        <w:t>Django, Django REST Framework, FastAPI, Streamlit</w:t>
+        <w:t>Text Classification, NER, Summarization, spaCy, NLTK, Topic Modeling</w:t>
       </w:r>
     </w:p>
     <w:p>
       <w:pPr>
-        <w:pStyle w:val="ListBullet"/>
         <w:spacing w:after="20"/>
-        <w:ind w:left="288"/>
       </w:pPr>
       <w:r>
         <w:rPr>
           <w:rFonts w:ascii="Calibri" w:hAnsi="Calibri"/>
           <w:b/>
-          <w:color w:val="007B83"/>
           <w:sz w:val="19"/>
         </w:rPr>
-        <w:t xml:space="preserve">Cloud &amp; DevOps: </w:t>
-      </w:r>
-      <w:r>
-        <w:rPr>
-          <w:rFonts w:ascii="Calibri" w:hAnsi="Calibri"/>
-          <w:color w:val="000000"/>
+        <w:t xml:space="preserve">Web Frameworks:  </w:t>
+      </w:r>
+      <w:r>
+        <w:rPr>
+          <w:rFonts w:ascii="Calibri" w:hAnsi="Calibri"/>
           <w:sz w:val="19"/>
         </w:rPr>
-        <w:t>Google Cloud Platform (GCP), Docker,</w:t>
-      </w:r>
-      <w:r>
-        <w:rPr>
-          <w:rFonts w:ascii="Calibri" w:hAnsi="Calibri"/>
-          <w:color w:val="000000"/>
-          <w:sz w:val="19"/>
-        </w:rPr>
-        <w:t xml:space="preserve"> Virtual Machines, </w:t>
+        <w:t>Django, Django REST Framework, FastAPI, Streamlit</w:t>
       </w:r>
     </w:p>
     <w:p>
       <w:pPr>
-        <w:pStyle w:val="ListBullet"/>
         <w:spacing w:after="20"/>
-        <w:ind w:left="288"/>
       </w:pPr>
       <w:r>
         <w:rPr>
           <w:rFonts w:ascii="Calibri" w:hAnsi="Calibri"/>
           <w:b/>
-          <w:color w:val="007B83"/>
           <w:sz w:val="19"/>
         </w:rPr>
-        <w:t xml:space="preserve">Databases: </w:t>
-      </w:r>
-      <w:r>
-        <w:rPr>
-          <w:rFonts w:ascii="Calibri" w:hAnsi="Calibri"/>
-          <w:color w:val="000000"/>
+        <w:t xml:space="preserve">Cloud &amp; DevOps:  </w:t>
+      </w:r>
+      <w:r>
+        <w:rPr>
+          <w:rFonts w:ascii="Calibri" w:hAnsi="Calibri"/>
           <w:sz w:val="19"/>
         </w:rPr>
-        <w:t>PostgreSQL, MySQL, MongoDB, SQL Server, Redis</w:t>
+        <w:t>Google Cloud Platform (GCP), Docker, CI/CD Pipelines</w:t>
       </w:r>
     </w:p>
     <w:p>
       <w:pPr>
-        <w:pStyle w:val="ListBullet"/>
         <w:spacing w:after="20"/>
-        <w:ind w:left="288"/>
       </w:pPr>
       <w:r>
         <w:rPr>
           <w:rFonts w:ascii="Calibri" w:hAnsi="Calibri"/>
           <w:b/>
-          <w:color w:val="007B83"/>
           <w:sz w:val="19"/>
         </w:rPr>
-        <w:t xml:space="preserve">Task Queues: </w:t>
-      </w:r>
-      <w:r>
-        <w:rPr>
-          <w:rFonts w:ascii="Calibri" w:hAnsi="Calibri"/>
-          <w:color w:val="000000"/>
+        <w:t xml:space="preserve">Databases:  </w:t>
+      </w:r>
+      <w:r>
+        <w:rPr>
+          <w:rFonts w:ascii="Calibri" w:hAnsi="Calibri"/>
           <w:sz w:val="19"/>
         </w:rPr>
-        <w:t>Celery, Redis</w:t>
+        <w:t>PostgreSQL, MySQL, MongoDB, Redis, SQL Server</w:t>
       </w:r>
     </w:p>
     <w:p>
       <w:pPr>
-        <w:pStyle w:val="ListBullet"/>
         <w:spacing w:after="20"/>
-        <w:ind w:left="288"/>
       </w:pPr>
       <w:r>
         <w:rPr>
           <w:rFonts w:ascii="Calibri" w:hAnsi="Calibri"/>
           <w:b/>
-          <w:color w:val="007B83"/>
           <w:sz w:val="19"/>
         </w:rPr>
-        <w:t xml:space="preserve">AI Observability: </w:t>
-      </w:r>
-      <w:r>
-        <w:rPr>
-          <w:rFonts w:ascii="Calibri" w:hAnsi="Calibri"/>
-          <w:color w:val="000000"/>
+        <w:t xml:space="preserve">AI Observability:  </w:t>
+      </w:r>
+      <w:r>
+        <w:rPr>
+          <w:rFonts w:ascii="Calibri" w:hAnsi="Calibri"/>
           <w:sz w:val="19"/>
         </w:rPr>
-        <w:t>Langfuse, MLflow, Grafana, Prometheus, Model Monitoring, Cost Optimization</w:t>
+        <w:t>Langfuse, Grafana, Prometheus, Model Monitoring, Cost Optimization</w:t>
       </w:r>
     </w:p>
     <w:p>
       <w:pPr>
-        <w:pStyle w:val="ListBullet"/>
         <w:spacing w:after="20"/>
-        <w:ind w:left="288"/>
       </w:pPr>
       <w:r>
         <w:rPr>
           <w:rFonts w:ascii="Calibri" w:hAnsi="Calibri"/>
           <w:b/>
-          <w:color w:val="007B83"/>
           <w:sz w:val="19"/>
         </w:rPr>
-        <w:t xml:space="preserve">Testing: </w:t>
-      </w:r>
-      <w:r>
-        <w:rPr>
-          <w:rFonts w:ascii="Calibri" w:hAnsi="Calibri"/>
-          <w:color w:val="000000"/>
+        <w:t xml:space="preserve">Tools &amp; Agile:  </w:t>
+      </w:r>
+      <w:r>
+        <w:rPr>
+          <w:rFonts w:ascii="Calibri" w:hAnsi="Calibri"/>
           <w:sz w:val="19"/>
         </w:rPr>
-        <w:t>Pytest, Sonar Cube, Unit Testing, Integration Testing</w:t>
+        <w:t>JIRA, Confluence, Git/GitHub, Scrum, Kanban, Pytest, SonarQube</w:t>
       </w:r>
     </w:p>
     <w:p>
       <w:pPr>
-        <w:pStyle w:val="ListBullet"/>
-        <w:spacing w:after="20"/>
-        <w:ind w:left="288"/>
+        <w:pBdr>
+          <w:bottom w:val="single" w:sz="6" w:space="1" w:color="00467F"/>
+        </w:pBdr>
+        <w:spacing w:before="120" w:after="40"/>
       </w:pPr>
       <w:r>
         <w:rPr>
           <w:rFonts w:ascii="Calibri" w:hAnsi="Calibri"/>
           <w:b/>
-          <w:color w:val="007B83"/>
-          <w:sz w:val="19"/>
-        </w:rPr>
-        <w:t xml:space="preserve">Agile / Tools: </w:t>
-      </w:r>
-      <w:r>
-        <w:rPr>
-          <w:rFonts w:ascii="Calibri" w:hAnsi="Calibri"/>
-          <w:color w:val="000000"/>
-          <w:sz w:val="19"/>
-        </w:rPr>
-        <w:t>JIRA, Confluence, Git/GitHub, Agile, Scrum, Kanban</w:t>
+          <w:color w:val="00467F"/>
+          <w:sz w:val="21"/>
+        </w:rPr>
+        <w:t>PROFESSIONAL EXPERIENCE</w:t>
       </w:r>
     </w:p>
     <w:p>
       <w:pPr>
-        <w:pBdr>
-          <w:bottom w:val="single" w:sz="6" w:space="1" w:color="1F457A"/>
-        </w:pBdr>
-        <w:spacing w:before="200" w:after="40"/>
+        <w:spacing w:before="80" w:after="0"/>
       </w:pPr>
       <w:r>
         <w:rPr>
           <w:rFonts w:ascii="Calibri" w:hAnsi="Calibri"/>
           <w:b/>
-          <w:color w:val="1F457A"/>
-        </w:rPr>
-        <w:lastRenderedPageBreak/>
-        <w:t>PROFESSIONAL EXPERIENCE</w:t>
+          <w:sz w:val="20"/>
+        </w:rPr>
+        <w:t xml:space="preserve">Springer Nature Technology &amp; Publishing Solutions, Pune  </w:t>
+      </w:r>
+      <w:r>
+        <w:rPr>
+          <w:rFonts w:ascii="Calibri" w:hAnsi="Calibri"/>
+          <w:i/>
+          <w:sz w:val="20"/>
+        </w:rPr>
+        <w:t>AI/ML Engineer</w:t>
+      </w:r>
+      <w:r>
+        <w:rPr>
+          <w:rFonts w:ascii="Calibri" w:hAnsi="Calibri"/>
+          <w:color w:val="646464"/>
+          <w:sz w:val="19"/>
+        </w:rPr>
+        <w:t xml:space="preserve">  |  April 2023 – Present  |  Team: 12  |  Python · Django · FastAPI · LangChain · OpenAI · Gemini · GCP</w:t>
       </w:r>
     </w:p>
     <w:p>
       <w:pPr>
         <w:spacing w:after="20"/>
-        <w:rPr>
-          <w:u w:val="single"/>
-        </w:rPr>
-      </w:pPr>
-      <w:r>
-        <w:rPr>
-          <w:rFonts w:ascii="Calibri" w:hAnsi="Calibri"/>
-          <w:b/>
-          <w:color w:val="1F457A"/>
-          <w:sz w:val="21"/>
-          <w:u w:val="single"/>
-        </w:rPr>
-        <w:t>Springer Nature Technology &amp; Publishing Solutions, Pune</w:t>
+        <w:ind w:left="283" w:hanging="227"/>
+      </w:pPr>
+      <w:r>
+        <w:rPr>
+          <w:rFonts w:ascii="Calibri" w:hAnsi="Calibri"/>
+          <w:sz w:val="19"/>
+        </w:rPr>
+        <w:t xml:space="preserve">▸ Architected and shipped </w:t>
+      </w:r>
+      <w:r>
+        <w:rPr>
+          <w:rFonts w:ascii="Calibri" w:hAnsi="Calibri"/>
+          <w:sz w:val="19"/>
+        </w:rPr>
+        <w:t>5</w:t>
+      </w:r>
+      <w:r>
+        <w:rPr>
+          <w:rFonts w:ascii="Calibri" w:hAnsi="Calibri"/>
+          <w:sz w:val="19"/>
+        </w:rPr>
+        <w:t xml:space="preserve"> production Gen AI systems Alt Text Generator, Taxonomy Classifier, Ethics Compliance Validator, and Budget Optimizer</w:t>
+      </w:r>
+      <w:r>
+        <w:rPr>
+          <w:rFonts w:ascii="Calibri" w:hAnsi="Calibri"/>
+          <w:sz w:val="19"/>
+        </w:rPr>
+        <w:t>,</w:t>
+      </w:r>
+      <w:r>
+        <w:rPr>
+          <w:rFonts w:ascii="Calibri" w:hAnsi="Calibri"/>
+          <w:sz w:val="19"/>
+        </w:rPr>
+        <w:t xml:space="preserve"> serving 500+ academic journals and raising accessibility compliance scores by </w:t>
+      </w:r>
+      <w:r>
+        <w:rPr>
+          <w:rFonts w:ascii="Calibri" w:hAnsi="Calibri"/>
+          <w:sz w:val="19"/>
+        </w:rPr>
+        <w:t>6</w:t>
+      </w:r>
+      <w:r>
+        <w:rPr>
+          <w:rFonts w:ascii="Calibri" w:hAnsi="Calibri"/>
+          <w:sz w:val="19"/>
+        </w:rPr>
+        <w:t>0%.</w:t>
       </w:r>
     </w:p>
     <w:p>
       <w:pPr>
-        <w:spacing w:after="60"/>
-      </w:pPr>
-      <w:r>
-        <w:rPr>
-          <w:rFonts w:ascii="Calibri" w:hAnsi="Calibri"/>
-          <w:i/>
-          <w:color w:val="555555"/>
-          <w:sz w:val="18"/>
-        </w:rPr>
-        <w:t>AI/ML Engineer | April 2023 – Present | Team Size: 12 | Stack: Python, Django, FastAPI, LangChain, OpenAI, Gemini, GCP, Streamlit, Apps Script, JIRA</w:t>
+        <w:spacing w:after="20"/>
+        <w:ind w:left="283" w:hanging="227"/>
+      </w:pPr>
+      <w:r>
+        <w:rPr>
+          <w:rFonts w:ascii="Calibri" w:hAnsi="Calibri"/>
+          <w:sz w:val="19"/>
+        </w:rPr>
+        <w:t>▸  Developed RAG workflows with LangChain, Chroma DB, and OpenAI/Gemini, enabling semantic search across 1M+ documents and reducing manual editorial review effort by 35%.</w:t>
       </w:r>
     </w:p>
     <w:p>
       <w:pPr>
-        <w:spacing w:before="80" w:after="20"/>
-      </w:pPr>
-      <w:r>
-        <w:rPr>
-          <w:rFonts w:ascii="Calibri" w:hAnsi="Calibri"/>
-          <w:b/>
-          <w:color w:val="1F457A"/>
-          <w:sz w:val="20"/>
-        </w:rPr>
-        <w:t xml:space="preserve">Project 1: </w:t>
-      </w:r>
-      <w:r>
-        <w:rPr>
-          <w:rFonts w:ascii="Calibri" w:hAnsi="Calibri"/>
-          <w:b/>
-          <w:color w:val="007B83"/>
-          <w:sz w:val="20"/>
-        </w:rPr>
-        <w:t>Budget &amp; Campaign Optimization Platform</w:t>
+        <w:spacing w:after="20"/>
+        <w:ind w:left="283" w:hanging="227"/>
+      </w:pPr>
+      <w:r>
+        <w:rPr>
+          <w:rFonts w:ascii="Calibri" w:hAnsi="Calibri"/>
+          <w:sz w:val="19"/>
+        </w:rPr>
+        <w:t>▸ Launched Augmented Insights Google Workspace Add-on on Google Marketplace, achieving adoption by 1,000+ editors across 12 countries within 3 months of go</w:t>
+      </w:r>
+      <w:r>
+        <w:rPr>
+          <w:rFonts w:ascii="Calibri" w:hAnsi="Calibri"/>
+          <w:sz w:val="19"/>
+        </w:rPr>
+        <w:t xml:space="preserve"> </w:t>
+      </w:r>
+      <w:r>
+        <w:rPr>
+          <w:rFonts w:ascii="Calibri" w:hAnsi="Calibri"/>
+          <w:sz w:val="19"/>
+        </w:rPr>
+        <w:t>live.</w:t>
       </w:r>
     </w:p>
     <w:p>
       <w:pPr>
         <w:spacing w:after="20"/>
-      </w:pPr>
-      <w:r>
-        <w:rPr>
-          <w:rFonts w:ascii="Calibri" w:hAnsi="Calibri"/>
-          <w:b/>
-          <w:color w:val="555555"/>
-          <w:sz w:val="18"/>
-        </w:rPr>
-        <w:t xml:space="preserve">Tech Stack: </w:t>
-      </w:r>
-      <w:r>
-        <w:rPr>
-          <w:rFonts w:ascii="Calibri" w:hAnsi="Calibri"/>
-          <w:i/>
-          <w:color w:val="555555"/>
-          <w:sz w:val="18"/>
-        </w:rPr>
-        <w:t>Python, Django, Streamlit, ML Model Fine-Tuning, GCP, REST APIs</w:t>
+        <w:ind w:left="283" w:hanging="227"/>
+      </w:pPr>
+      <w:r>
+        <w:rPr>
+          <w:rFonts w:ascii="Calibri" w:hAnsi="Calibri"/>
+          <w:sz w:val="19"/>
+        </w:rPr>
+        <w:t>▸ Wired Langfuse, Grafana, and Prometheus into the observability stack, cutting LLM API spend by 25% through prompt optimization and model</w:t>
+      </w:r>
+      <w:r>
+        <w:rPr>
+          <w:rFonts w:ascii="Calibri" w:hAnsi="Calibri"/>
+          <w:sz w:val="19"/>
+        </w:rPr>
+        <w:t xml:space="preserve"> </w:t>
+      </w:r>
+      <w:r>
+        <w:rPr>
+          <w:rFonts w:ascii="Calibri" w:hAnsi="Calibri"/>
+          <w:sz w:val="19"/>
+        </w:rPr>
+        <w:t>switching strategies.</w:t>
       </w:r>
     </w:p>
     <w:p>
       <w:pPr>
         <w:spacing w:after="20"/>
-      </w:pPr>
-      <w:r>
-        <w:rPr>
-          <w:rFonts w:ascii="Calibri" w:hAnsi="Calibri"/>
-          <w:b/>
-          <w:color w:val="000000"/>
+        <w:ind w:left="283" w:hanging="227"/>
+      </w:pPr>
+      <w:r>
+        <w:rPr>
+          <w:rFonts w:ascii="Calibri" w:hAnsi="Calibri"/>
           <w:sz w:val="19"/>
         </w:rPr>
-        <w:t xml:space="preserve">Summary: </w:t>
-      </w:r>
-      <w:r>
-        <w:rPr>
-          <w:rFonts w:ascii="Calibri" w:hAnsi="Calibri"/>
-          <w:color w:val="000000"/>
+        <w:t>▸ Processed 500,000+ EBM records via large</w:t>
+      </w:r>
+      <w:r>
+        <w:rPr>
+          <w:rFonts w:ascii="Calibri" w:hAnsi="Calibri"/>
           <w:sz w:val="19"/>
         </w:rPr>
-        <w:t>AI-driven marketing analytics platform enabling data-driven budget allocation and campaign strategy testing across multi-regional markets. Delivers revenue impact projections through fine-tuned ML models and interactive visualization dashboards.</w:t>
+        <w:t xml:space="preserve"> </w:t>
+      </w:r>
+      <w:r>
+        <w:rPr>
+          <w:rFonts w:ascii="Calibri" w:hAnsi="Calibri"/>
+          <w:sz w:val="19"/>
+        </w:rPr>
+        <w:t>scale XML</w:t>
+      </w:r>
+      <w:r>
+        <w:rPr>
+          <w:rFonts w:ascii="Calibri" w:hAnsi="Calibri"/>
+          <w:sz w:val="19"/>
+        </w:rPr>
+        <w:t xml:space="preserve"> </w:t>
+      </w:r>
+      <w:r>
+        <w:rPr>
+          <w:rFonts w:ascii="Calibri" w:hAnsi="Calibri"/>
+          <w:sz w:val="19"/>
+        </w:rPr>
+        <w:t>to</w:t>
+      </w:r>
+      <w:r>
+        <w:rPr>
+          <w:rFonts w:ascii="Calibri" w:hAnsi="Calibri"/>
+          <w:sz w:val="19"/>
+        </w:rPr>
+        <w:t xml:space="preserve"> </w:t>
+      </w:r>
+      <w:r>
+        <w:rPr>
+          <w:rFonts w:ascii="Calibri" w:hAnsi="Calibri"/>
+          <w:sz w:val="19"/>
+        </w:rPr>
+        <w:t>SAP ETL workflow, automating CRM uploads and eliminating 15 hours/week of manual data</w:t>
+      </w:r>
+      <w:r>
+        <w:rPr>
+          <w:rFonts w:ascii="Calibri" w:hAnsi="Calibri"/>
+          <w:sz w:val="19"/>
+        </w:rPr>
+        <w:t xml:space="preserve"> </w:t>
+      </w:r>
+      <w:r>
+        <w:rPr>
+          <w:rFonts w:ascii="Calibri" w:hAnsi="Calibri"/>
+          <w:sz w:val="19"/>
+        </w:rPr>
+        <w:t>entry effort.</w:t>
       </w:r>
     </w:p>
     <w:p>
       <w:pPr>
-        <w:spacing w:after="80"/>
-      </w:pPr>
-      <w:r>
-        <w:rPr>
-          <w:rFonts w:ascii="Calibri" w:hAnsi="Calibri"/>
-          <w:b/>
-          <w:color w:val="000000"/>
+        <w:spacing w:after="20"/>
+        <w:ind w:left="283" w:hanging="227"/>
+      </w:pPr>
+      <w:r>
+        <w:rPr>
+          <w:rFonts w:ascii="Segoe UI Symbol" w:hAnsi="Segoe UI Symbol" w:cs="Segoe UI Symbol"/>
           <w:sz w:val="19"/>
         </w:rPr>
-        <w:t xml:space="preserve">Key Contributions: </w:t>
-      </w:r>
-      <w:r>
-        <w:rPr>
-          <w:rFonts w:ascii="Calibri" w:hAnsi="Calibri"/>
-          <w:color w:val="000000"/>
+        <w:t>▸</w:t>
+      </w:r>
+      <w:r>
+        <w:rPr>
+          <w:rFonts w:ascii="Calibri" w:hAnsi="Calibri"/>
           <w:sz w:val="19"/>
         </w:rPr>
-        <w:t>Built Django-based UI/UX with fine-tuned predictive models</w:t>
-      </w:r>
-      <w:r>
-        <w:rPr>
-          <w:rFonts w:ascii="Calibri" w:hAnsi="Calibri"/>
-          <w:color w:val="000000"/>
+        <w:t xml:space="preserve"> Benchmarked 5+ open-source vision</w:t>
+      </w:r>
+      <w:r>
+        <w:rPr>
+          <w:rFonts w:ascii="Calibri" w:hAnsi="Calibri"/>
           <w:sz w:val="19"/>
         </w:rPr>
-        <w:t xml:space="preserve">, </w:t>
-      </w:r>
-      <w:r>
-        <w:rPr>
-          <w:rFonts w:ascii="Calibri" w:hAnsi="Calibri"/>
-          <w:color w:val="000000"/>
+        <w:t xml:space="preserve"> </w:t>
+      </w:r>
+      <w:r>
+        <w:rPr>
+          <w:rFonts w:ascii="Calibri" w:hAnsi="Calibri"/>
           <w:sz w:val="19"/>
         </w:rPr>
-        <w:t>developed region-wise continental visualization dashboards</w:t>
-      </w:r>
-      <w:r>
-        <w:rPr>
-          <w:rFonts w:ascii="Calibri" w:hAnsi="Calibri"/>
-          <w:color w:val="000000"/>
-          <w:sz w:val="19"/>
-        </w:rPr>
-        <w:t xml:space="preserve">, </w:t>
-      </w:r>
-      <w:r>
-        <w:rPr>
-          <w:rFonts w:ascii="Calibri" w:hAnsi="Calibri"/>
-          <w:color w:val="000000"/>
-          <w:sz w:val="19"/>
-        </w:rPr>
-        <w:t>deployed scalable REST APIs on GCP for global marketing teams.</w:t>
+        <w:t>language models against GPT-4V on academic image tasks, selected cost-optimal model that reduced inference expenditure by 60%.</w:t>
       </w:r>
     </w:p>
     <w:p>
       <w:pPr>
-        <w:spacing w:before="80" w:after="20"/>
-      </w:pPr>
-      <w:r>
-        <w:rPr>
-          <w:rFonts w:ascii="Calibri" w:hAnsi="Calibri"/>
-          <w:b/>
-          <w:color w:val="1F457A"/>
-          <w:sz w:val="20"/>
-        </w:rPr>
-        <w:t xml:space="preserve">Project 2: </w:t>
-      </w:r>
-      <w:r>
-        <w:rPr>
-          <w:rFonts w:ascii="Calibri" w:hAnsi="Calibri"/>
-          <w:b/>
-          <w:color w:val="007B83"/>
-          <w:sz w:val="20"/>
-        </w:rPr>
-        <w:t>Augmented Insights</w:t>
-      </w:r>
-      <w:r>
-        <w:rPr>
-          <w:rFonts w:ascii="Calibri" w:hAnsi="Calibri"/>
-          <w:b/>
-          <w:color w:val="007B83"/>
-          <w:sz w:val="20"/>
-        </w:rPr>
-        <w:t>:</w:t>
-      </w:r>
-      <w:r>
-        <w:rPr>
-          <w:rFonts w:ascii="Calibri" w:hAnsi="Calibri"/>
-          <w:b/>
-          <w:color w:val="007B83"/>
-          <w:sz w:val="20"/>
-        </w:rPr>
-        <w:t xml:space="preserve"> LLM-Powered Content Creation Tool</w:t>
+        <w:spacing w:after="20"/>
+        <w:ind w:left="283" w:hanging="227"/>
+      </w:pPr>
+      <w:r>
+        <w:rPr>
+          <w:rFonts w:ascii="Calibri" w:hAnsi="Calibri"/>
+          <w:sz w:val="19"/>
+        </w:rPr>
+        <w:t>▸  Deployed scalable GCP microservices via Docker and FastAPI, sustaining 99.9% uptime SLA across all production AI systems.</w:t>
       </w:r>
     </w:p>
     <w:p>
       <w:pPr>
-        <w:spacing w:after="20"/>
+        <w:spacing w:before="80" w:after="0"/>
       </w:pPr>
       <w:r>
         <w:rPr>
           <w:rFonts w:ascii="Calibri" w:hAnsi="Calibri"/>
           <w:b/>
-          <w:color w:val="555555"/>
-          <w:sz w:val="18"/>
-        </w:rPr>
-        <w:t xml:space="preserve">Tech Stack: </w:t>
+          <w:sz w:val="20"/>
+        </w:rPr>
+        <w:t xml:space="preserve">MDP INFRA India Pvt. Ltd (Client: MPMKVVCL MP State Power Co.), </w:t>
+      </w:r>
+      <w:r>
+        <w:rPr>
+          <w:rFonts w:ascii="Calibri" w:hAnsi="Calibri"/>
+          <w:b/>
+          <w:sz w:val="20"/>
+        </w:rPr>
+        <w:t>Bhopal Team</w:t>
       </w:r>
       <w:r>
         <w:rPr>
           <w:rFonts w:ascii="Calibri" w:hAnsi="Calibri"/>
           <w:i/>
-          <w:color w:val="555555"/>
-          <w:sz w:val="18"/>
-        </w:rPr>
-        <w:t>Google Apps Script, Google Workspace APIs, LLMs, Google Marketplace</w:t>
+          <w:sz w:val="20"/>
+        </w:rPr>
+        <w:t xml:space="preserve"> Lead / </w:t>
+      </w:r>
+      <w:r>
+        <w:rPr>
+          <w:rFonts w:ascii="Calibri" w:hAnsi="Calibri"/>
+          <w:i/>
+          <w:sz w:val="20"/>
+        </w:rPr>
+        <w:t xml:space="preserve">Python Developer / </w:t>
+      </w:r>
+      <w:r>
+        <w:rPr>
+          <w:rFonts w:ascii="Calibri" w:hAnsi="Calibri"/>
+          <w:i/>
+          <w:sz w:val="20"/>
+        </w:rPr>
+        <w:t>ML Engineer</w:t>
+      </w:r>
+      <w:r>
+        <w:rPr>
+          <w:rFonts w:ascii="Calibri" w:hAnsi="Calibri"/>
+          <w:color w:val="646464"/>
+          <w:sz w:val="19"/>
+        </w:rPr>
+        <w:t xml:space="preserve"> </w:t>
+      </w:r>
+      <w:r>
+        <w:rPr>
+          <w:rFonts w:ascii="Calibri" w:hAnsi="Calibri"/>
+          <w:color w:val="646464"/>
+          <w:sz w:val="19"/>
+        </w:rPr>
+        <w:t>| Oct</w:t>
+      </w:r>
+      <w:r>
+        <w:rPr>
+          <w:rFonts w:ascii="Calibri" w:hAnsi="Calibri"/>
+          <w:color w:val="646464"/>
+          <w:sz w:val="19"/>
+        </w:rPr>
+        <w:t xml:space="preserve"> 2021 – March 2023 | Team: 24 | Python · Django · DRF · YOLO v7 · TrOCR · PostgreSQL</w:t>
       </w:r>
     </w:p>
     <w:p>
       <w:pPr>
         <w:spacing w:after="20"/>
-      </w:pPr>
-      <w:r>
-        <w:rPr>
-          <w:rFonts w:ascii="Calibri" w:hAnsi="Calibri"/>
-          <w:b/>
-          <w:color w:val="000000"/>
+        <w:ind w:left="283" w:hanging="227"/>
+      </w:pPr>
+      <w:r>
+        <w:rPr>
+          <w:rFonts w:ascii="Calibri" w:hAnsi="Calibri"/>
           <w:sz w:val="19"/>
         </w:rPr>
-        <w:t xml:space="preserve">Summary: </w:t>
-      </w:r>
-      <w:r>
-        <w:rPr>
-          <w:rFonts w:ascii="Calibri" w:hAnsi="Calibri"/>
-          <w:color w:val="000000"/>
+        <w:t xml:space="preserve">▸ Led a </w:t>
+      </w:r>
+      <w:r>
+        <w:rPr>
+          <w:rFonts w:ascii="Calibri" w:hAnsi="Calibri"/>
           <w:sz w:val="19"/>
         </w:rPr>
-        <w:t>Human-in-the-loop Gen AI platform enabling editorial augmentation of academic content using large language models. Deployed as a production Google Workspace Add-on and published on Google Marketplace.</w:t>
+        <w:t>24-member</w:t>
+      </w:r>
+      <w:r>
+        <w:rPr>
+          <w:rFonts w:ascii="Calibri" w:hAnsi="Calibri"/>
+          <w:sz w:val="19"/>
+        </w:rPr>
+        <w:t xml:space="preserve"> cross-functional team to design and deliver QCPortal (qcportal.mpcz.in), an enterprise onboarding solution serving 50,000+ vendors, NABL labs, and government contractors.</w:t>
       </w:r>
     </w:p>
     <w:p>
       <w:pPr>
-        <w:spacing w:after="80"/>
-      </w:pPr>
-      <w:r>
-        <w:rPr>
-          <w:rFonts w:ascii="Calibri" w:hAnsi="Calibri"/>
-          <w:b/>
-          <w:color w:val="000000"/>
+        <w:spacing w:after="20"/>
+        <w:ind w:left="283" w:hanging="227"/>
+      </w:pPr>
+      <w:r>
+        <w:rPr>
+          <w:rFonts w:ascii="Calibri" w:hAnsi="Calibri"/>
           <w:sz w:val="19"/>
         </w:rPr>
-        <w:t xml:space="preserve">Key Contributions: </w:t>
-      </w:r>
-      <w:r>
-        <w:rPr>
-          <w:rFonts w:ascii="Calibri" w:hAnsi="Calibri"/>
-          <w:color w:val="000000"/>
+        <w:t>▸ Designed ML</w:t>
+      </w:r>
+      <w:r>
+        <w:rPr>
+          <w:rFonts w:ascii="Calibri" w:hAnsi="Calibri"/>
           <w:sz w:val="19"/>
         </w:rPr>
-        <w:t>Architected and deployed Google Docs Add-on via Apps Script integrated with LLMs</w:t>
-      </w:r>
-      <w:r>
-        <w:rPr>
-          <w:rFonts w:ascii="Calibri" w:hAnsi="Calibri"/>
-          <w:color w:val="000000"/>
+        <w:t xml:space="preserve"> </w:t>
+      </w:r>
+      <w:r>
+        <w:rPr>
+          <w:rFonts w:ascii="Calibri" w:hAnsi="Calibri"/>
           <w:sz w:val="19"/>
         </w:rPr>
-        <w:t xml:space="preserve">, </w:t>
-      </w:r>
-      <w:r>
-        <w:rPr>
-          <w:rFonts w:ascii="Calibri" w:hAnsi="Calibri"/>
-          <w:color w:val="000000"/>
-          <w:sz w:val="19"/>
-        </w:rPr>
-        <w:t>published on Google Marketplace</w:t>
-      </w:r>
-      <w:r>
-        <w:rPr>
-          <w:rFonts w:ascii="Calibri" w:hAnsi="Calibri"/>
-          <w:color w:val="000000"/>
-          <w:sz w:val="19"/>
-        </w:rPr>
-        <w:t xml:space="preserve">, </w:t>
-      </w:r>
-      <w:r>
-        <w:rPr>
-          <w:rFonts w:ascii="Calibri" w:hAnsi="Calibri"/>
-          <w:color w:val="000000"/>
-          <w:sz w:val="19"/>
-        </w:rPr>
-        <w:t>implemented real-time LLM content suggestions with editorial control workflows.</w:t>
+        <w:t>based electricity theft identification system on historical NBS billing data, surfacing abnormal consumption patterns and enabling recovery of an estimated ₹2 Cr+ in annual revenue.</w:t>
       </w:r>
     </w:p>
     <w:p>
       <w:pPr>
-        <w:spacing w:before="80" w:after="20"/>
-      </w:pPr>
-      <w:r>
-        <w:rPr>
-          <w:rFonts w:ascii="Calibri" w:hAnsi="Calibri"/>
-          <w:b/>
-          <w:color w:val="1F457A"/>
-          <w:sz w:val="20"/>
-        </w:rPr>
-        <w:t xml:space="preserve">Project 3: </w:t>
-      </w:r>
-      <w:r>
-        <w:rPr>
-          <w:rFonts w:ascii="Calibri" w:hAnsi="Calibri"/>
-          <w:b/>
-          <w:color w:val="007B83"/>
-          <w:sz w:val="20"/>
-        </w:rPr>
-        <w:t>EBM Database</w:t>
-      </w:r>
-      <w:r>
-        <w:rPr>
-          <w:rFonts w:ascii="Calibri" w:hAnsi="Calibri"/>
-          <w:b/>
-          <w:color w:val="007B83"/>
-          <w:sz w:val="20"/>
-        </w:rPr>
-        <w:t>:</w:t>
-      </w:r>
-      <w:r>
-        <w:rPr>
-          <w:rFonts w:ascii="Calibri" w:hAnsi="Calibri"/>
-          <w:b/>
-          <w:color w:val="007B83"/>
-          <w:sz w:val="20"/>
-        </w:rPr>
-        <w:t xml:space="preserve"> Data Engineering &amp; SAP Integration</w:t>
+        <w:spacing w:after="20"/>
+        <w:ind w:left="283" w:hanging="227"/>
+      </w:pPr>
+      <w:r>
+        <w:rPr>
+          <w:rFonts w:ascii="Calibri" w:hAnsi="Calibri"/>
+          <w:sz w:val="19"/>
+        </w:rPr>
+        <w:t xml:space="preserve">▸ Assembled a </w:t>
+      </w:r>
+      <w:r>
+        <w:rPr>
+          <w:rFonts w:ascii="Calibri" w:hAnsi="Calibri"/>
+          <w:sz w:val="19"/>
+        </w:rPr>
+        <w:t>two-stage</w:t>
+      </w:r>
+      <w:r>
+        <w:rPr>
+          <w:rFonts w:ascii="Calibri" w:hAnsi="Calibri"/>
+          <w:sz w:val="19"/>
+        </w:rPr>
+        <w:t xml:space="preserve"> computer vision workflow YOLO v7 region localization + TrOCR digit extraction for automated meter reading, attaining </w:t>
+      </w:r>
+      <w:r>
+        <w:rPr>
+          <w:rFonts w:ascii="Calibri" w:hAnsi="Calibri"/>
+          <w:sz w:val="19"/>
+        </w:rPr>
+        <w:t>90</w:t>
+      </w:r>
+      <w:r>
+        <w:rPr>
+          <w:rFonts w:ascii="Calibri" w:hAnsi="Calibri"/>
+          <w:sz w:val="19"/>
+        </w:rPr>
+        <w:t xml:space="preserve">%+ recognition accuracy across </w:t>
+      </w:r>
+      <w:r>
+        <w:rPr>
+          <w:rFonts w:ascii="Calibri" w:hAnsi="Calibri"/>
+          <w:sz w:val="19"/>
+        </w:rPr>
+        <w:t>5</w:t>
+      </w:r>
+      <w:r>
+        <w:rPr>
+          <w:rFonts w:ascii="Calibri" w:hAnsi="Calibri"/>
+          <w:sz w:val="19"/>
+        </w:rPr>
+        <w:t>,000+ field meters.</w:t>
       </w:r>
     </w:p>
     <w:p>
       <w:pPr>
-        <w:spacing w:after="20"/>
+        <w:spacing w:before="80" w:after="0"/>
       </w:pPr>
       <w:r>
         <w:rPr>
           <w:rFonts w:ascii="Calibri" w:hAnsi="Calibri"/>
           <w:b/>
-          <w:color w:val="555555"/>
-          <w:sz w:val="18"/>
-        </w:rPr>
-        <w:t xml:space="preserve">Tech Stack: </w:t>
+          <w:sz w:val="20"/>
+        </w:rPr>
+        <w:lastRenderedPageBreak/>
+        <w:t xml:space="preserve">CyberInfrastructure Pvt. Ltd, Indore  </w:t>
       </w:r>
       <w:r>
         <w:rPr>
           <w:rFonts w:ascii="Calibri" w:hAnsi="Calibri"/>
           <w:i/>
-          <w:color w:val="555555"/>
-          <w:sz w:val="18"/>
-        </w:rPr>
-        <w:t>Python, XML Parsing, ETL Pipelines, SAP, CSV</w:t>
+          <w:sz w:val="20"/>
+        </w:rPr>
+        <w:t>Software Developer (ML &amp; Python)</w:t>
+      </w:r>
+      <w:r>
+        <w:rPr>
+          <w:rFonts w:ascii="Calibri" w:hAnsi="Calibri"/>
+          <w:color w:val="646464"/>
+          <w:sz w:val="19"/>
+        </w:rPr>
+        <w:t xml:space="preserve">  |  March 2021 – Oct 2021  |  Team: 5  |  Python · FastAPI · Streamlit · Django · ML</w:t>
       </w:r>
     </w:p>
     <w:p>
       <w:pPr>
         <w:spacing w:after="20"/>
-      </w:pPr>
-      <w:r>
-        <w:rPr>
-          <w:rFonts w:ascii="Calibri" w:hAnsi="Calibri"/>
-          <w:b/>
-          <w:color w:val="000000"/>
+        <w:ind w:left="283" w:hanging="227"/>
+      </w:pPr>
+      <w:r>
+        <w:rPr>
+          <w:rFonts w:ascii="Calibri" w:hAnsi="Calibri"/>
           <w:sz w:val="19"/>
         </w:rPr>
-        <w:t xml:space="preserve">Summary: </w:t>
-      </w:r>
-      <w:r>
-        <w:rPr>
-          <w:rFonts w:ascii="Calibri" w:hAnsi="Calibri"/>
-          <w:color w:val="000000"/>
-          <w:sz w:val="19"/>
-        </w:rPr>
-        <w:t>Large-scale data engineering pipeline for extracting, cleaning, and profiling editorial board member (EBM) data from Jflow XML feeds across multiple journals, enabling targeted scholarly communication.</w:t>
+        <w:t>▸ Spearheaded development of an ML-powered Risk Maturity Assessment tool FastAPI backend, JWT authentication, and Streamlit dashboards processing structured questionnaires for 200+ enterprise clients and generating automated risk scores with one-click PDF reports.</w:t>
       </w:r>
     </w:p>
     <w:p>
       <w:pPr>
-        <w:spacing w:after="80"/>
-      </w:pPr>
-      <w:r>
-        <w:rPr>
-          <w:rFonts w:ascii="Calibri" w:hAnsi="Calibri"/>
-          <w:b/>
-          <w:color w:val="000000"/>
+        <w:spacing w:after="20"/>
+        <w:ind w:left="283" w:hanging="227"/>
+      </w:pPr>
+      <w:r>
+        <w:rPr>
+          <w:rFonts w:ascii="Calibri" w:hAnsi="Calibri"/>
           <w:sz w:val="19"/>
         </w:rPr>
-        <w:t xml:space="preserve">Key Contributions: </w:t>
-      </w:r>
-      <w:r>
-        <w:rPr>
-          <w:rFonts w:ascii="Calibri" w:hAnsi="Calibri"/>
-          <w:color w:val="000000"/>
-          <w:sz w:val="19"/>
-        </w:rPr>
-        <w:t>Built ETL workflows for XML-to-CSV transformation</w:t>
-      </w:r>
-      <w:r>
-        <w:rPr>
-          <w:rFonts w:ascii="Calibri" w:hAnsi="Calibri"/>
-          <w:color w:val="000000"/>
-          <w:sz w:val="19"/>
-        </w:rPr>
-        <w:t xml:space="preserve">, </w:t>
-      </w:r>
-      <w:r>
-        <w:rPr>
-          <w:rFonts w:ascii="Calibri" w:hAnsi="Calibri"/>
-          <w:color w:val="000000"/>
-          <w:sz w:val="19"/>
-        </w:rPr>
-        <w:t>performed data deduplication, profiling, and merging</w:t>
-      </w:r>
-      <w:r>
-        <w:rPr>
-          <w:rFonts w:ascii="Calibri" w:hAnsi="Calibri"/>
-          <w:color w:val="000000"/>
-          <w:sz w:val="19"/>
-        </w:rPr>
-        <w:t xml:space="preserve">, </w:t>
-      </w:r>
-      <w:r>
-        <w:rPr>
-          <w:rFonts w:ascii="Calibri" w:hAnsi="Calibri"/>
-          <w:color w:val="000000"/>
-          <w:sz w:val="19"/>
-        </w:rPr>
-        <w:t>automated SAP server uploads for downstream CRM and communication workflows.</w:t>
+        <w:t>▸ Produced 3 secure, modular Python ML classification modules for a US/Israel defense client, achieving zero security incidents across a 6-month classified delivery cycle while meeting strict code-modularity and documentation standards.</w:t>
       </w:r>
     </w:p>
     <w:p>
       <w:pPr>
-        <w:spacing w:before="80" w:after="20"/>
+        <w:spacing w:before="80" w:after="0"/>
       </w:pPr>
       <w:r>
         <w:rPr>
           <w:rFonts w:ascii="Calibri" w:hAnsi="Calibri"/>
           <w:b/>
-          <w:color w:val="1F457A"/>
           <w:sz w:val="20"/>
         </w:rPr>
-        <w:t xml:space="preserve">Project 4: </w:t>
-      </w:r>
-      <w:r>
-        <w:rPr>
-          <w:rFonts w:ascii="Calibri" w:hAnsi="Calibri"/>
-          <w:b/>
-          <w:color w:val="007B83"/>
+        <w:t xml:space="preserve">Aspirify Enterprise Pvt. Ltd, New Delhi  </w:t>
+      </w:r>
+      <w:r>
+        <w:rPr>
+          <w:rFonts w:ascii="Calibri" w:hAnsi="Calibri"/>
+          <w:i/>
           <w:sz w:val="20"/>
         </w:rPr>
-        <w:t>LLM Vision Model Benchmarking</w:t>
+        <w:t>Python Developer (AI/ML)</w:t>
+      </w:r>
+      <w:r>
+        <w:rPr>
+          <w:rFonts w:ascii="Calibri" w:hAnsi="Calibri"/>
+          <w:color w:val="646464"/>
+          <w:sz w:val="19"/>
+        </w:rPr>
+        <w:t xml:space="preserve">  |  Aug 2020 – March 2021  |  Team: 6  |  Django · Celery · Redis · ML · Pandas</w:t>
       </w:r>
     </w:p>
     <w:p>
       <w:pPr>
         <w:spacing w:after="20"/>
-      </w:pPr>
-      <w:r>
-        <w:rPr>
-          <w:rFonts w:ascii="Calibri" w:hAnsi="Calibri"/>
-          <w:b/>
-          <w:color w:val="555555"/>
-          <w:sz w:val="18"/>
-        </w:rPr>
-        <w:t xml:space="preserve">Tech Stack: </w:t>
-      </w:r>
-      <w:r>
-        <w:rPr>
-          <w:rFonts w:ascii="Calibri" w:hAnsi="Calibri"/>
-          <w:i/>
-          <w:color w:val="555555"/>
-          <w:sz w:val="18"/>
-        </w:rPr>
-        <w:t>Python, FastAPI, Streamlit, Vision-Language Models, PDF Processing, Cost Analysis</w:t>
+        <w:ind w:left="283" w:hanging="227"/>
+      </w:pPr>
+      <w:r>
+        <w:rPr>
+          <w:rFonts w:ascii="Calibri" w:hAnsi="Calibri"/>
+          <w:sz w:val="19"/>
+        </w:rPr>
+        <w:t xml:space="preserve">▸ Constructed a distributed network vulnerability scanner with Django, Celery, and Redis, processing 1,000+ </w:t>
+      </w:r>
+      <w:r>
+        <w:rPr>
+          <w:rFonts w:ascii="Calibri" w:hAnsi="Calibri"/>
+          <w:sz w:val="19"/>
+        </w:rPr>
+        <w:t xml:space="preserve">Internetworking Protocol </w:t>
+      </w:r>
+      <w:r>
+        <w:rPr>
+          <w:rFonts w:ascii="Calibri" w:hAnsi="Calibri"/>
+          <w:sz w:val="19"/>
+        </w:rPr>
+        <w:t xml:space="preserve">endpoints in parallel and reducing scan cycle time from </w:t>
+      </w:r>
+      <w:r>
+        <w:rPr>
+          <w:rFonts w:ascii="Calibri" w:hAnsi="Calibri"/>
+          <w:sz w:val="19"/>
+        </w:rPr>
+        <w:t>48</w:t>
+      </w:r>
+      <w:r>
+        <w:rPr>
+          <w:rFonts w:ascii="Calibri" w:hAnsi="Calibri"/>
+          <w:sz w:val="19"/>
+        </w:rPr>
+        <w:t xml:space="preserve"> hours to </w:t>
+      </w:r>
+      <w:r>
+        <w:rPr>
+          <w:rFonts w:ascii="Calibri" w:hAnsi="Calibri"/>
+          <w:sz w:val="19"/>
+        </w:rPr>
+        <w:t>8</w:t>
+      </w:r>
+      <w:r>
+        <w:rPr>
+          <w:rFonts w:ascii="Calibri" w:hAnsi="Calibri"/>
+          <w:sz w:val="19"/>
+        </w:rPr>
+        <w:t xml:space="preserve"> </w:t>
+      </w:r>
+      <w:r>
+        <w:rPr>
+          <w:rFonts w:ascii="Calibri" w:hAnsi="Calibri"/>
+          <w:sz w:val="19"/>
+        </w:rPr>
+        <w:t>hours</w:t>
+      </w:r>
+      <w:r>
+        <w:rPr>
+          <w:rFonts w:ascii="Calibri" w:hAnsi="Calibri"/>
+          <w:sz w:val="19"/>
+        </w:rPr>
+        <w:t>.</w:t>
       </w:r>
     </w:p>
     <w:p>
       <w:pPr>
         <w:spacing w:after="20"/>
-      </w:pPr>
-      <w:r>
-        <w:rPr>
-          <w:rFonts w:ascii="Calibri" w:hAnsi="Calibri"/>
-          <w:b/>
-          <w:color w:val="000000"/>
+        <w:ind w:left="283" w:hanging="227"/>
+      </w:pPr>
+      <w:r>
+        <w:rPr>
+          <w:rFonts w:ascii="Calibri" w:hAnsi="Calibri"/>
           <w:sz w:val="19"/>
         </w:rPr>
-        <w:t xml:space="preserve">Summary: </w:t>
-      </w:r>
-      <w:r>
-        <w:rPr>
-          <w:rFonts w:ascii="Calibri" w:hAnsi="Calibri"/>
-          <w:color w:val="000000"/>
-          <w:sz w:val="19"/>
-        </w:rPr>
-        <w:t>Research and development initiative to evaluate cost-effective alternatives to GPT-4 Vision for academic image understanding. Included automated PDF-to-image extraction, multi</w:t>
-      </w:r>
-      <w:r>
-        <w:rPr>
-          <w:rFonts w:ascii="Calibri" w:hAnsi="Calibri"/>
-          <w:color w:val="000000"/>
-          <w:sz w:val="19"/>
-        </w:rPr>
-        <w:t xml:space="preserve"> </w:t>
-      </w:r>
-      <w:r>
-        <w:rPr>
-          <w:rFonts w:ascii="Calibri" w:hAnsi="Calibri"/>
-          <w:color w:val="000000"/>
-          <w:sz w:val="19"/>
-        </w:rPr>
-        <w:t>model benchmarking, and cost</w:t>
-      </w:r>
-      <w:r>
-        <w:rPr>
-          <w:rFonts w:ascii="Calibri" w:hAnsi="Calibri"/>
-          <w:color w:val="000000"/>
-          <w:sz w:val="19"/>
-        </w:rPr>
-        <w:t xml:space="preserve"> </w:t>
-      </w:r>
-      <w:r>
-        <w:rPr>
-          <w:rFonts w:ascii="Calibri" w:hAnsi="Calibri"/>
-          <w:color w:val="000000"/>
-          <w:sz w:val="19"/>
-        </w:rPr>
-        <w:t>performance analysis.</w:t>
+        <w:t>▸ Embedded ML-based anomaly identification into the scanning workflow, cutting false-positive threat alerts by 30% and automating security reports saving 8 hours/week of analyst effort.</w:t>
       </w:r>
     </w:p>
     <w:p>
       <w:pPr>
-        <w:spacing w:after="80"/>
+        <w:spacing w:before="80" w:after="0"/>
       </w:pPr>
       <w:r>
         <w:rPr>
           <w:rFonts w:ascii="Calibri" w:hAnsi="Calibri"/>
           <w:b/>
-          <w:color w:val="000000"/>
+          <w:sz w:val="20"/>
+        </w:rPr>
+        <w:t xml:space="preserve">Innoviti Payment Solutions Pvt. Ltd, Bangalore  </w:t>
+      </w:r>
+      <w:r>
+        <w:rPr>
+          <w:rFonts w:ascii="Calibri" w:hAnsi="Calibri"/>
+          <w:i/>
+          <w:sz w:val="20"/>
+        </w:rPr>
+        <w:t>Data Science &amp; ML Engineer Intern</w:t>
+      </w:r>
+      <w:r>
+        <w:rPr>
+          <w:rFonts w:ascii="Calibri" w:hAnsi="Calibri"/>
+          <w:color w:val="646464"/>
           <w:sz w:val="19"/>
         </w:rPr>
-        <w:t xml:space="preserve">Key Contributions: </w:t>
-      </w:r>
-      <w:r>
-        <w:rPr>
-          <w:rFonts w:ascii="Calibri" w:hAnsi="Calibri"/>
-          <w:color w:val="000000"/>
-          <w:sz w:val="19"/>
-        </w:rPr>
-        <w:t>Developed PDF extraction pipeline by ISBN</w:t>
-      </w:r>
-      <w:r>
-        <w:rPr>
-          <w:rFonts w:ascii="Calibri" w:hAnsi="Calibri"/>
-          <w:color w:val="000000"/>
-          <w:sz w:val="19"/>
-        </w:rPr>
-        <w:t xml:space="preserve">, </w:t>
-      </w:r>
-      <w:r>
-        <w:rPr>
-          <w:rFonts w:ascii="Calibri" w:hAnsi="Calibri"/>
-          <w:color w:val="000000"/>
-          <w:sz w:val="19"/>
-        </w:rPr>
-        <w:t>implemented multi-model vision inference via FastAPI</w:t>
-      </w:r>
-      <w:r>
-        <w:rPr>
-          <w:rFonts w:ascii="Calibri" w:hAnsi="Calibri"/>
-          <w:color w:val="000000"/>
-          <w:sz w:val="19"/>
-        </w:rPr>
-        <w:t>,</w:t>
-      </w:r>
-      <w:r>
-        <w:rPr>
-          <w:rFonts w:ascii="Calibri" w:hAnsi="Calibri"/>
-          <w:color w:val="000000"/>
-          <w:sz w:val="19"/>
-        </w:rPr>
-        <w:t xml:space="preserve"> benchmarked open-source VLMs against GPT-4V on accuracy and cost</w:t>
-      </w:r>
-      <w:r>
-        <w:rPr>
-          <w:rFonts w:ascii="Calibri" w:hAnsi="Calibri"/>
-          <w:color w:val="000000"/>
-          <w:sz w:val="19"/>
-        </w:rPr>
-        <w:t xml:space="preserve">, </w:t>
-      </w:r>
-      <w:r>
-        <w:rPr>
-          <w:rFonts w:ascii="Calibri" w:hAnsi="Calibri"/>
-          <w:color w:val="000000"/>
-          <w:sz w:val="19"/>
-        </w:rPr>
-        <w:t>deployed server-side inference with Streamlit frontend.</w:t>
+        <w:t xml:space="preserve">  |  Feb 2020 – May 2020  |  Python · Pandas · NumPy · PostgreSQL · Jupyter</w:t>
       </w:r>
     </w:p>
     <w:p>
       <w:pPr>
-        <w:spacing w:before="80" w:after="20"/>
-      </w:pPr>
-      <w:r>
-        <w:rPr>
-          <w:rFonts w:ascii="Calibri" w:hAnsi="Calibri"/>
-          <w:b/>
-          <w:color w:val="1F457A"/>
-          <w:sz w:val="20"/>
-        </w:rPr>
-        <w:t xml:space="preserve">Project 5: </w:t>
-      </w:r>
-      <w:r>
-        <w:rPr>
-          <w:rFonts w:ascii="Calibri" w:hAnsi="Calibri"/>
-          <w:b/>
-          <w:color w:val="007B83"/>
-          <w:sz w:val="20"/>
-        </w:rPr>
-        <w:t>Alt Text Generator</w:t>
-      </w:r>
-      <w:r>
-        <w:rPr>
-          <w:rFonts w:ascii="Calibri" w:hAnsi="Calibri"/>
-          <w:b/>
-          <w:color w:val="007B83"/>
-          <w:sz w:val="20"/>
-        </w:rPr>
-        <w:t>:</w:t>
-      </w:r>
-      <w:r>
-        <w:rPr>
-          <w:rFonts w:ascii="Calibri" w:hAnsi="Calibri"/>
-          <w:b/>
-          <w:color w:val="007B83"/>
-          <w:sz w:val="20"/>
-        </w:rPr>
-        <w:t xml:space="preserve"> Vision</w:t>
-      </w:r>
-      <w:r>
-        <w:rPr>
-          <w:rFonts w:ascii="Calibri" w:hAnsi="Calibri"/>
-          <w:b/>
-          <w:color w:val="007B83"/>
-          <w:sz w:val="20"/>
-        </w:rPr>
-        <w:t xml:space="preserve"> </w:t>
-      </w:r>
-      <w:r>
-        <w:rPr>
-          <w:rFonts w:ascii="Calibri" w:hAnsi="Calibri"/>
-          <w:b/>
-          <w:color w:val="007B83"/>
-          <w:sz w:val="20"/>
-        </w:rPr>
-        <w:t>Language AI for Academic Images</w:t>
+        <w:spacing w:after="20"/>
+        <w:ind w:left="283" w:hanging="227"/>
+      </w:pPr>
+      <w:r>
+        <w:rPr>
+          <w:rFonts w:ascii="Calibri" w:hAnsi="Calibri"/>
+          <w:sz w:val="19"/>
+        </w:rPr>
+        <w:t xml:space="preserve">▸ Modelled fraud-pattern classifiers on </w:t>
+      </w:r>
+      <w:r>
+        <w:rPr>
+          <w:rFonts w:ascii="Calibri" w:hAnsi="Calibri"/>
+          <w:sz w:val="19"/>
+        </w:rPr>
+        <w:t>1</w:t>
+      </w:r>
+      <w:r>
+        <w:rPr>
+          <w:rFonts w:ascii="Calibri" w:hAnsi="Calibri"/>
+          <w:sz w:val="19"/>
+        </w:rPr>
+        <w:t>M+ multi-bank payment transaction records, attaining 87% classification accuracy through feature engineering and hyperparameter tuning.</w:t>
       </w:r>
     </w:p>
     <w:p>
       <w:pPr>
         <w:spacing w:after="20"/>
-      </w:pPr>
-      <w:r>
-        <w:rPr>
-          <w:rFonts w:ascii="Calibri" w:hAnsi="Calibri"/>
-          <w:b/>
-          <w:color w:val="555555"/>
-          <w:sz w:val="18"/>
-        </w:rPr>
-        <w:t xml:space="preserve">Tech Stack: </w:t>
-      </w:r>
-      <w:r>
-        <w:rPr>
-          <w:rFonts w:ascii="Calibri" w:hAnsi="Calibri"/>
-          <w:i/>
-          <w:color w:val="555555"/>
-          <w:sz w:val="18"/>
-        </w:rPr>
-        <w:t>Python, GenAI, Vision-Language Models (VLMs), FastAPI, Streamlit, Langfuse, Grafana, Prometheus</w:t>
+        <w:ind w:left="283" w:hanging="227"/>
+      </w:pPr>
+      <w:r>
+        <w:rPr>
+          <w:rFonts w:ascii="Calibri" w:hAnsi="Calibri"/>
+          <w:sz w:val="19"/>
+        </w:rPr>
+        <w:t>▸ Delivered 4 BI dashboards for transaction pattern analysis, adopted across 3 business units to optimize payment routing decisions and reduce manual reporting by 6 hours/week.</w:t>
       </w:r>
     </w:p>
     <w:p>
       <w:pPr>
-        <w:spacing w:after="20"/>
+        <w:spacing w:before="80" w:after="0"/>
       </w:pPr>
       <w:r>
         <w:rPr>
           <w:rFonts w:ascii="Calibri" w:hAnsi="Calibri"/>
           <w:b/>
-          <w:color w:val="000000"/>
+          <w:sz w:val="20"/>
+        </w:rPr>
+        <w:t xml:space="preserve">SNSE, New Delhi  </w:t>
+      </w:r>
+      <w:r>
+        <w:rPr>
+          <w:rFonts w:ascii="Calibri" w:hAnsi="Calibri"/>
+          <w:i/>
+          <w:sz w:val="20"/>
+        </w:rPr>
+        <w:t>Python Developer</w:t>
+      </w:r>
+      <w:r>
+        <w:rPr>
+          <w:rFonts w:ascii="Calibri" w:hAnsi="Calibri"/>
+          <w:color w:val="646464"/>
           <w:sz w:val="19"/>
         </w:rPr>
-        <w:t xml:space="preserve">Summary: </w:t>
-      </w:r>
-      <w:r>
-        <w:rPr>
-          <w:rFonts w:ascii="Calibri" w:hAnsi="Calibri"/>
-          <w:color w:val="000000"/>
-          <w:sz w:val="19"/>
-        </w:rPr>
-        <w:t>Production Gen AI system generating accessible alternative (alt) text for scientific figures, charts, and diagrams in academic journals and books using multimodal vision-language models improving accessibility and SEO compliance.</w:t>
+        <w:t xml:space="preserve">  |  July 2017 – Aug 2019  |  Team: 4  |  Python · Django · ML · OpenCV · NLP · ROS · AWS</w:t>
       </w:r>
     </w:p>
     <w:p>
       <w:pPr>
-        <w:spacing w:after="80"/>
-      </w:pPr>
-      <w:r>
-        <w:rPr>
-          <w:rFonts w:ascii="Calibri" w:hAnsi="Calibri"/>
-          <w:b/>
-          <w:color w:val="000000"/>
+        <w:spacing w:after="20"/>
+        <w:ind w:left="283" w:hanging="227"/>
+      </w:pPr>
+      <w:r>
+        <w:rPr>
+          <w:rFonts w:ascii="Calibri" w:hAnsi="Calibri"/>
           <w:sz w:val="19"/>
         </w:rPr>
-        <w:t xml:space="preserve">Key Contributions: </w:t>
-      </w:r>
-      <w:r>
-        <w:rPr>
-          <w:rFonts w:ascii="Calibri" w:hAnsi="Calibri"/>
-          <w:color w:val="000000"/>
+        <w:t>▸ Shipped 4 production systems over 2 years: NLP</w:t>
+      </w:r>
+      <w:r>
+        <w:rPr>
+          <w:rFonts w:ascii="Calibri" w:hAnsi="Calibri"/>
           <w:sz w:val="19"/>
         </w:rPr>
-        <w:t>Designed end-to-end VLM inference pipeline</w:t>
-      </w:r>
-      <w:r>
-        <w:rPr>
-          <w:rFonts w:ascii="Calibri" w:hAnsi="Calibri"/>
-          <w:color w:val="000000"/>
+        <w:t xml:space="preserve"> </w:t>
+      </w:r>
+      <w:r>
+        <w:rPr>
+          <w:rFonts w:ascii="Calibri" w:hAnsi="Calibri"/>
           <w:sz w:val="19"/>
         </w:rPr>
-        <w:t>,</w:t>
-      </w:r>
-      <w:r>
-        <w:rPr>
-          <w:rFonts w:ascii="Calibri" w:hAnsi="Calibri"/>
-          <w:color w:val="000000"/>
-          <w:sz w:val="19"/>
-        </w:rPr>
-        <w:t xml:space="preserve"> integrated Langfuse for prompt observability and cost tracking</w:t>
-      </w:r>
-      <w:r>
-        <w:rPr>
-          <w:rFonts w:ascii="Calibri" w:hAnsi="Calibri"/>
-          <w:color w:val="000000"/>
-          <w:sz w:val="19"/>
-        </w:rPr>
-        <w:t xml:space="preserve">, </w:t>
-      </w:r>
-      <w:r>
-        <w:rPr>
-          <w:rFonts w:ascii="Calibri" w:hAnsi="Calibri"/>
-          <w:color w:val="000000"/>
-          <w:sz w:val="19"/>
-        </w:rPr>
-        <w:t>deployed Grafana + Prometheus monitoring</w:t>
-      </w:r>
-      <w:r>
-        <w:rPr>
-          <w:rFonts w:ascii="Calibri" w:hAnsi="Calibri"/>
-          <w:color w:val="000000"/>
-          <w:sz w:val="19"/>
-        </w:rPr>
-        <w:t>,</w:t>
-      </w:r>
-      <w:r>
-        <w:rPr>
-          <w:rFonts w:ascii="Calibri" w:hAnsi="Calibri"/>
-          <w:color w:val="000000"/>
-          <w:sz w:val="19"/>
-        </w:rPr>
-        <w:t xml:space="preserve"> built REST API backend (FastAPI) with Streamlit user interface.</w:t>
+        <w:t>powered Knowledge Management Portal, AI-based rescue-robot victim detection (OpenCV + ROS), collaborative filtering recommendation engine (92% precision), and ETL microservices serving 5+ enterprise BI clients.</w:t>
       </w:r>
     </w:p>
     <w:p>
       <w:pPr>
-        <w:spacing w:before="80" w:after="20"/>
-      </w:pPr>
-      <w:r>
-        <w:rPr>
-          <w:rFonts w:ascii="Calibri" w:hAnsi="Calibri"/>
-          <w:b/>
-          <w:color w:val="1F457A"/>
-          <w:sz w:val="20"/>
-        </w:rPr>
-        <w:t xml:space="preserve">Project 6: </w:t>
-      </w:r>
-      <w:r>
-        <w:rPr>
-          <w:rFonts w:ascii="Calibri" w:hAnsi="Calibri"/>
-          <w:b/>
-          <w:color w:val="007B83"/>
-          <w:sz w:val="20"/>
-        </w:rPr>
-        <w:t>Taxonomy Finder</w:t>
-      </w:r>
-      <w:r>
-        <w:rPr>
-          <w:rFonts w:ascii="Calibri" w:hAnsi="Calibri"/>
-          <w:b/>
-          <w:color w:val="007B83"/>
-          <w:sz w:val="20"/>
-        </w:rPr>
-        <w:t>:</w:t>
-      </w:r>
-      <w:r>
-        <w:rPr>
-          <w:rFonts w:ascii="Calibri" w:hAnsi="Calibri"/>
-          <w:b/>
-          <w:color w:val="007B83"/>
-          <w:sz w:val="20"/>
-        </w:rPr>
-        <w:t xml:space="preserve"> Intelligent Content Classification Engine</w:t>
+        <w:spacing w:after="20"/>
+        <w:ind w:left="283" w:hanging="227"/>
+      </w:pPr>
+      <w:r>
+        <w:rPr>
+          <w:rFonts w:ascii="Calibri" w:hAnsi="Calibri"/>
+          <w:sz w:val="19"/>
+        </w:rPr>
+        <w:t>▸ Optimized face-recognition and object-localization module for autonomous rescue robots in low-light and occluded environments, reducing missed-identification rate by 20% and reaching real-time inference at 15 FPS with ROS integrati</w:t>
+      </w:r>
+      <w:r>
+        <w:rPr>
+          <w:rFonts w:ascii="Calibri" w:hAnsi="Calibri"/>
+          <w:sz w:val="19"/>
+        </w:rPr>
+        <w:t>on.</w:t>
       </w:r>
     </w:p>
     <w:p>
       <w:pPr>
-        <w:spacing w:after="20"/>
+        <w:pBdr>
+          <w:bottom w:val="single" w:sz="6" w:space="1" w:color="00467F"/>
+        </w:pBdr>
+        <w:spacing w:before="120" w:after="40"/>
       </w:pPr>
       <w:r>
         <w:rPr>
           <w:rFonts w:ascii="Calibri" w:hAnsi="Calibri"/>
           <w:b/>
-          <w:color w:val="555555"/>
-          <w:sz w:val="18"/>
-        </w:rPr>
-        <w:t xml:space="preserve">Tech Stack: </w:t>
-      </w:r>
-      <w:r>
-        <w:rPr>
-          <w:rFonts w:ascii="Calibri" w:hAnsi="Calibri"/>
-          <w:i/>
-          <w:color w:val="555555"/>
-          <w:sz w:val="18"/>
-        </w:rPr>
-        <w:t>Python, GenAI, LLMs, LangChain, NLP, Vector Databases</w:t>
+          <w:color w:val="00467F"/>
+          <w:sz w:val="21"/>
+        </w:rPr>
+        <w:t>EDUCATION</w:t>
       </w:r>
     </w:p>
     <w:p>
       <w:pPr>
-        <w:spacing w:after="20"/>
+        <w:spacing w:before="60" w:after="0"/>
       </w:pPr>
       <w:r>
         <w:rPr>
           <w:rFonts w:ascii="Calibri" w:hAnsi="Calibri"/>
           <w:b/>
-          <w:color w:val="000000"/>
+          <w:sz w:val="20"/>
+        </w:rPr>
+        <w:t xml:space="preserve">M.Tech in Information Technology  </w:t>
+      </w:r>
+      <w:r>
+        <w:rPr>
+          <w:rFonts w:ascii="Calibri" w:hAnsi="Calibri"/>
+          <w:color w:val="505050"/>
           <w:sz w:val="19"/>
         </w:rPr>
-        <w:t xml:space="preserve">Summary: </w:t>
-      </w:r>
-      <w:r>
-        <w:rPr>
-          <w:rFonts w:ascii="Calibri" w:hAnsi="Calibri"/>
-          <w:color w:val="000000"/>
-          <w:sz w:val="19"/>
-        </w:rPr>
-        <w:t>Automated content classification system using Generative AI and ML to map structured and unstructured academic content into predefined hierarchical taxonomies with subcategory.</w:t>
+        <w:t>IIIT Allahabad (Indian Institute of Information Technology), Uttar Pradesh  |  2019</w:t>
       </w:r>
     </w:p>
     <w:p>
       <w:pPr>
-        <w:spacing w:after="80"/>
-      </w:pPr>
-      <w:r>
-        <w:rPr>
-          <w:rFonts w:ascii="Calibri" w:hAnsi="Calibri"/>
-          <w:b/>
-          <w:color w:val="000000"/>
-          <w:sz w:val="19"/>
-        </w:rPr>
-        <w:t xml:space="preserve">Key Contributions: </w:t>
-      </w:r>
-      <w:r>
-        <w:rPr>
-          <w:rFonts w:ascii="Calibri" w:hAnsi="Calibri"/>
-          <w:color w:val="000000"/>
-          <w:sz w:val="19"/>
-        </w:rPr>
-        <w:t>Designed LLM</w:t>
-      </w:r>
-      <w:r>
-        <w:rPr>
-          <w:rFonts w:ascii="Calibri" w:hAnsi="Calibri"/>
-          <w:color w:val="000000"/>
-          <w:sz w:val="19"/>
-        </w:rPr>
-        <w:t xml:space="preserve"> </w:t>
-      </w:r>
-      <w:r>
-        <w:rPr>
-          <w:rFonts w:ascii="Calibri" w:hAnsi="Calibri"/>
-          <w:color w:val="000000"/>
-          <w:sz w:val="19"/>
-        </w:rPr>
-        <w:t>powered classification pipeline using LangChain and semantic embeddings</w:t>
-      </w:r>
-      <w:r>
-        <w:rPr>
-          <w:rFonts w:ascii="Calibri" w:hAnsi="Calibri"/>
-          <w:color w:val="000000"/>
-          <w:sz w:val="19"/>
-        </w:rPr>
-        <w:t>,</w:t>
-      </w:r>
-      <w:r>
-        <w:rPr>
-          <w:rFonts w:ascii="Calibri" w:hAnsi="Calibri"/>
-          <w:color w:val="000000"/>
-          <w:sz w:val="19"/>
-        </w:rPr>
-        <w:t xml:space="preserve"> built hierarchical taxonomy mapping logic</w:t>
-      </w:r>
-      <w:r>
-        <w:rPr>
-          <w:rFonts w:ascii="Calibri" w:hAnsi="Calibri"/>
-          <w:color w:val="000000"/>
-          <w:sz w:val="19"/>
-        </w:rPr>
-        <w:t>,</w:t>
-      </w:r>
-      <w:r>
-        <w:rPr>
-          <w:rFonts w:ascii="Calibri" w:hAnsi="Calibri"/>
-          <w:color w:val="000000"/>
-          <w:sz w:val="19"/>
-        </w:rPr>
-        <w:t xml:space="preserve"> evaluated multi-model accuracy for category, subcategory.</w:t>
+        <w:spacing w:after="40"/>
+        <w:ind w:left="170"/>
+      </w:pPr>
+      <w:r>
+        <w:rPr>
+          <w:rFonts w:ascii="Calibri" w:hAnsi="Calibri"/>
+          <w:i/>
+          <w:color w:val="646464"/>
+          <w:sz w:val="18"/>
+        </w:rPr>
+        <w:t>Research: DNA &amp; Genome Sequencing, Olfaction Detection via ML, Pattern Matching</w:t>
       </w:r>
     </w:p>
     <w:p>
       <w:pPr>
-        <w:spacing w:before="80" w:after="20"/>
+        <w:spacing w:before="60" w:after="0"/>
       </w:pPr>
       <w:r>
         <w:rPr>
           <w:rFonts w:ascii="Calibri" w:hAnsi="Calibri"/>
           <w:b/>
-          <w:color w:val="1F457A"/>
           <w:sz w:val="20"/>
         </w:rPr>
-        <w:t xml:space="preserve">Project 7: </w:t>
-      </w:r>
-      <w:r>
-        <w:rPr>
-          <w:rFonts w:ascii="Calibri" w:hAnsi="Calibri"/>
-          <w:b/>
-          <w:color w:val="007B83"/>
-          <w:sz w:val="20"/>
-        </w:rPr>
-        <w:t>Ethics Compliance Validator</w:t>
-      </w:r>
-      <w:r>
-        <w:rPr>
-          <w:rFonts w:ascii="Calibri" w:hAnsi="Calibri"/>
-          <w:b/>
-          <w:color w:val="007B83"/>
-          <w:sz w:val="20"/>
-        </w:rPr>
-        <w:t>:</w:t>
-      </w:r>
-      <w:r>
-        <w:rPr>
-          <w:rFonts w:ascii="Calibri" w:hAnsi="Calibri"/>
-          <w:b/>
-          <w:color w:val="007B83"/>
-          <w:sz w:val="20"/>
-        </w:rPr>
-        <w:t xml:space="preserve"> AI</w:t>
-      </w:r>
-      <w:r>
-        <w:rPr>
-          <w:rFonts w:ascii="Calibri" w:hAnsi="Calibri"/>
-          <w:b/>
-          <w:color w:val="007B83"/>
-          <w:sz w:val="20"/>
-        </w:rPr>
-        <w:t xml:space="preserve"> </w:t>
-      </w:r>
-      <w:r>
-        <w:rPr>
-          <w:rFonts w:ascii="Calibri" w:hAnsi="Calibri"/>
-          <w:b/>
-          <w:color w:val="007B83"/>
-          <w:sz w:val="20"/>
-        </w:rPr>
-        <w:t>Powered Regulatory Review</w:t>
+        <w:t xml:space="preserve">Professional Certificate Program in Business Management (PCPBM)  </w:t>
+      </w:r>
+      <w:r>
+        <w:rPr>
+          <w:rFonts w:ascii="Calibri" w:hAnsi="Calibri"/>
+          <w:color w:val="505050"/>
+          <w:sz w:val="19"/>
+        </w:rPr>
+        <w:t>IIM Kozhikode (Indian Institute of Management), Kerala  |  2022</w:t>
       </w:r>
     </w:p>
     <w:p>
       <w:pPr>
-        <w:spacing w:after="20"/>
+        <w:pBdr>
+          <w:bottom w:val="single" w:sz="6" w:space="1" w:color="00467F"/>
+        </w:pBdr>
+        <w:spacing w:before="120" w:after="40"/>
       </w:pPr>
       <w:r>
         <w:rPr>
           <w:rFonts w:ascii="Calibri" w:hAnsi="Calibri"/>
           <w:b/>
-          <w:color w:val="555555"/>
-          <w:sz w:val="18"/>
-        </w:rPr>
-        <w:t xml:space="preserve">Tech Stack: </w:t>
-      </w:r>
-      <w:r>
-        <w:rPr>
-          <w:rFonts w:ascii="Calibri" w:hAnsi="Calibri"/>
-          <w:i/>
-          <w:color w:val="555555"/>
-          <w:sz w:val="18"/>
-        </w:rPr>
-        <w:t>Python, GenAI, LLMs, NLP, Document Analysis, FastAPI</w:t>
+          <w:color w:val="00467F"/>
+          <w:sz w:val="21"/>
+        </w:rPr>
+        <w:t>CERTIFICATIONS</w:t>
       </w:r>
     </w:p>
     <w:p>
@@ -2040,156 +1374,122 @@
         <w:rPr>
           <w:rFonts w:ascii="Calibri" w:hAnsi="Calibri"/>
           <w:b/>
-          <w:color w:val="000000"/>
           <w:sz w:val="19"/>
         </w:rPr>
-        <w:t xml:space="preserve">Summary: </w:t>
-      </w:r>
-      <w:r>
-        <w:rPr>
-          <w:rFonts w:ascii="Calibri" w:hAnsi="Calibri"/>
-          <w:color w:val="000000"/>
+        <w:t xml:space="preserve">▸  Generative AI Leader  </w:t>
+      </w:r>
+      <w:r>
+        <w:rPr>
+          <w:rFonts w:ascii="Calibri" w:hAnsi="Calibri"/>
+          <w:color w:val="505050"/>
           <w:sz w:val="19"/>
         </w:rPr>
-        <w:t>Gen AI compliance automation system to evaluate research manuscripts for ethical adherence verifying IRB approvals, informed consent, animal study protocols, and regulatory disclosure statements.</w:t>
+        <w:t>Google Cloud  |  2026.</w:t>
       </w:r>
     </w:p>
     <w:p>
       <w:pPr>
-        <w:spacing w:after="80"/>
-        <w:rPr>
-          <w:rFonts w:ascii="Calibri" w:hAnsi="Calibri"/>
-          <w:color w:val="000000"/>
+        <w:spacing w:after="20"/>
+      </w:pPr>
+      <w:r>
+        <w:rPr>
+          <w:rFonts w:ascii="Calibri" w:hAnsi="Calibri"/>
+          <w:b/>
           <w:sz w:val="19"/>
         </w:rPr>
-      </w:pPr>
-      <w:r>
-        <w:rPr>
-          <w:rFonts w:ascii="Calibri" w:hAnsi="Calibri"/>
-          <w:b/>
-          <w:color w:val="000000"/>
+        <w:t xml:space="preserve">▸  Generative AI for Everyone  </w:t>
+      </w:r>
+      <w:r>
+        <w:rPr>
+          <w:rFonts w:ascii="Calibri" w:hAnsi="Calibri"/>
+          <w:color w:val="505050"/>
           <w:sz w:val="19"/>
         </w:rPr>
-        <w:t xml:space="preserve">Key Contributions: </w:t>
-      </w:r>
-      <w:r>
-        <w:rPr>
-          <w:rFonts w:ascii="Calibri" w:hAnsi="Calibri"/>
-          <w:color w:val="000000"/>
-          <w:sz w:val="19"/>
-        </w:rPr>
-        <w:t>Built document ingestion and NLP analysis pipeline</w:t>
-      </w:r>
-      <w:r>
-        <w:rPr>
-          <w:rFonts w:ascii="Calibri" w:hAnsi="Calibri"/>
-          <w:color w:val="000000"/>
-          <w:sz w:val="19"/>
-        </w:rPr>
-        <w:t>,</w:t>
-      </w:r>
-      <w:r>
-        <w:rPr>
-          <w:rFonts w:ascii="Calibri" w:hAnsi="Calibri"/>
-          <w:color w:val="000000"/>
-          <w:sz w:val="19"/>
-        </w:rPr>
-        <w:t xml:space="preserve"> applied LLM reasoning for ethics clause detection and validation</w:t>
-      </w:r>
-      <w:r>
-        <w:rPr>
-          <w:rFonts w:ascii="Calibri" w:hAnsi="Calibri"/>
-          <w:color w:val="000000"/>
-          <w:sz w:val="19"/>
-        </w:rPr>
-        <w:t>,</w:t>
-      </w:r>
-      <w:r>
-        <w:rPr>
-          <w:rFonts w:ascii="Calibri" w:hAnsi="Calibri"/>
-          <w:color w:val="000000"/>
-          <w:sz w:val="19"/>
-        </w:rPr>
-        <w:t xml:space="preserve"> generated structured compliance reports with flagged gaps and recommendations.</w:t>
+        <w:t>Coursera  |  2024.</w:t>
       </w:r>
     </w:p>
     <w:p>
       <w:pPr>
-        <w:spacing w:after="80"/>
-      </w:pPr>
+        <w:spacing w:after="20"/>
+      </w:pPr>
+      <w:r>
+        <w:rPr>
+          <w:rFonts w:ascii="Calibri" w:hAnsi="Calibri"/>
+          <w:b/>
+          <w:sz w:val="19"/>
+        </w:rPr>
+        <w:t xml:space="preserve">▸  Machine Learning Specialization  </w:t>
+      </w:r>
+      <w:r>
+        <w:rPr>
+          <w:rFonts w:ascii="Calibri" w:hAnsi="Calibri"/>
+          <w:color w:val="505050"/>
+          <w:sz w:val="19"/>
+        </w:rPr>
+        <w:t>Coursera (Andrew Ng)  |  2023.</w:t>
+      </w:r>
     </w:p>
     <w:p>
       <w:pPr>
-        <w:spacing w:before="160" w:after="20"/>
-        <w:rPr>
-          <w:u w:val="single"/>
-        </w:rPr>
+        <w:spacing w:after="20"/>
       </w:pPr>
       <w:r>
         <w:rPr>
           <w:rFonts w:ascii="Calibri" w:hAnsi="Calibri"/>
           <w:b/>
-          <w:color w:val="1F457A"/>
-          <w:sz w:val="21"/>
-          <w:u w:val="single"/>
-        </w:rPr>
-        <w:lastRenderedPageBreak/>
-        <w:t>MDP INFRA India Pvt. Ltd (Client: MPMKVVCL MP State Power Co.), Bhopal</w:t>
+          <w:sz w:val="19"/>
+        </w:rPr>
+        <w:t xml:space="preserve">▸  Chatbot Builder Training  </w:t>
+      </w:r>
+      <w:r>
+        <w:rPr>
+          <w:rFonts w:ascii="Calibri" w:hAnsi="Calibri"/>
+          <w:color w:val="505050"/>
+          <w:sz w:val="19"/>
+        </w:rPr>
+        <w:t>Yellow.ai Academy  |  2022.</w:t>
       </w:r>
     </w:p>
     <w:p>
       <w:pPr>
-        <w:spacing w:after="60"/>
-      </w:pPr>
-      <w:r>
-        <w:rPr>
-          <w:rFonts w:ascii="Calibri" w:hAnsi="Calibri"/>
-          <w:i/>
-          <w:color w:val="555555"/>
-          <w:sz w:val="18"/>
-        </w:rPr>
-        <w:t>Team Lead / Python Developer / ML Engineer | Oct 2021 – March 2023 | Team: 24 | Stack: Python, Django, DRF, ML, YOLO v7, TrOCR, PostgreSQL, GIT</w:t>
+        <w:spacing w:after="20"/>
+      </w:pPr>
+      <w:r>
+        <w:rPr>
+          <w:rFonts w:ascii="Calibri" w:hAnsi="Calibri"/>
+          <w:b/>
+          <w:sz w:val="19"/>
+        </w:rPr>
+        <w:t xml:space="preserve">▸  Data Science Web App Streamlit  </w:t>
+      </w:r>
+      <w:r>
+        <w:rPr>
+          <w:rFonts w:ascii="Calibri" w:hAnsi="Calibri"/>
+          <w:color w:val="505050"/>
+          <w:sz w:val="19"/>
+        </w:rPr>
+        <w:t>Coursera  |  2020.</w:t>
       </w:r>
     </w:p>
     <w:p>
       <w:pPr>
-        <w:spacing w:before="80" w:after="20"/>
+        <w:spacing w:after="20"/>
       </w:pPr>
       <w:r>
         <w:rPr>
           <w:rFonts w:ascii="Calibri" w:hAnsi="Calibri"/>
           <w:b/>
-          <w:color w:val="1F457A"/>
-          <w:sz w:val="20"/>
-        </w:rPr>
-        <w:t xml:space="preserve">Project 1: </w:t>
-      </w:r>
-      <w:r>
-        <w:rPr>
-          <w:rFonts w:ascii="Calibri" w:hAnsi="Calibri"/>
-          <w:b/>
-          <w:color w:val="007B83"/>
-          <w:sz w:val="20"/>
-        </w:rPr>
-        <w:t>QCPortal</w:t>
-      </w:r>
-      <w:r>
-        <w:rPr>
-          <w:rFonts w:ascii="Calibri" w:hAnsi="Calibri"/>
-          <w:b/>
-          <w:color w:val="007B83"/>
-          <w:sz w:val="20"/>
-        </w:rPr>
-        <w:t>:</w:t>
-      </w:r>
-      <w:r>
-        <w:rPr>
-          <w:rFonts w:ascii="Calibri" w:hAnsi="Calibri"/>
-          <w:b/>
-          <w:color w:val="007B83"/>
-          <w:sz w:val="20"/>
-        </w:rPr>
-        <w:t xml:space="preserve"> Vendor &amp; NABL Lab Onboarding Platform</w:t>
+          <w:sz w:val="19"/>
+        </w:rPr>
+        <w:t xml:space="preserve">▸  Python for Data Science  </w:t>
+      </w:r>
+      <w:r>
+        <w:rPr>
+          <w:rFonts w:ascii="Calibri" w:hAnsi="Calibri"/>
+          <w:color w:val="505050"/>
+          <w:sz w:val="19"/>
+        </w:rPr>
+        <w:t>Intellipaat  |  2020.</w:t>
       </w:r>
     </w:p>
     <w:p>
@@ -2200,2523 +1500,91 @@
         <w:rPr>
           <w:rFonts w:ascii="Calibri" w:hAnsi="Calibri"/>
           <w:b/>
-          <w:color w:val="555555"/>
-          <w:sz w:val="18"/>
-        </w:rPr>
-        <w:t xml:space="preserve">Tech Stack: </w:t>
-      </w:r>
-      <w:r>
-        <w:rPr>
-          <w:rFonts w:ascii="Calibri" w:hAnsi="Calibri"/>
-          <w:i/>
-          <w:color w:val="555555"/>
-          <w:sz w:val="18"/>
-        </w:rPr>
-        <w:t>Django, Django REST Framework, PostgreSQL, Bootstrap, HTML/CSS/JS</w:t>
+          <w:sz w:val="19"/>
+        </w:rPr>
+        <w:t xml:space="preserve">▸  Advanced Java Certification  </w:t>
+      </w:r>
+      <w:r>
+        <w:rPr>
+          <w:rFonts w:ascii="Calibri" w:hAnsi="Calibri"/>
+          <w:color w:val="505050"/>
+          <w:sz w:val="19"/>
+        </w:rPr>
+        <w:t>C-DAC Jaipur  |  2015.</w:t>
       </w:r>
     </w:p>
     <w:p>
       <w:pPr>
-        <w:spacing w:after="20"/>
+        <w:pBdr>
+          <w:bottom w:val="single" w:sz="6" w:space="1" w:color="00467F"/>
+        </w:pBdr>
+        <w:spacing w:before="120" w:after="40"/>
       </w:pPr>
       <w:r>
         <w:rPr>
           <w:rFonts w:ascii="Calibri" w:hAnsi="Calibri"/>
           <w:b/>
-          <w:color w:val="000000"/>
-          <w:sz w:val="19"/>
-        </w:rPr>
-        <w:t xml:space="preserve">Summary: </w:t>
-      </w:r>
-      <w:r>
-        <w:rPr>
-          <w:rFonts w:ascii="Calibri" w:hAnsi="Calibri"/>
-          <w:color w:val="000000"/>
-          <w:sz w:val="19"/>
-        </w:rPr>
-        <w:t>Enterprise</w:t>
-      </w:r>
-      <w:r>
-        <w:rPr>
-          <w:rFonts w:ascii="Calibri" w:hAnsi="Calibri"/>
-          <w:color w:val="000000"/>
-          <w:sz w:val="19"/>
-        </w:rPr>
-        <w:t xml:space="preserve"> </w:t>
-      </w:r>
-      <w:r>
-        <w:rPr>
-          <w:rFonts w:ascii="Calibri" w:hAnsi="Calibri"/>
-          <w:color w:val="000000"/>
-          <w:sz w:val="19"/>
-        </w:rPr>
-        <w:t>grade web portal serving 50,000+ users for registration and onboarding of Vendors, NABL</w:t>
-      </w:r>
-      <w:r>
-        <w:rPr>
-          <w:rFonts w:ascii="Calibri" w:hAnsi="Calibri"/>
-          <w:color w:val="000000"/>
-          <w:sz w:val="19"/>
-        </w:rPr>
-        <w:t xml:space="preserve"> </w:t>
-      </w:r>
-      <w:r>
-        <w:rPr>
-          <w:rFonts w:ascii="Calibri" w:hAnsi="Calibri"/>
-          <w:color w:val="000000"/>
-          <w:sz w:val="19"/>
-        </w:rPr>
-        <w:t>accredited labs, Turnkey Contractors, and MPCZ officers. Includes Central Purchase System for vendor payment management.</w:t>
+          <w:color w:val="00467F"/>
+          <w:sz w:val="21"/>
+        </w:rPr>
+        <w:t>ACHIEVEMENTS &amp; PUBLICATIONS</w:t>
       </w:r>
     </w:p>
     <w:p>
       <w:pPr>
-        <w:spacing w:after="80"/>
-      </w:pPr>
-      <w:r>
-        <w:rPr>
-          <w:rFonts w:ascii="Calibri" w:hAnsi="Calibri"/>
-          <w:b/>
-          <w:color w:val="000000"/>
+        <w:spacing w:after="20"/>
+        <w:ind w:left="283" w:hanging="227"/>
+      </w:pPr>
+      <w:r>
+        <w:rPr>
+          <w:rFonts w:ascii="Calibri" w:hAnsi="Calibri"/>
           <w:sz w:val="19"/>
         </w:rPr>
-        <w:t xml:space="preserve">Key Contributions: </w:t>
-      </w:r>
-      <w:r>
-        <w:rPr>
-          <w:rFonts w:ascii="Calibri" w:hAnsi="Calibri"/>
-          <w:color w:val="000000"/>
-          <w:sz w:val="19"/>
-        </w:rPr>
-        <w:t>Developed Django backend with PostgreSQL</w:t>
-      </w:r>
-      <w:r>
-        <w:rPr>
-          <w:rFonts w:ascii="Calibri" w:hAnsi="Calibri"/>
-          <w:color w:val="000000"/>
-          <w:sz w:val="19"/>
-        </w:rPr>
-        <w:t>,</w:t>
-      </w:r>
-      <w:r>
-        <w:rPr>
-          <w:rFonts w:ascii="Calibri" w:hAnsi="Calibri"/>
-          <w:color w:val="000000"/>
-          <w:sz w:val="19"/>
-        </w:rPr>
-        <w:t xml:space="preserve"> built REST APIs for user management and document workflows</w:t>
-      </w:r>
-      <w:r>
-        <w:rPr>
-          <w:rFonts w:ascii="Calibri" w:hAnsi="Calibri"/>
-          <w:color w:val="000000"/>
-          <w:sz w:val="19"/>
-        </w:rPr>
-        <w:t>,</w:t>
-      </w:r>
-      <w:r>
-        <w:rPr>
-          <w:rFonts w:ascii="Calibri" w:hAnsi="Calibri"/>
-          <w:color w:val="000000"/>
-          <w:sz w:val="19"/>
-        </w:rPr>
-        <w:t xml:space="preserve"> implemented </w:t>
-      </w:r>
-      <w:r>
-        <w:rPr>
-          <w:rFonts w:ascii="Calibri" w:hAnsi="Calibri"/>
-          <w:color w:val="000000"/>
-          <w:sz w:val="19"/>
-        </w:rPr>
-        <w:t>role-based</w:t>
-      </w:r>
-      <w:r>
-        <w:rPr>
-          <w:rFonts w:ascii="Calibri" w:hAnsi="Calibri"/>
-          <w:color w:val="000000"/>
-          <w:sz w:val="19"/>
-        </w:rPr>
-        <w:t xml:space="preserve"> access control</w:t>
-      </w:r>
-      <w:r>
-        <w:rPr>
-          <w:rFonts w:ascii="Calibri" w:hAnsi="Calibri"/>
-          <w:color w:val="000000"/>
-          <w:sz w:val="19"/>
-        </w:rPr>
-        <w:t>,</w:t>
-      </w:r>
-      <w:r>
-        <w:rPr>
-          <w:rFonts w:ascii="Calibri" w:hAnsi="Calibri"/>
-          <w:color w:val="000000"/>
-          <w:sz w:val="19"/>
-        </w:rPr>
-        <w:t xml:space="preserve"> automated email triggers and document tracing. Live at: </w:t>
-      </w:r>
-      <w:hyperlink r:id="rId7" w:history="1">
-        <w:r>
-          <w:rPr>
-            <w:rStyle w:val="Hyperlink"/>
-            <w:rFonts w:ascii="Calibri" w:hAnsi="Calibri"/>
-            <w:sz w:val="19"/>
-          </w:rPr>
-          <w:t>qcportal.mpcz.in</w:t>
-        </w:r>
-      </w:hyperlink>
+        <w:t>▸  IEEE Publication: "Predicting Smell Perception from Molecular Descriptors using Machine Learning," IEEE En&amp;T 2020, Dolgoprudny, Russia. ISBN: 978-1-7281-8830-0, Page 331.</w:t>
+      </w:r>
     </w:p>
     <w:p>
       <w:pPr>
-        <w:spacing w:before="80" w:after="20"/>
-      </w:pPr>
-      <w:r>
-        <w:rPr>
-          <w:rFonts w:ascii="Calibri" w:hAnsi="Calibri"/>
-          <w:b/>
-          <w:color w:val="1F457A"/>
-          <w:sz w:val="20"/>
-        </w:rPr>
-        <w:t xml:space="preserve">Project 2: </w:t>
-      </w:r>
-      <w:r>
-        <w:rPr>
-          <w:rFonts w:ascii="Calibri" w:hAnsi="Calibri"/>
-          <w:b/>
-          <w:color w:val="007B83"/>
-          <w:sz w:val="20"/>
-        </w:rPr>
-        <w:t>Electricity Theft Detection</w:t>
-      </w:r>
-      <w:r>
-        <w:rPr>
-          <w:rFonts w:ascii="Calibri" w:hAnsi="Calibri"/>
-          <w:b/>
-          <w:color w:val="007B83"/>
-          <w:sz w:val="20"/>
-        </w:rPr>
-        <w:t>:</w:t>
-      </w:r>
-      <w:r>
-        <w:rPr>
-          <w:rFonts w:ascii="Calibri" w:hAnsi="Calibri"/>
-          <w:b/>
-          <w:color w:val="007B83"/>
-          <w:sz w:val="20"/>
-        </w:rPr>
-        <w:t xml:space="preserve"> ML</w:t>
-      </w:r>
-      <w:r>
-        <w:rPr>
-          <w:rFonts w:ascii="Calibri" w:hAnsi="Calibri"/>
-          <w:b/>
-          <w:color w:val="007B83"/>
-          <w:sz w:val="20"/>
-        </w:rPr>
-        <w:t xml:space="preserve"> </w:t>
-      </w:r>
-      <w:r>
-        <w:rPr>
-          <w:rFonts w:ascii="Calibri" w:hAnsi="Calibri"/>
-          <w:b/>
-          <w:color w:val="007B83"/>
-          <w:sz w:val="20"/>
-        </w:rPr>
-        <w:t>Based Anomaly System</w:t>
+        <w:spacing w:after="20"/>
+        <w:ind w:left="283" w:hanging="227"/>
+      </w:pPr>
+      <w:r>
+        <w:rPr>
+          <w:rFonts w:ascii="Calibri" w:hAnsi="Calibri"/>
+          <w:sz w:val="19"/>
+        </w:rPr>
+        <w:t>▸  Paper: "Mobile Virtual Class," Imperial Journal of Interdisciplinary Research (IJIR), 2017, Vol-3, Issue-4.</w:t>
       </w:r>
     </w:p>
     <w:p>
       <w:pPr>
         <w:spacing w:after="20"/>
-      </w:pPr>
-      <w:r>
-        <w:rPr>
-          <w:rFonts w:ascii="Calibri" w:hAnsi="Calibri"/>
-          <w:b/>
-          <w:color w:val="555555"/>
-          <w:sz w:val="18"/>
-        </w:rPr>
-        <w:t xml:space="preserve">Tech Stack: </w:t>
-      </w:r>
-      <w:r>
-        <w:rPr>
-          <w:rFonts w:ascii="Calibri" w:hAnsi="Calibri"/>
-          <w:i/>
-          <w:color w:val="555555"/>
-          <w:sz w:val="18"/>
-        </w:rPr>
-        <w:t>Python, Scikit-learn, Pandas, NBS Billing Data, ML Classification Models</w:t>
+        <w:ind w:left="283" w:hanging="227"/>
+      </w:pPr>
+      <w:r>
+        <w:rPr>
+          <w:rFonts w:ascii="Calibri" w:hAnsi="Calibri"/>
+          <w:sz w:val="19"/>
+        </w:rPr>
+        <w:t>▸  Best Paper Award: "iDoc," National Conference on Smart Computation and Technology (NCSCT), Poornima Institute, Jaipur, April 2016. Published in IJCTT V35(5).</w:t>
       </w:r>
     </w:p>
     <w:p>
       <w:pPr>
         <w:spacing w:after="20"/>
-      </w:pPr>
-      <w:r>
-        <w:rPr>
-          <w:rFonts w:ascii="Calibri" w:hAnsi="Calibri"/>
-          <w:b/>
-          <w:color w:val="000000"/>
+        <w:ind w:left="283" w:hanging="227"/>
+      </w:pPr>
+      <w:r>
+        <w:rPr>
+          <w:rFonts w:ascii="Calibri" w:hAnsi="Calibri"/>
           <w:sz w:val="19"/>
         </w:rPr>
-        <w:t xml:space="preserve">Summary: </w:t>
-      </w:r>
-      <w:r>
-        <w:rPr>
-          <w:rFonts w:ascii="Calibri" w:hAnsi="Calibri"/>
-          <w:color w:val="000000"/>
-          <w:sz w:val="19"/>
-        </w:rPr>
-        <w:t>Machine learning-powered fraud detection system identifying abnormal electricity consumption patterns and potential theft from NBS billing data reducing revenue losses and improving operational efficiency for MPCZ.</w:t>
-      </w:r>
-    </w:p>
-    <w:p>
-      <w:pPr>
-        <w:spacing w:after="80"/>
-      </w:pPr>
-      <w:r>
-        <w:rPr>
-          <w:rFonts w:ascii="Calibri" w:hAnsi="Calibri"/>
-          <w:b/>
-          <w:color w:val="000000"/>
-          <w:sz w:val="19"/>
-        </w:rPr>
-        <w:t xml:space="preserve">Key Contributions: </w:t>
-      </w:r>
-      <w:r>
-        <w:rPr>
-          <w:rFonts w:ascii="Calibri" w:hAnsi="Calibri"/>
-          <w:color w:val="000000"/>
-          <w:sz w:val="19"/>
-        </w:rPr>
-        <w:t>Designed feature engineering pipelines on historical consumption data</w:t>
-      </w:r>
-      <w:r>
-        <w:rPr>
-          <w:rFonts w:ascii="Calibri" w:hAnsi="Calibri"/>
-          <w:color w:val="000000"/>
-          <w:sz w:val="19"/>
-        </w:rPr>
-        <w:t xml:space="preserve">, </w:t>
-      </w:r>
-      <w:r>
-        <w:rPr>
-          <w:rFonts w:ascii="Calibri" w:hAnsi="Calibri"/>
-          <w:color w:val="000000"/>
-          <w:sz w:val="19"/>
-        </w:rPr>
-        <w:t>trained and evaluated classification models for theft detection</w:t>
-      </w:r>
-      <w:r>
-        <w:rPr>
-          <w:rFonts w:ascii="Calibri" w:hAnsi="Calibri"/>
-          <w:color w:val="000000"/>
-          <w:sz w:val="19"/>
-        </w:rPr>
-        <w:t xml:space="preserve">, </w:t>
-      </w:r>
-      <w:r>
-        <w:rPr>
-          <w:rFonts w:ascii="Calibri" w:hAnsi="Calibri"/>
-          <w:color w:val="000000"/>
-          <w:sz w:val="19"/>
-        </w:rPr>
-        <w:t>built analytics dashboards to surface suspicious usage patterns.</w:t>
-      </w:r>
-    </w:p>
-    <w:p>
-      <w:pPr>
-        <w:spacing w:before="80" w:after="20"/>
-      </w:pPr>
-      <w:r>
-        <w:rPr>
-          <w:rFonts w:ascii="Calibri" w:hAnsi="Calibri"/>
-          <w:b/>
-          <w:color w:val="1F457A"/>
-          <w:sz w:val="20"/>
-        </w:rPr>
-        <w:t xml:space="preserve">Project 3: </w:t>
-      </w:r>
-      <w:r>
-        <w:rPr>
-          <w:rFonts w:ascii="Calibri" w:hAnsi="Calibri"/>
-          <w:b/>
-          <w:color w:val="007B83"/>
-          <w:sz w:val="20"/>
-        </w:rPr>
-        <w:t>Intelligent Meter Reading</w:t>
-      </w:r>
-      <w:r>
-        <w:rPr>
-          <w:rFonts w:ascii="Calibri" w:hAnsi="Calibri"/>
-          <w:b/>
-          <w:color w:val="007B83"/>
-          <w:sz w:val="20"/>
-        </w:rPr>
-        <w:t xml:space="preserve">: </w:t>
-      </w:r>
-      <w:r>
-        <w:rPr>
-          <w:rFonts w:ascii="Calibri" w:hAnsi="Calibri"/>
-          <w:b/>
-          <w:color w:val="007B83"/>
-          <w:sz w:val="20"/>
-        </w:rPr>
-        <w:t>YOLO v7 + TrOCR Pipeline</w:t>
-      </w:r>
-    </w:p>
-    <w:p>
-      <w:pPr>
-        <w:spacing w:after="20"/>
-      </w:pPr>
-      <w:r>
-        <w:rPr>
-          <w:rFonts w:ascii="Calibri" w:hAnsi="Calibri"/>
-          <w:b/>
-          <w:color w:val="555555"/>
-          <w:sz w:val="18"/>
-        </w:rPr>
-        <w:t xml:space="preserve">Tech Stack: </w:t>
-      </w:r>
-      <w:r>
-        <w:rPr>
-          <w:rFonts w:ascii="Calibri" w:hAnsi="Calibri"/>
-          <w:i/>
-          <w:color w:val="555555"/>
-          <w:sz w:val="18"/>
-        </w:rPr>
-        <w:t>Python, YOLO v7, TrOCR (Vision-Language Model), FastAPI, OCR, Computer Vision</w:t>
-      </w:r>
-    </w:p>
-    <w:p>
-      <w:pPr>
-        <w:spacing w:after="20"/>
-      </w:pPr>
-      <w:r>
-        <w:rPr>
-          <w:rFonts w:ascii="Calibri" w:hAnsi="Calibri"/>
-          <w:b/>
-          <w:color w:val="000000"/>
-          <w:sz w:val="19"/>
-        </w:rPr>
-        <w:t xml:space="preserve">Summary: </w:t>
-      </w:r>
-      <w:r>
-        <w:rPr>
-          <w:rFonts w:ascii="Calibri" w:hAnsi="Calibri"/>
-          <w:color w:val="000000"/>
-          <w:sz w:val="19"/>
-        </w:rPr>
-        <w:t>End-to-end automated meter reading pipeline using YOLO v7 for display region detection and TrOCR (Transformer-based OCR) for digit extraction directly from meter images eliminating manual reading errors.</w:t>
-      </w:r>
-    </w:p>
-    <w:p>
-      <w:pPr>
-        <w:spacing w:after="80"/>
-        <w:rPr>
-          <w:rFonts w:ascii="Calibri" w:hAnsi="Calibri"/>
-          <w:color w:val="000000"/>
-          <w:sz w:val="19"/>
-        </w:rPr>
-      </w:pPr>
-      <w:r>
-        <w:rPr>
-          <w:rFonts w:ascii="Calibri" w:hAnsi="Calibri"/>
-          <w:b/>
-          <w:color w:val="000000"/>
-          <w:sz w:val="19"/>
-        </w:rPr>
-        <w:t xml:space="preserve">Key Contributions: </w:t>
-      </w:r>
-      <w:r>
-        <w:rPr>
-          <w:rFonts w:ascii="Calibri" w:hAnsi="Calibri"/>
-          <w:color w:val="000000"/>
-          <w:sz w:val="19"/>
-        </w:rPr>
-        <w:t>Designed two</w:t>
-      </w:r>
-      <w:r>
-        <w:rPr>
-          <w:rFonts w:ascii="Calibri" w:hAnsi="Calibri"/>
-          <w:color w:val="000000"/>
-          <w:sz w:val="19"/>
-        </w:rPr>
-        <w:t xml:space="preserve"> </w:t>
-      </w:r>
-      <w:r>
-        <w:rPr>
-          <w:rFonts w:ascii="Calibri" w:hAnsi="Calibri"/>
-          <w:color w:val="000000"/>
-          <w:sz w:val="19"/>
-        </w:rPr>
-        <w:t>stage Computer Vision pipeline (detection</w:t>
-      </w:r>
-      <w:r>
-        <w:rPr>
-          <w:rFonts w:ascii="Calibri" w:hAnsi="Calibri"/>
-          <w:color w:val="000000"/>
-          <w:sz w:val="19"/>
-        </w:rPr>
-        <w:t xml:space="preserve"> -&gt;</w:t>
-      </w:r>
-      <w:r>
-        <w:rPr>
-          <w:rFonts w:ascii="Calibri" w:hAnsi="Calibri"/>
-          <w:color w:val="000000"/>
-          <w:sz w:val="19"/>
-        </w:rPr>
-        <w:t xml:space="preserve"> OCR)</w:t>
-      </w:r>
-      <w:r>
-        <w:rPr>
-          <w:rFonts w:ascii="Calibri" w:hAnsi="Calibri"/>
-          <w:color w:val="000000"/>
-          <w:sz w:val="19"/>
-        </w:rPr>
-        <w:t xml:space="preserve">, </w:t>
-      </w:r>
-      <w:r>
-        <w:rPr>
-          <w:rFonts w:ascii="Calibri" w:hAnsi="Calibri"/>
-          <w:color w:val="000000"/>
-          <w:sz w:val="19"/>
-        </w:rPr>
-        <w:t>deployed inference via REST APIs</w:t>
-      </w:r>
-      <w:r>
-        <w:rPr>
-          <w:rFonts w:ascii="Calibri" w:hAnsi="Calibri"/>
-          <w:color w:val="000000"/>
-          <w:sz w:val="19"/>
-        </w:rPr>
-        <w:t xml:space="preserve">, </w:t>
-      </w:r>
-      <w:r>
-        <w:rPr>
-          <w:rFonts w:ascii="Calibri" w:hAnsi="Calibri"/>
-          <w:color w:val="000000"/>
-          <w:sz w:val="19"/>
-        </w:rPr>
-        <w:t>built data extraction workflows for downstream billing integration</w:t>
-      </w:r>
-      <w:r>
-        <w:rPr>
-          <w:rFonts w:ascii="Calibri" w:hAnsi="Calibri"/>
-          <w:color w:val="000000"/>
-          <w:sz w:val="19"/>
-        </w:rPr>
-        <w:t xml:space="preserve">, </w:t>
-      </w:r>
-      <w:r>
-        <w:rPr>
-          <w:rFonts w:ascii="Calibri" w:hAnsi="Calibri"/>
-          <w:color w:val="000000"/>
-          <w:sz w:val="19"/>
-        </w:rPr>
-        <w:t>achieved high-accuracy automated digit recognition.</w:t>
-      </w:r>
-    </w:p>
-    <w:p>
-      <w:pPr>
-        <w:spacing w:after="80"/>
-      </w:pPr>
-    </w:p>
-    <w:p>
-      <w:pPr>
-        <w:spacing w:before="160" w:after="20"/>
-        <w:rPr>
-          <w:u w:val="single"/>
-        </w:rPr>
-      </w:pPr>
-      <w:r>
-        <w:rPr>
-          <w:rFonts w:ascii="Calibri" w:hAnsi="Calibri"/>
-          <w:b/>
-          <w:color w:val="1F457A"/>
-          <w:sz w:val="21"/>
-          <w:u w:val="single"/>
-        </w:rPr>
-        <w:t>CyberInfrastructure Pvt. Ltd, Indore</w:t>
-      </w:r>
-    </w:p>
-    <w:p>
-      <w:pPr>
-        <w:spacing w:after="60"/>
-      </w:pPr>
-      <w:r>
-        <w:rPr>
-          <w:rFonts w:ascii="Calibri" w:hAnsi="Calibri"/>
-          <w:i/>
-          <w:color w:val="555555"/>
-          <w:sz w:val="18"/>
-        </w:rPr>
-        <w:t xml:space="preserve">Software Developer (ML &amp; Python) | March 2021 – Oct 2021 | Team: </w:t>
-      </w:r>
-      <w:r>
-        <w:rPr>
-          <w:rFonts w:ascii="Calibri" w:hAnsi="Calibri"/>
-          <w:i/>
-          <w:color w:val="555555"/>
-          <w:sz w:val="18"/>
-        </w:rPr>
-        <w:t>5</w:t>
-      </w:r>
-      <w:r>
-        <w:rPr>
-          <w:rFonts w:ascii="Calibri" w:hAnsi="Calibri"/>
-          <w:i/>
-          <w:color w:val="555555"/>
-          <w:sz w:val="18"/>
-        </w:rPr>
-        <w:t xml:space="preserve"> | Stack: Python, Streamlit, FastAPI, Django, ML Algorithms</w:t>
-      </w:r>
-    </w:p>
-    <w:p>
-      <w:pPr>
-        <w:spacing w:before="80" w:after="20"/>
-      </w:pPr>
-      <w:r>
-        <w:rPr>
-          <w:rFonts w:ascii="Calibri" w:hAnsi="Calibri"/>
-          <w:b/>
-          <w:color w:val="1F457A"/>
-          <w:sz w:val="20"/>
-        </w:rPr>
-        <w:t xml:space="preserve">Project 1: </w:t>
-      </w:r>
-      <w:r>
-        <w:rPr>
-          <w:rFonts w:ascii="Calibri" w:hAnsi="Calibri"/>
-          <w:b/>
-          <w:color w:val="007B83"/>
-          <w:sz w:val="20"/>
-        </w:rPr>
-        <w:t>Risk Maturity Assessment Platform</w:t>
-      </w:r>
-    </w:p>
-    <w:p>
-      <w:pPr>
-        <w:spacing w:after="20"/>
-      </w:pPr>
-      <w:r>
-        <w:rPr>
-          <w:rFonts w:ascii="Calibri" w:hAnsi="Calibri"/>
-          <w:b/>
-          <w:color w:val="555555"/>
-          <w:sz w:val="18"/>
-        </w:rPr>
-        <w:t xml:space="preserve">Tech Stack: </w:t>
-      </w:r>
-      <w:r>
-        <w:rPr>
-          <w:rFonts w:ascii="Calibri" w:hAnsi="Calibri"/>
-          <w:i/>
-          <w:color w:val="555555"/>
-          <w:sz w:val="18"/>
-        </w:rPr>
-        <w:t>Python, Streamlit, Django, FastAPI, ML, Secure Auth</w:t>
-      </w:r>
-    </w:p>
-    <w:p>
-      <w:pPr>
-        <w:spacing w:after="20"/>
-      </w:pPr>
-      <w:r>
-        <w:rPr>
-          <w:rFonts w:ascii="Calibri" w:hAnsi="Calibri"/>
-          <w:b/>
-          <w:color w:val="000000"/>
-          <w:sz w:val="19"/>
-        </w:rPr>
-        <w:t xml:space="preserve">Summary: </w:t>
-      </w:r>
-      <w:r>
-        <w:rPr>
-          <w:rFonts w:ascii="Calibri" w:hAnsi="Calibri"/>
-          <w:color w:val="000000"/>
-          <w:sz w:val="19"/>
-        </w:rPr>
-        <w:t>AI/ML-powered enterprise risk assessment web platform enabling corporate users to complete structured questionnaires and receive automated Risk Maturity scores with analytical reports.</w:t>
-      </w:r>
-    </w:p>
-    <w:p>
-      <w:pPr>
-        <w:spacing w:after="80"/>
-      </w:pPr>
-      <w:r>
-        <w:rPr>
-          <w:rFonts w:ascii="Calibri" w:hAnsi="Calibri"/>
-          <w:b/>
-          <w:color w:val="000000"/>
-          <w:sz w:val="19"/>
-        </w:rPr>
-        <w:t xml:space="preserve">Key Contributions: </w:t>
-      </w:r>
-      <w:r>
-        <w:rPr>
-          <w:rFonts w:ascii="Calibri" w:hAnsi="Calibri"/>
-          <w:color w:val="000000"/>
-          <w:sz w:val="19"/>
-        </w:rPr>
-        <w:t>Built ML scoring engine and FastAPI backend</w:t>
-      </w:r>
-      <w:r>
-        <w:rPr>
-          <w:rFonts w:ascii="Calibri" w:hAnsi="Calibri"/>
-          <w:color w:val="000000"/>
-          <w:sz w:val="19"/>
-        </w:rPr>
-        <w:t xml:space="preserve">, </w:t>
-      </w:r>
-      <w:r>
-        <w:rPr>
-          <w:rFonts w:ascii="Calibri" w:hAnsi="Calibri"/>
-          <w:color w:val="000000"/>
-          <w:sz w:val="19"/>
-        </w:rPr>
-        <w:t>developed interactive Streamlit dashboards</w:t>
-      </w:r>
-      <w:r>
-        <w:rPr>
-          <w:rFonts w:ascii="Calibri" w:hAnsi="Calibri"/>
-          <w:color w:val="000000"/>
-          <w:sz w:val="19"/>
-        </w:rPr>
-        <w:t xml:space="preserve">, </w:t>
-      </w:r>
-      <w:r>
-        <w:rPr>
-          <w:rFonts w:ascii="Calibri" w:hAnsi="Calibri"/>
-          <w:color w:val="000000"/>
-          <w:sz w:val="19"/>
-        </w:rPr>
-        <w:t>implemented secure JWT authentication and user management</w:t>
-      </w:r>
-      <w:r>
-        <w:rPr>
-          <w:rFonts w:ascii="Calibri" w:hAnsi="Calibri"/>
-          <w:color w:val="000000"/>
-          <w:sz w:val="19"/>
-        </w:rPr>
-        <w:t xml:space="preserve">, </w:t>
-      </w:r>
-      <w:r>
-        <w:rPr>
-          <w:rFonts w:ascii="Calibri" w:hAnsi="Calibri"/>
-          <w:color w:val="000000"/>
-          <w:sz w:val="19"/>
-        </w:rPr>
-        <w:t>automated PDF report generation.</w:t>
-      </w:r>
-    </w:p>
-    <w:p>
-      <w:pPr>
-        <w:spacing w:before="80" w:after="20"/>
-      </w:pPr>
-      <w:r>
-        <w:rPr>
-          <w:rFonts w:ascii="Calibri" w:hAnsi="Calibri"/>
-          <w:b/>
-          <w:color w:val="1F457A"/>
-          <w:sz w:val="20"/>
-        </w:rPr>
-        <w:t xml:space="preserve">Project 2: </w:t>
-      </w:r>
-      <w:r>
-        <w:rPr>
-          <w:rFonts w:ascii="Calibri" w:hAnsi="Calibri"/>
-          <w:b/>
-          <w:color w:val="007B83"/>
-          <w:sz w:val="20"/>
-        </w:rPr>
-        <w:t>Defense ML Module</w:t>
-      </w:r>
-      <w:r>
-        <w:rPr>
-          <w:rFonts w:ascii="Calibri" w:hAnsi="Calibri"/>
-          <w:b/>
-          <w:color w:val="007B83"/>
-          <w:sz w:val="20"/>
-        </w:rPr>
-        <w:t>:</w:t>
-      </w:r>
-      <w:r>
-        <w:rPr>
-          <w:rFonts w:ascii="Calibri" w:hAnsi="Calibri"/>
-          <w:b/>
-          <w:color w:val="007B83"/>
-          <w:sz w:val="20"/>
-        </w:rPr>
-        <w:t xml:space="preserve"> Israel Military Force Client</w:t>
-      </w:r>
-    </w:p>
-    <w:p>
-      <w:pPr>
-        <w:spacing w:after="20"/>
-      </w:pPr>
-      <w:r>
-        <w:rPr>
-          <w:rFonts w:ascii="Calibri" w:hAnsi="Calibri"/>
-          <w:b/>
-          <w:color w:val="555555"/>
-          <w:sz w:val="18"/>
-        </w:rPr>
-        <w:t xml:space="preserve">Tech Stack: </w:t>
-      </w:r>
-      <w:r>
-        <w:rPr>
-          <w:rFonts w:ascii="Calibri" w:hAnsi="Calibri"/>
-          <w:i/>
-          <w:color w:val="555555"/>
-          <w:sz w:val="18"/>
-        </w:rPr>
-        <w:t>Python, Machine Learning, Modular Code Architecture</w:t>
-      </w:r>
-    </w:p>
-    <w:p>
-      <w:pPr>
-        <w:spacing w:after="20"/>
-      </w:pPr>
-      <w:r>
-        <w:rPr>
-          <w:rFonts w:ascii="Calibri" w:hAnsi="Calibri"/>
-          <w:b/>
-          <w:color w:val="000000"/>
-          <w:sz w:val="19"/>
-        </w:rPr>
-        <w:t xml:space="preserve">Summary: </w:t>
-      </w:r>
-      <w:r>
-        <w:rPr>
-          <w:rFonts w:ascii="Calibri" w:hAnsi="Calibri"/>
-          <w:color w:val="000000"/>
-          <w:sz w:val="19"/>
-        </w:rPr>
-        <w:t>Developed secure, modular Python code modules leveraging classical ML algorithms for a US and Israeli defense client outsourced through CyberInfrastructure.</w:t>
-      </w:r>
-    </w:p>
-    <w:p>
-      <w:pPr>
-        <w:spacing w:after="80"/>
-        <w:rPr>
-          <w:rFonts w:ascii="Calibri" w:hAnsi="Calibri"/>
-          <w:color w:val="000000"/>
-          <w:sz w:val="19"/>
-        </w:rPr>
-      </w:pPr>
-      <w:r>
-        <w:rPr>
-          <w:rFonts w:ascii="Calibri" w:hAnsi="Calibri"/>
-          <w:b/>
-          <w:color w:val="000000"/>
-          <w:sz w:val="19"/>
-        </w:rPr>
-        <w:t xml:space="preserve">Key Contributions: </w:t>
-      </w:r>
-      <w:r>
-        <w:rPr>
-          <w:rFonts w:ascii="Calibri" w:hAnsi="Calibri"/>
-          <w:color w:val="000000"/>
-          <w:sz w:val="19"/>
-        </w:rPr>
-        <w:t>Architected reusable Python ML modules</w:t>
-      </w:r>
-      <w:r>
-        <w:rPr>
-          <w:rFonts w:ascii="Calibri" w:hAnsi="Calibri"/>
-          <w:color w:val="000000"/>
-          <w:sz w:val="19"/>
-        </w:rPr>
-        <w:t xml:space="preserve">, </w:t>
-      </w:r>
-      <w:r>
-        <w:rPr>
-          <w:rFonts w:ascii="Calibri" w:hAnsi="Calibri"/>
-          <w:color w:val="000000"/>
-          <w:sz w:val="19"/>
-        </w:rPr>
-        <w:t>applied classical ML algorithms for classification and pattern recognition</w:t>
-      </w:r>
-      <w:r>
-        <w:rPr>
-          <w:rFonts w:ascii="Calibri" w:hAnsi="Calibri"/>
-          <w:color w:val="000000"/>
-          <w:sz w:val="19"/>
-        </w:rPr>
-        <w:t xml:space="preserve">, </w:t>
-      </w:r>
-      <w:r>
-        <w:rPr>
-          <w:rFonts w:ascii="Calibri" w:hAnsi="Calibri"/>
-          <w:color w:val="000000"/>
-          <w:sz w:val="19"/>
-        </w:rPr>
-        <w:t>maintained strict code modularity and documentation standards for defense-grade delivery.</w:t>
-      </w:r>
-    </w:p>
-    <w:p>
-      <w:pPr>
-        <w:spacing w:after="80"/>
-      </w:pPr>
-    </w:p>
-    <w:p>
-      <w:pPr>
-        <w:spacing w:before="160" w:after="20"/>
-        <w:rPr>
-          <w:u w:val="single"/>
-        </w:rPr>
-      </w:pPr>
-      <w:r>
-        <w:rPr>
-          <w:rFonts w:ascii="Calibri" w:hAnsi="Calibri"/>
-          <w:b/>
-          <w:color w:val="1F457A"/>
-          <w:sz w:val="21"/>
-          <w:u w:val="single"/>
-        </w:rPr>
-        <w:t>Aspirify Enterprise Pvt. Ltd, New Delhi</w:t>
-      </w:r>
-    </w:p>
-    <w:p>
-      <w:pPr>
-        <w:spacing w:after="60"/>
-      </w:pPr>
-      <w:r>
-        <w:rPr>
-          <w:rFonts w:ascii="Calibri" w:hAnsi="Calibri"/>
-          <w:i/>
-          <w:color w:val="555555"/>
-          <w:sz w:val="18"/>
-        </w:rPr>
-        <w:t>Python Programmer (AI/ML) | Aug 2020 – March 2021</w:t>
-      </w:r>
-      <w:r>
-        <w:rPr>
-          <w:rFonts w:ascii="Calibri" w:hAnsi="Calibri"/>
-          <w:i/>
-          <w:color w:val="555555"/>
-          <w:sz w:val="18"/>
-        </w:rPr>
-        <w:t xml:space="preserve"> </w:t>
-      </w:r>
-      <w:r>
-        <w:rPr>
-          <w:rFonts w:ascii="Calibri" w:hAnsi="Calibri"/>
-          <w:i/>
-          <w:color w:val="555555"/>
-          <w:sz w:val="18"/>
-        </w:rPr>
-        <w:t>|</w:t>
-      </w:r>
-      <w:r>
-        <w:rPr>
-          <w:rFonts w:ascii="Calibri" w:hAnsi="Calibri"/>
-          <w:i/>
-          <w:color w:val="555555"/>
-          <w:sz w:val="18"/>
-        </w:rPr>
-        <w:t xml:space="preserve"> </w:t>
-      </w:r>
-      <w:r>
-        <w:rPr>
-          <w:rFonts w:ascii="Calibri" w:hAnsi="Calibri"/>
-          <w:i/>
-          <w:color w:val="555555"/>
-          <w:sz w:val="18"/>
-        </w:rPr>
-        <w:t>Team: 6 | Stack: Python, Django, Celery, Redis, ML, Pandas</w:t>
-      </w:r>
-    </w:p>
-    <w:p>
-      <w:pPr>
-        <w:spacing w:before="80" w:after="20"/>
-      </w:pPr>
-      <w:r>
-        <w:rPr>
-          <w:rFonts w:ascii="Calibri" w:hAnsi="Calibri"/>
-          <w:b/>
-          <w:color w:val="1F457A"/>
-          <w:sz w:val="20"/>
-        </w:rPr>
-        <w:t xml:space="preserve">Project 1: </w:t>
-      </w:r>
-      <w:r>
-        <w:rPr>
-          <w:rFonts w:ascii="Calibri" w:hAnsi="Calibri"/>
-          <w:b/>
-          <w:color w:val="007B83"/>
-          <w:sz w:val="20"/>
-        </w:rPr>
-        <w:t>AI</w:t>
-      </w:r>
-      <w:r>
-        <w:rPr>
-          <w:rFonts w:ascii="Calibri" w:hAnsi="Calibri"/>
-          <w:b/>
-          <w:color w:val="007B83"/>
-          <w:sz w:val="20"/>
-        </w:rPr>
-        <w:t xml:space="preserve"> </w:t>
-      </w:r>
-      <w:r>
-        <w:rPr>
-          <w:rFonts w:ascii="Calibri" w:hAnsi="Calibri"/>
-          <w:b/>
-          <w:color w:val="007B83"/>
-          <w:sz w:val="20"/>
-        </w:rPr>
-        <w:t>Powered Network Vulnerability Assessment System</w:t>
-      </w:r>
-    </w:p>
-    <w:p>
-      <w:pPr>
-        <w:spacing w:after="20"/>
-      </w:pPr>
-      <w:r>
-        <w:rPr>
-          <w:rFonts w:ascii="Calibri" w:hAnsi="Calibri"/>
-          <w:b/>
-          <w:color w:val="555555"/>
-          <w:sz w:val="18"/>
-        </w:rPr>
-        <w:t xml:space="preserve">Tech Stack: </w:t>
-      </w:r>
-      <w:r>
-        <w:rPr>
-          <w:rFonts w:ascii="Calibri" w:hAnsi="Calibri"/>
-          <w:i/>
-          <w:color w:val="555555"/>
-          <w:sz w:val="18"/>
-        </w:rPr>
-        <w:t>Django, Celery, Redis, Python, ML Pipelines, Security Analytics</w:t>
-      </w:r>
-    </w:p>
-    <w:p>
-      <w:pPr>
-        <w:spacing w:after="20"/>
-      </w:pPr>
-      <w:r>
-        <w:rPr>
-          <w:rFonts w:ascii="Calibri" w:hAnsi="Calibri"/>
-          <w:b/>
-          <w:color w:val="000000"/>
-          <w:sz w:val="19"/>
-        </w:rPr>
-        <w:t xml:space="preserve">Summary: </w:t>
-      </w:r>
-      <w:r>
-        <w:rPr>
-          <w:rFonts w:ascii="Calibri" w:hAnsi="Calibri"/>
-          <w:color w:val="000000"/>
-          <w:sz w:val="19"/>
-        </w:rPr>
-        <w:t>Distributed, real-time network scanning and vulnerability assessment platform using AI/ML for automated risk detection, threat scoring, and security insight generation across enterprise networks. (Defense &amp; R&amp;D domain)</w:t>
-      </w:r>
-    </w:p>
-    <w:p>
-      <w:pPr>
-        <w:spacing w:after="80"/>
-        <w:rPr>
-          <w:rFonts w:ascii="Calibri" w:hAnsi="Calibri"/>
-          <w:color w:val="000000"/>
-          <w:sz w:val="19"/>
-        </w:rPr>
-      </w:pPr>
-      <w:r>
-        <w:rPr>
-          <w:rFonts w:ascii="Calibri" w:hAnsi="Calibri"/>
-          <w:b/>
-          <w:color w:val="000000"/>
-          <w:sz w:val="19"/>
-        </w:rPr>
-        <w:t xml:space="preserve">Key Contributions: </w:t>
-      </w:r>
-      <w:r>
-        <w:rPr>
-          <w:rFonts w:ascii="Calibri" w:hAnsi="Calibri"/>
-          <w:color w:val="000000"/>
-          <w:sz w:val="19"/>
-        </w:rPr>
-        <w:t>Built Django web app with Celery-Redis distributed task queues for parallel network scans</w:t>
-      </w:r>
-      <w:r>
-        <w:rPr>
-          <w:rFonts w:ascii="Calibri" w:hAnsi="Calibri"/>
-          <w:color w:val="000000"/>
-          <w:sz w:val="19"/>
-        </w:rPr>
-        <w:t xml:space="preserve">, </w:t>
-      </w:r>
-      <w:r>
-        <w:rPr>
-          <w:rFonts w:ascii="Calibri" w:hAnsi="Calibri"/>
-          <w:color w:val="000000"/>
-          <w:sz w:val="19"/>
-        </w:rPr>
-        <w:t>integrated ML</w:t>
-      </w:r>
-      <w:r>
-        <w:rPr>
-          <w:rFonts w:ascii="Calibri" w:hAnsi="Calibri"/>
-          <w:color w:val="000000"/>
-          <w:sz w:val="19"/>
-        </w:rPr>
-        <w:t xml:space="preserve"> </w:t>
-      </w:r>
-      <w:r>
-        <w:rPr>
-          <w:rFonts w:ascii="Calibri" w:hAnsi="Calibri"/>
-          <w:color w:val="000000"/>
-          <w:sz w:val="19"/>
-        </w:rPr>
-        <w:t>based anomaly detection</w:t>
-      </w:r>
-      <w:r>
-        <w:rPr>
-          <w:rFonts w:ascii="Calibri" w:hAnsi="Calibri"/>
-          <w:color w:val="000000"/>
-          <w:sz w:val="19"/>
-        </w:rPr>
-        <w:t xml:space="preserve">, </w:t>
-      </w:r>
-      <w:r>
-        <w:rPr>
-          <w:rFonts w:ascii="Calibri" w:hAnsi="Calibri"/>
-          <w:color w:val="000000"/>
-          <w:sz w:val="19"/>
-        </w:rPr>
-        <w:t>developed security analytics dashboards and automated threat reporting.</w:t>
-      </w:r>
-    </w:p>
-    <w:p>
-      <w:pPr>
-        <w:spacing w:after="80"/>
-      </w:pPr>
-    </w:p>
-    <w:p>
-      <w:pPr>
-        <w:spacing w:before="160" w:after="20"/>
-        <w:rPr>
-          <w:b/>
-          <w:u w:val="single"/>
-        </w:rPr>
-      </w:pPr>
-      <w:r>
-        <w:rPr>
-          <w:rFonts w:ascii="Calibri" w:hAnsi="Calibri"/>
-          <w:b/>
-          <w:color w:val="1F457A"/>
-          <w:sz w:val="21"/>
-          <w:u w:val="single"/>
-        </w:rPr>
-        <w:lastRenderedPageBreak/>
-        <w:t>Innoviti Payment Solutions Pvt. Ltd, Bangalore</w:t>
-      </w:r>
-    </w:p>
-    <w:p>
-      <w:pPr>
-        <w:spacing w:after="60"/>
-      </w:pPr>
-      <w:r>
-        <w:rPr>
-          <w:rFonts w:ascii="Calibri" w:hAnsi="Calibri"/>
-          <w:i/>
-          <w:color w:val="555555"/>
-          <w:sz w:val="18"/>
-        </w:rPr>
-        <w:t>Data Science &amp; ML Engineer Intern | Feb 2020 – May 2020 | Stack: Python, Pandas, NumPy, Matplotlib, PostgreSQL, Jupyter</w:t>
-      </w:r>
-    </w:p>
-    <w:p>
-      <w:pPr>
-        <w:spacing w:after="40"/>
-      </w:pPr>
-      <w:r>
-        <w:rPr>
-          <w:rFonts w:ascii="Calibri" w:hAnsi="Calibri"/>
-          <w:color w:val="000000"/>
-          <w:sz w:val="19"/>
-        </w:rPr>
-        <w:t>Conducted end-to-end data analysis, ML model development, and feature engineering on multi-bank payment and transaction datasets. Wrote optimized PostgreSQL queries in Jupyter Notebooks for data extraction</w:t>
-      </w:r>
-      <w:r>
-        <w:rPr>
-          <w:rFonts w:ascii="Calibri" w:hAnsi="Calibri"/>
-          <w:color w:val="000000"/>
-          <w:sz w:val="19"/>
-        </w:rPr>
-        <w:t xml:space="preserve">, </w:t>
-      </w:r>
-      <w:r>
-        <w:rPr>
-          <w:rFonts w:ascii="Calibri" w:hAnsi="Calibri"/>
-          <w:color w:val="000000"/>
-          <w:sz w:val="19"/>
-        </w:rPr>
-        <w:t>built predictive ML models and BI dashboards for transaction pattern analysis and business intelligence.</w:t>
-      </w:r>
-    </w:p>
-    <w:p>
-      <w:pPr>
-        <w:spacing w:before="160" w:after="20"/>
-        <w:rPr>
-          <w:b/>
-          <w:u w:val="single"/>
-        </w:rPr>
-      </w:pPr>
-      <w:r>
-        <w:rPr>
-          <w:rFonts w:ascii="Calibri" w:hAnsi="Calibri"/>
-          <w:b/>
-          <w:color w:val="1F457A"/>
-          <w:sz w:val="21"/>
-          <w:u w:val="single"/>
-        </w:rPr>
-        <w:t>SNSE, New Delhi</w:t>
-      </w:r>
-    </w:p>
-    <w:p>
-      <w:pPr>
-        <w:spacing w:after="60"/>
-      </w:pPr>
-      <w:r>
-        <w:rPr>
-          <w:rFonts w:ascii="Calibri" w:hAnsi="Calibri"/>
-          <w:i/>
-          <w:color w:val="555555"/>
-          <w:sz w:val="18"/>
-        </w:rPr>
-        <w:t xml:space="preserve">Python Developer | July 2017 – Aug 2019 | Team: </w:t>
-      </w:r>
-      <w:r>
-        <w:rPr>
-          <w:rFonts w:ascii="Calibri" w:hAnsi="Calibri"/>
-          <w:i/>
-          <w:color w:val="555555"/>
-          <w:sz w:val="18"/>
-        </w:rPr>
-        <w:t>4</w:t>
-      </w:r>
-      <w:r>
-        <w:rPr>
-          <w:rFonts w:ascii="Calibri" w:hAnsi="Calibri"/>
-          <w:i/>
-          <w:color w:val="555555"/>
-          <w:sz w:val="18"/>
-        </w:rPr>
-        <w:t xml:space="preserve"> |</w:t>
-      </w:r>
-      <w:r>
-        <w:rPr>
-          <w:rFonts w:ascii="Calibri" w:hAnsi="Calibri"/>
-          <w:i/>
-          <w:color w:val="555555"/>
-          <w:sz w:val="18"/>
-        </w:rPr>
-        <w:t xml:space="preserve"> </w:t>
-      </w:r>
-      <w:r>
-        <w:rPr>
-          <w:rFonts w:ascii="Calibri" w:hAnsi="Calibri"/>
-          <w:i/>
-          <w:color w:val="555555"/>
-          <w:sz w:val="18"/>
-        </w:rPr>
-        <w:t>Stack: Python, Django, ML, OpenCV, NLP, REST APIs, MySQL, AWS, Web Scraping, ROS</w:t>
-      </w:r>
-    </w:p>
-    <w:p>
-      <w:pPr>
-        <w:spacing w:before="80" w:after="20"/>
-      </w:pPr>
-      <w:r>
-        <w:rPr>
-          <w:rFonts w:ascii="Calibri" w:hAnsi="Calibri"/>
-          <w:b/>
-          <w:color w:val="1F457A"/>
-          <w:sz w:val="20"/>
-        </w:rPr>
-        <w:t xml:space="preserve">Project 1: </w:t>
-      </w:r>
-      <w:r>
-        <w:rPr>
-          <w:rFonts w:ascii="Calibri" w:hAnsi="Calibri"/>
-          <w:b/>
-          <w:color w:val="007B83"/>
-          <w:sz w:val="20"/>
-        </w:rPr>
-        <w:t>Knowledge Management &amp; Intelligent Q&amp;A Portal</w:t>
-      </w:r>
-    </w:p>
-    <w:p>
-      <w:pPr>
-        <w:spacing w:after="20"/>
-      </w:pPr>
-      <w:r>
-        <w:rPr>
-          <w:rFonts w:ascii="Calibri" w:hAnsi="Calibri"/>
-          <w:b/>
-          <w:color w:val="555555"/>
-          <w:sz w:val="18"/>
-        </w:rPr>
-        <w:t xml:space="preserve">Tech Stack: </w:t>
-      </w:r>
-      <w:r>
-        <w:rPr>
-          <w:rFonts w:ascii="Calibri" w:hAnsi="Calibri"/>
-          <w:i/>
-          <w:color w:val="555555"/>
-          <w:sz w:val="18"/>
-        </w:rPr>
-        <w:t>Python, Django, REST APIs, NLP, MySQL, HTML, Bootstrap</w:t>
-      </w:r>
-    </w:p>
-    <w:p>
-      <w:pPr>
-        <w:spacing w:after="20"/>
-      </w:pPr>
-      <w:r>
-        <w:rPr>
-          <w:rFonts w:ascii="Calibri" w:hAnsi="Calibri"/>
-          <w:b/>
-          <w:color w:val="000000"/>
-          <w:sz w:val="19"/>
-        </w:rPr>
-        <w:t xml:space="preserve">Summary: </w:t>
-      </w:r>
-      <w:r>
-        <w:rPr>
-          <w:rFonts w:ascii="Calibri" w:hAnsi="Calibri"/>
-          <w:color w:val="000000"/>
-          <w:sz w:val="19"/>
-        </w:rPr>
-        <w:t>Domain-specific knowledge aggregation and Q&amp;A platform with NLP-powered content search, categorization, and retrieval supporting user-contributed knowledge repositories.</w:t>
-      </w:r>
-    </w:p>
-    <w:p>
-      <w:pPr>
-        <w:spacing w:after="80"/>
-      </w:pPr>
-      <w:r>
-        <w:rPr>
-          <w:rFonts w:ascii="Calibri" w:hAnsi="Calibri"/>
-          <w:b/>
-          <w:color w:val="000000"/>
-          <w:sz w:val="19"/>
-        </w:rPr>
-        <w:t xml:space="preserve">Key Contributions: </w:t>
-      </w:r>
-      <w:r>
-        <w:rPr>
-          <w:rFonts w:ascii="Calibri" w:hAnsi="Calibri"/>
-          <w:color w:val="000000"/>
-          <w:sz w:val="19"/>
-        </w:rPr>
-        <w:t>Built Django REST APIs</w:t>
-      </w:r>
-      <w:r>
-        <w:rPr>
-          <w:rFonts w:ascii="Calibri" w:hAnsi="Calibri"/>
-          <w:color w:val="000000"/>
-          <w:sz w:val="19"/>
-        </w:rPr>
-        <w:t xml:space="preserve">, </w:t>
-      </w:r>
-      <w:r>
-        <w:rPr>
-          <w:rFonts w:ascii="Calibri" w:hAnsi="Calibri"/>
-          <w:color w:val="000000"/>
-          <w:sz w:val="19"/>
-        </w:rPr>
-        <w:t>implemented NLP-based text processing for content organization</w:t>
-      </w:r>
-      <w:r>
-        <w:rPr>
-          <w:rFonts w:ascii="Calibri" w:hAnsi="Calibri"/>
-          <w:color w:val="000000"/>
-          <w:sz w:val="19"/>
-        </w:rPr>
-        <w:t xml:space="preserve">, </w:t>
-      </w:r>
-      <w:r>
-        <w:rPr>
-          <w:rFonts w:ascii="Calibri" w:hAnsi="Calibri"/>
-          <w:color w:val="000000"/>
-          <w:sz w:val="19"/>
-        </w:rPr>
-        <w:t>designed database schemas with optimized search queries</w:t>
-      </w:r>
-      <w:r>
-        <w:rPr>
-          <w:rFonts w:ascii="Calibri" w:hAnsi="Calibri"/>
-          <w:color w:val="000000"/>
-          <w:sz w:val="19"/>
-        </w:rPr>
-        <w:t xml:space="preserve">, </w:t>
-      </w:r>
-      <w:r>
-        <w:rPr>
-          <w:rFonts w:ascii="Calibri" w:hAnsi="Calibri"/>
-          <w:color w:val="000000"/>
-          <w:sz w:val="19"/>
-        </w:rPr>
-        <w:t>developed responsive frontend with Bootstrap.</w:t>
-      </w:r>
-    </w:p>
-    <w:p>
-      <w:pPr>
-        <w:spacing w:before="80" w:after="20"/>
-      </w:pPr>
-      <w:r>
-        <w:rPr>
-          <w:rFonts w:ascii="Calibri" w:hAnsi="Calibri"/>
-          <w:b/>
-          <w:color w:val="1F457A"/>
-          <w:sz w:val="20"/>
-        </w:rPr>
-        <w:t xml:space="preserve">Project 2: </w:t>
-      </w:r>
-      <w:r>
-        <w:rPr>
-          <w:rFonts w:ascii="Calibri" w:hAnsi="Calibri"/>
-          <w:b/>
-          <w:color w:val="007B83"/>
-          <w:sz w:val="20"/>
-        </w:rPr>
-        <w:t>AI-Based Victim Detection for Rescue Robots</w:t>
-      </w:r>
-    </w:p>
-    <w:p>
-      <w:pPr>
-        <w:spacing w:after="20"/>
-      </w:pPr>
-      <w:r>
-        <w:rPr>
-          <w:rFonts w:ascii="Calibri" w:hAnsi="Calibri"/>
-          <w:b/>
-          <w:color w:val="555555"/>
-          <w:sz w:val="18"/>
-        </w:rPr>
-        <w:t xml:space="preserve">Tech Stack: </w:t>
-      </w:r>
-      <w:r>
-        <w:rPr>
-          <w:rFonts w:ascii="Calibri" w:hAnsi="Calibri"/>
-          <w:i/>
-          <w:color w:val="555555"/>
-          <w:sz w:val="18"/>
-        </w:rPr>
-        <w:t>Python, OpenCV, Computer Vision, Face Detection, ROS</w:t>
-      </w:r>
-    </w:p>
-    <w:p>
-      <w:pPr>
-        <w:spacing w:after="20"/>
-      </w:pPr>
-      <w:r>
-        <w:rPr>
-          <w:rFonts w:ascii="Calibri" w:hAnsi="Calibri"/>
-          <w:b/>
-          <w:color w:val="000000"/>
-          <w:sz w:val="19"/>
-        </w:rPr>
-        <w:t xml:space="preserve">Summary: </w:t>
-      </w:r>
-      <w:r>
-        <w:rPr>
-          <w:rFonts w:ascii="Calibri" w:hAnsi="Calibri"/>
-          <w:color w:val="000000"/>
-          <w:sz w:val="19"/>
-        </w:rPr>
-        <w:t>Real-time computer vision system for autonomous rescue robots detecting human victims in disaster environments through face detection and image analysis algorithms integrated with ROS.</w:t>
-      </w:r>
-    </w:p>
-    <w:p>
-      <w:pPr>
-        <w:spacing w:after="80"/>
-      </w:pPr>
-      <w:r>
-        <w:rPr>
-          <w:rFonts w:ascii="Calibri" w:hAnsi="Calibri"/>
-          <w:b/>
-          <w:color w:val="000000"/>
-          <w:sz w:val="19"/>
-        </w:rPr>
-        <w:t xml:space="preserve">Key Contributions: </w:t>
-      </w:r>
-      <w:r>
-        <w:rPr>
-          <w:rFonts w:ascii="Calibri" w:hAnsi="Calibri"/>
-          <w:color w:val="000000"/>
-          <w:sz w:val="19"/>
-        </w:rPr>
-        <w:t>Built CV pipelines using Python and OpenCV</w:t>
-      </w:r>
-      <w:r>
-        <w:rPr>
-          <w:rFonts w:ascii="Calibri" w:hAnsi="Calibri"/>
-          <w:color w:val="000000"/>
-          <w:sz w:val="19"/>
-        </w:rPr>
-        <w:t xml:space="preserve">, </w:t>
-      </w:r>
-      <w:r>
-        <w:rPr>
-          <w:rFonts w:ascii="Calibri" w:hAnsi="Calibri"/>
-          <w:color w:val="000000"/>
-          <w:sz w:val="19"/>
-        </w:rPr>
-        <w:t>implemented face detection and object localization</w:t>
-      </w:r>
-      <w:r>
-        <w:rPr>
-          <w:rFonts w:ascii="Calibri" w:hAnsi="Calibri"/>
-          <w:color w:val="000000"/>
-          <w:sz w:val="19"/>
-        </w:rPr>
-        <w:t xml:space="preserve">, </w:t>
-      </w:r>
-      <w:r>
-        <w:rPr>
-          <w:rFonts w:ascii="Calibri" w:hAnsi="Calibri"/>
-          <w:color w:val="000000"/>
-          <w:sz w:val="19"/>
-        </w:rPr>
-        <w:t>integrated vision modules with ROS robot framework</w:t>
-      </w:r>
-      <w:r>
-        <w:rPr>
-          <w:rFonts w:ascii="Calibri" w:hAnsi="Calibri"/>
-          <w:color w:val="000000"/>
-          <w:sz w:val="19"/>
-        </w:rPr>
-        <w:t xml:space="preserve">, </w:t>
-      </w:r>
-      <w:r>
-        <w:rPr>
-          <w:rFonts w:ascii="Calibri" w:hAnsi="Calibri"/>
-          <w:color w:val="000000"/>
-          <w:sz w:val="19"/>
-        </w:rPr>
-        <w:t xml:space="preserve">optimized model accuracy for </w:t>
-      </w:r>
-      <w:r>
-        <w:rPr>
-          <w:rFonts w:ascii="Calibri" w:hAnsi="Calibri"/>
-          <w:color w:val="000000"/>
-          <w:sz w:val="19"/>
-        </w:rPr>
-        <w:t>low light</w:t>
-      </w:r>
-      <w:r>
-        <w:rPr>
-          <w:rFonts w:ascii="Calibri" w:hAnsi="Calibri"/>
-          <w:color w:val="000000"/>
-          <w:sz w:val="19"/>
-        </w:rPr>
-        <w:t>/occluded environments.</w:t>
-      </w:r>
-    </w:p>
-    <w:p>
-      <w:pPr>
-        <w:spacing w:before="80" w:after="20"/>
-      </w:pPr>
-      <w:r>
-        <w:rPr>
-          <w:rFonts w:ascii="Calibri" w:hAnsi="Calibri"/>
-          <w:b/>
-          <w:color w:val="1F457A"/>
-          <w:sz w:val="20"/>
-        </w:rPr>
-        <w:t xml:space="preserve">Project 3: </w:t>
-      </w:r>
-      <w:r>
-        <w:rPr>
-          <w:rFonts w:ascii="Calibri" w:hAnsi="Calibri"/>
-          <w:b/>
-          <w:color w:val="007B83"/>
-          <w:sz w:val="20"/>
-        </w:rPr>
-        <w:t>Recommendation Engine</w:t>
-      </w:r>
-      <w:r>
-        <w:rPr>
-          <w:rFonts w:ascii="Calibri" w:hAnsi="Calibri"/>
-          <w:b/>
-          <w:color w:val="007B83"/>
-          <w:sz w:val="20"/>
-        </w:rPr>
-        <w:t xml:space="preserve">: </w:t>
-      </w:r>
-      <w:r>
-        <w:rPr>
-          <w:rFonts w:ascii="Calibri" w:hAnsi="Calibri"/>
-          <w:b/>
-          <w:color w:val="007B83"/>
-          <w:sz w:val="20"/>
-        </w:rPr>
-        <w:t>Collaborative Filtering &amp; Content</w:t>
-      </w:r>
-      <w:r>
-        <w:rPr>
-          <w:rFonts w:ascii="Calibri" w:hAnsi="Calibri"/>
-          <w:b/>
-          <w:color w:val="007B83"/>
-          <w:sz w:val="20"/>
-        </w:rPr>
-        <w:t xml:space="preserve"> </w:t>
-      </w:r>
-      <w:r>
-        <w:rPr>
-          <w:rFonts w:ascii="Calibri" w:hAnsi="Calibri"/>
-          <w:b/>
-          <w:color w:val="007B83"/>
-          <w:sz w:val="20"/>
-        </w:rPr>
-        <w:t>Based ML</w:t>
-      </w:r>
-    </w:p>
-    <w:p>
-      <w:pPr>
-        <w:spacing w:after="20"/>
-      </w:pPr>
-      <w:r>
-        <w:rPr>
-          <w:rFonts w:ascii="Calibri" w:hAnsi="Calibri"/>
-          <w:b/>
-          <w:color w:val="555555"/>
-          <w:sz w:val="18"/>
-        </w:rPr>
-        <w:t xml:space="preserve">Tech Stack: </w:t>
-      </w:r>
-      <w:r>
-        <w:rPr>
-          <w:rFonts w:ascii="Calibri" w:hAnsi="Calibri"/>
-          <w:i/>
-          <w:color w:val="555555"/>
-          <w:sz w:val="18"/>
-        </w:rPr>
-        <w:t>Python, Scikit-learn, Pandas, NumPy, ML, EDA</w:t>
-      </w:r>
-    </w:p>
-    <w:p>
-      <w:pPr>
-        <w:spacing w:after="20"/>
-      </w:pPr>
-      <w:r>
-        <w:rPr>
-          <w:rFonts w:ascii="Calibri" w:hAnsi="Calibri"/>
-          <w:b/>
-          <w:color w:val="000000"/>
-          <w:sz w:val="19"/>
-        </w:rPr>
-        <w:t xml:space="preserve">Summary: </w:t>
-      </w:r>
-      <w:r>
-        <w:rPr>
-          <w:rFonts w:ascii="Calibri" w:hAnsi="Calibri"/>
-          <w:color w:val="000000"/>
-          <w:sz w:val="19"/>
-        </w:rPr>
-        <w:t>Personalized recommendation system using collaborative filtering and content-based ML models to generate product/content recommendations based on user preference and item similarity patterns.</w:t>
-      </w:r>
-    </w:p>
-    <w:p>
-      <w:pPr>
-        <w:spacing w:after="80"/>
-      </w:pPr>
-      <w:r>
-        <w:rPr>
-          <w:rFonts w:ascii="Calibri" w:hAnsi="Calibri"/>
-          <w:b/>
-          <w:color w:val="000000"/>
-          <w:sz w:val="19"/>
-        </w:rPr>
-        <w:t xml:space="preserve">Key Contributions: </w:t>
-      </w:r>
-      <w:r>
-        <w:rPr>
-          <w:rFonts w:ascii="Calibri" w:hAnsi="Calibri"/>
-          <w:color w:val="000000"/>
-          <w:sz w:val="19"/>
-        </w:rPr>
-        <w:t>Built and evaluated collaborative filtering models</w:t>
-      </w:r>
-      <w:r>
-        <w:rPr>
-          <w:rFonts w:ascii="Calibri" w:hAnsi="Calibri"/>
-          <w:color w:val="000000"/>
-          <w:sz w:val="19"/>
-        </w:rPr>
-        <w:t xml:space="preserve">, </w:t>
-      </w:r>
-      <w:r>
-        <w:rPr>
-          <w:rFonts w:ascii="Calibri" w:hAnsi="Calibri"/>
-          <w:color w:val="000000"/>
-          <w:sz w:val="19"/>
-        </w:rPr>
-        <w:t>performed EDA and feature engineering</w:t>
-      </w:r>
-      <w:r>
-        <w:rPr>
-          <w:rFonts w:ascii="Calibri" w:hAnsi="Calibri"/>
-          <w:color w:val="000000"/>
-          <w:sz w:val="19"/>
-        </w:rPr>
-        <w:t xml:space="preserve">, </w:t>
-      </w:r>
-      <w:r>
-        <w:rPr>
-          <w:rFonts w:ascii="Calibri" w:hAnsi="Calibri"/>
-          <w:color w:val="000000"/>
-          <w:sz w:val="19"/>
-        </w:rPr>
-        <w:t>implemented similarity metrics and ranking algorithms</w:t>
-      </w:r>
-      <w:r>
-        <w:rPr>
-          <w:rFonts w:ascii="Calibri" w:hAnsi="Calibri"/>
-          <w:color w:val="000000"/>
-          <w:sz w:val="19"/>
-        </w:rPr>
-        <w:t xml:space="preserve">, </w:t>
-      </w:r>
-      <w:r>
-        <w:rPr>
-          <w:rFonts w:ascii="Calibri" w:hAnsi="Calibri"/>
-          <w:color w:val="000000"/>
-          <w:sz w:val="19"/>
-        </w:rPr>
-        <w:t>generated business intelligence insights from predictive analytics.</w:t>
-      </w:r>
-    </w:p>
-    <w:p>
-      <w:pPr>
-        <w:spacing w:before="80" w:after="20"/>
-      </w:pPr>
-      <w:r>
-        <w:rPr>
-          <w:rFonts w:ascii="Calibri" w:hAnsi="Calibri"/>
-          <w:b/>
-          <w:color w:val="1F457A"/>
-          <w:sz w:val="20"/>
-        </w:rPr>
-        <w:t xml:space="preserve">Project 4: </w:t>
-      </w:r>
-      <w:r>
-        <w:rPr>
-          <w:rFonts w:ascii="Calibri" w:hAnsi="Calibri"/>
-          <w:b/>
-          <w:color w:val="007B83"/>
-          <w:sz w:val="20"/>
-        </w:rPr>
-        <w:t>Python Automation, ETL &amp; Microservices Development</w:t>
-      </w:r>
-    </w:p>
-    <w:p>
-      <w:pPr>
-        <w:spacing w:after="20"/>
-      </w:pPr>
-      <w:r>
-        <w:rPr>
-          <w:rFonts w:ascii="Calibri" w:hAnsi="Calibri"/>
-          <w:b/>
-          <w:color w:val="555555"/>
-          <w:sz w:val="18"/>
-        </w:rPr>
-        <w:t xml:space="preserve">Tech Stack: </w:t>
-      </w:r>
-      <w:r>
-        <w:rPr>
-          <w:rFonts w:ascii="Calibri" w:hAnsi="Calibri"/>
-          <w:i/>
-          <w:color w:val="555555"/>
-          <w:sz w:val="18"/>
-        </w:rPr>
-        <w:t>Python, REST APIs, Web Scraping, ETL, Django, MySQL, AWS</w:t>
-      </w:r>
-    </w:p>
-    <w:p>
-      <w:pPr>
-        <w:spacing w:after="20"/>
-      </w:pPr>
-      <w:r>
-        <w:rPr>
-          <w:rFonts w:ascii="Calibri" w:hAnsi="Calibri"/>
-          <w:b/>
-          <w:color w:val="000000"/>
-          <w:sz w:val="19"/>
-        </w:rPr>
-        <w:t xml:space="preserve">Summary: </w:t>
-      </w:r>
-      <w:r>
-        <w:rPr>
-          <w:rFonts w:ascii="Calibri" w:hAnsi="Calibri"/>
-          <w:color w:val="000000"/>
-          <w:sz w:val="19"/>
-        </w:rPr>
-        <w:t>Delivered multiple client projects spanning data analytics, large</w:t>
-      </w:r>
-      <w:r>
-        <w:rPr>
-          <w:rFonts w:ascii="Calibri" w:hAnsi="Calibri"/>
-          <w:color w:val="000000"/>
-          <w:sz w:val="19"/>
-        </w:rPr>
-        <w:t xml:space="preserve"> </w:t>
-      </w:r>
-      <w:r>
-        <w:rPr>
-          <w:rFonts w:ascii="Calibri" w:hAnsi="Calibri"/>
-          <w:color w:val="000000"/>
-          <w:sz w:val="19"/>
-        </w:rPr>
-        <w:t>scale web scraping, ETL pipeline development, and RESTful microservice APIs for business intelligence and process automation.</w:t>
-      </w:r>
-    </w:p>
-    <w:p>
-      <w:pPr>
-        <w:spacing w:after="80"/>
-        <w:rPr>
-          <w:rFonts w:ascii="Calibri" w:hAnsi="Calibri"/>
-          <w:color w:val="000000"/>
-          <w:sz w:val="19"/>
-        </w:rPr>
-      </w:pPr>
-      <w:r>
-        <w:rPr>
-          <w:rFonts w:ascii="Calibri" w:hAnsi="Calibri"/>
-          <w:b/>
-          <w:color w:val="000000"/>
-          <w:sz w:val="19"/>
-        </w:rPr>
-        <w:t xml:space="preserve">Key Contributions: </w:t>
-      </w:r>
-      <w:r>
-        <w:rPr>
-          <w:rFonts w:ascii="Calibri" w:hAnsi="Calibri"/>
-          <w:color w:val="000000"/>
-          <w:sz w:val="19"/>
-        </w:rPr>
-        <w:t>Designed ETL workflows for structured/unstructured data ingestion</w:t>
-      </w:r>
-      <w:r>
-        <w:rPr>
-          <w:rFonts w:ascii="Calibri" w:hAnsi="Calibri"/>
-          <w:color w:val="000000"/>
-          <w:sz w:val="19"/>
-        </w:rPr>
-        <w:t xml:space="preserve">, </w:t>
-      </w:r>
-      <w:r>
-        <w:rPr>
-          <w:rFonts w:ascii="Calibri" w:hAnsi="Calibri"/>
-          <w:color w:val="000000"/>
-          <w:sz w:val="19"/>
-        </w:rPr>
-        <w:t>built web scraping solutions</w:t>
-      </w:r>
-      <w:r>
-        <w:rPr>
-          <w:rFonts w:ascii="Calibri" w:hAnsi="Calibri"/>
-          <w:color w:val="000000"/>
-          <w:sz w:val="19"/>
-        </w:rPr>
-        <w:t xml:space="preserve">, </w:t>
-      </w:r>
-      <w:r>
-        <w:rPr>
-          <w:rFonts w:ascii="Calibri" w:hAnsi="Calibri"/>
-          <w:color w:val="000000"/>
-          <w:sz w:val="19"/>
-        </w:rPr>
-        <w:t>developed RESTful microservice APIs</w:t>
-      </w:r>
-      <w:r>
-        <w:rPr>
-          <w:rFonts w:ascii="Calibri" w:hAnsi="Calibri"/>
-          <w:color w:val="000000"/>
-          <w:sz w:val="19"/>
-        </w:rPr>
-        <w:t xml:space="preserve">, </w:t>
-      </w:r>
-      <w:r>
-        <w:rPr>
-          <w:rFonts w:ascii="Calibri" w:hAnsi="Calibri"/>
-          <w:color w:val="000000"/>
-          <w:sz w:val="19"/>
-        </w:rPr>
-        <w:t>implemented data visualization and reporting for client BI requirements.</w:t>
-      </w:r>
-    </w:p>
-    <w:p>
-      <w:pPr>
-        <w:spacing w:after="80"/>
-      </w:pPr>
-    </w:p>
-    <w:p>
-      <w:pPr>
-        <w:pBdr>
-          <w:bottom w:val="single" w:sz="6" w:space="1" w:color="1F457A"/>
-        </w:pBdr>
-        <w:spacing w:before="200" w:after="40"/>
-      </w:pPr>
-      <w:r>
-        <w:rPr>
-          <w:rFonts w:ascii="Calibri" w:hAnsi="Calibri"/>
-          <w:b/>
-          <w:color w:val="1F457A"/>
-        </w:rPr>
-        <w:t>EDUCATION</w:t>
-      </w:r>
-    </w:p>
-    <w:p>
-      <w:pPr>
-        <w:spacing w:after="20"/>
-      </w:pPr>
-      <w:r>
-        <w:rPr>
-          <w:rFonts w:ascii="Calibri" w:hAnsi="Calibri"/>
-          <w:b/>
-          <w:color w:val="007B83"/>
-          <w:sz w:val="20"/>
-        </w:rPr>
-        <w:t>▸ M.</w:t>
-      </w:r>
-      <w:r>
-        <w:rPr>
-          <w:rFonts w:ascii="Calibri" w:hAnsi="Calibri"/>
-          <w:b/>
-          <w:color w:val="007B83"/>
-          <w:sz w:val="20"/>
-        </w:rPr>
-        <w:t xml:space="preserve"> </w:t>
-      </w:r>
-      <w:r>
-        <w:rPr>
-          <w:rFonts w:ascii="Calibri" w:hAnsi="Calibri"/>
-          <w:b/>
-          <w:color w:val="007B83"/>
-          <w:sz w:val="20"/>
-        </w:rPr>
-        <w:t>Tech</w:t>
-      </w:r>
-      <w:r>
-        <w:rPr>
-          <w:rFonts w:ascii="Calibri" w:hAnsi="Calibri"/>
-          <w:b/>
-          <w:color w:val="007B83"/>
-          <w:sz w:val="20"/>
-        </w:rPr>
-        <w:t xml:space="preserve"> in</w:t>
-      </w:r>
-      <w:r>
-        <w:rPr>
-          <w:rFonts w:ascii="Calibri" w:hAnsi="Calibri"/>
-          <w:b/>
-          <w:color w:val="007B83"/>
-          <w:sz w:val="20"/>
-        </w:rPr>
-        <w:t xml:space="preserve"> Information Technology</w:t>
-      </w:r>
-      <w:r>
-        <w:rPr>
-          <w:rFonts w:ascii="Calibri" w:hAnsi="Calibri"/>
-          <w:color w:val="555555"/>
-          <w:sz w:val="19"/>
-        </w:rPr>
-        <w:t xml:space="preserve">   IIIT Allahabad (Indian Institute of Information Technology), Uttar </w:t>
-      </w:r>
-      <w:r>
-        <w:rPr>
-          <w:rFonts w:ascii="Calibri" w:hAnsi="Calibri"/>
-          <w:color w:val="555555"/>
-          <w:sz w:val="19"/>
-        </w:rPr>
-        <w:t>Pradesh [</w:t>
-      </w:r>
-      <w:r>
-        <w:rPr>
-          <w:rFonts w:ascii="Calibri" w:hAnsi="Calibri"/>
-          <w:color w:val="555555"/>
-          <w:sz w:val="19"/>
-        </w:rPr>
-        <w:t>2019]</w:t>
-      </w:r>
-    </w:p>
-    <w:p>
-      <w:pPr>
-        <w:spacing w:after="40"/>
-        <w:ind w:left="288"/>
-      </w:pPr>
-      <w:r>
-        <w:rPr>
-          <w:rFonts w:ascii="Calibri" w:hAnsi="Calibri"/>
-          <w:i/>
-          <w:color w:val="555555"/>
-          <w:sz w:val="18"/>
-        </w:rPr>
-        <w:t>Research: DNA &amp; Genome Sequencing, Olfaction Detection via ML, Pattern Matching</w:t>
-      </w:r>
-    </w:p>
-    <w:p>
-      <w:pPr>
-        <w:spacing w:after="20"/>
-      </w:pPr>
-      <w:r>
-        <w:rPr>
-          <w:rFonts w:ascii="Calibri" w:hAnsi="Calibri"/>
-          <w:b/>
-          <w:color w:val="007B83"/>
-          <w:sz w:val="20"/>
-        </w:rPr>
-        <w:t xml:space="preserve">▸ Professional Certificate </w:t>
-      </w:r>
-      <w:r>
-        <w:rPr>
-          <w:rFonts w:ascii="Calibri" w:hAnsi="Calibri"/>
-          <w:b/>
-          <w:color w:val="007B83"/>
-          <w:sz w:val="20"/>
-        </w:rPr>
-        <w:t xml:space="preserve">Program </w:t>
-      </w:r>
-      <w:r>
-        <w:rPr>
-          <w:rFonts w:ascii="Calibri" w:hAnsi="Calibri"/>
-          <w:b/>
-          <w:color w:val="007B83"/>
-          <w:sz w:val="20"/>
-        </w:rPr>
-        <w:t>in Business Management</w:t>
-      </w:r>
-      <w:r>
-        <w:rPr>
-          <w:rFonts w:ascii="Calibri" w:hAnsi="Calibri"/>
-          <w:color w:val="555555"/>
-          <w:sz w:val="19"/>
-        </w:rPr>
-        <w:t xml:space="preserve"> </w:t>
-      </w:r>
-      <w:r>
-        <w:rPr>
-          <w:rFonts w:ascii="Calibri" w:hAnsi="Calibri"/>
-          <w:color w:val="555555"/>
-          <w:sz w:val="19"/>
-        </w:rPr>
-        <w:t>(</w:t>
-      </w:r>
-      <w:r>
-        <w:rPr>
-          <w:rFonts w:ascii="Calibri" w:hAnsi="Calibri"/>
-          <w:b/>
-          <w:color w:val="007B83"/>
-          <w:sz w:val="20"/>
-        </w:rPr>
-        <w:t>PCPBM</w:t>
-      </w:r>
-      <w:r>
-        <w:rPr>
-          <w:rFonts w:ascii="Calibri" w:hAnsi="Calibri"/>
-          <w:b/>
-          <w:color w:val="007B83"/>
-          <w:sz w:val="20"/>
-        </w:rPr>
-        <w:t>)</w:t>
-      </w:r>
-      <w:r>
-        <w:rPr>
-          <w:rFonts w:ascii="Calibri" w:hAnsi="Calibri"/>
-          <w:color w:val="555555"/>
-          <w:sz w:val="19"/>
-        </w:rPr>
-        <w:t xml:space="preserve"> IIM Kozhikode (Indian Institute of Management), </w:t>
-      </w:r>
-      <w:r>
-        <w:rPr>
-          <w:rFonts w:ascii="Calibri" w:hAnsi="Calibri"/>
-          <w:color w:val="555555"/>
-          <w:sz w:val="19"/>
-        </w:rPr>
-        <w:t>Kerala [</w:t>
-      </w:r>
-      <w:r>
-        <w:rPr>
-          <w:rFonts w:ascii="Calibri" w:hAnsi="Calibri"/>
-          <w:color w:val="555555"/>
-          <w:sz w:val="19"/>
-        </w:rPr>
-        <w:t>2022]</w:t>
-      </w:r>
-    </w:p>
-    <w:p>
-      <w:pPr>
-        <w:pBdr>
-          <w:bottom w:val="single" w:sz="6" w:space="1" w:color="1F457A"/>
-        </w:pBdr>
-        <w:spacing w:before="200" w:after="40"/>
-        <w:rPr>
-          <w:rFonts w:ascii="Calibri" w:hAnsi="Calibri"/>
-          <w:b/>
-          <w:color w:val="1F457A"/>
-        </w:rPr>
-      </w:pPr>
-    </w:p>
-    <w:p>
-      <w:pPr>
-        <w:pBdr>
-          <w:bottom w:val="single" w:sz="6" w:space="1" w:color="1F457A"/>
-        </w:pBdr>
-        <w:spacing w:before="200" w:after="40"/>
-      </w:pPr>
-      <w:r>
-        <w:rPr>
-          <w:rFonts w:ascii="Calibri" w:hAnsi="Calibri"/>
-          <w:b/>
-          <w:color w:val="1F457A"/>
-        </w:rPr>
-        <w:t>CERTIFICATIONS</w:t>
-      </w:r>
-    </w:p>
-    <w:p>
-      <w:pPr>
-        <w:pStyle w:val="ListBullet"/>
-        <w:spacing w:after="20"/>
-        <w:ind w:left="288"/>
-      </w:pPr>
-      <w:r>
-        <w:rPr>
-          <w:rFonts w:ascii="Calibri" w:hAnsi="Calibri"/>
-          <w:color w:val="000000"/>
-          <w:sz w:val="19"/>
-        </w:rPr>
-        <w:t>Generative AI Leader   Google Cloud Certificate</w:t>
-      </w:r>
-      <w:r>
-        <w:rPr>
-          <w:rFonts w:ascii="Calibri" w:hAnsi="Calibri"/>
-          <w:color w:val="000000"/>
-          <w:sz w:val="19"/>
-        </w:rPr>
-        <w:t xml:space="preserve"> [</w:t>
-      </w:r>
-      <w:r>
-        <w:rPr>
-          <w:rFonts w:ascii="Calibri" w:hAnsi="Calibri"/>
-          <w:color w:val="000000"/>
-          <w:sz w:val="19"/>
-        </w:rPr>
-        <w:t>202</w:t>
-      </w:r>
-      <w:r>
-        <w:rPr>
-          <w:rFonts w:ascii="Calibri" w:hAnsi="Calibri"/>
-          <w:color w:val="000000"/>
-          <w:sz w:val="19"/>
-        </w:rPr>
-        <w:t>6</w:t>
-      </w:r>
-      <w:r>
-        <w:rPr>
-          <w:rFonts w:ascii="Calibri" w:hAnsi="Calibri"/>
-          <w:color w:val="000000"/>
-          <w:sz w:val="19"/>
-        </w:rPr>
-        <w:t>]</w:t>
-      </w:r>
-    </w:p>
-    <w:p>
-      <w:pPr>
-        <w:pStyle w:val="ListBullet"/>
-        <w:spacing w:after="20"/>
-        <w:ind w:left="288"/>
-      </w:pPr>
-      <w:r>
-        <w:rPr>
-          <w:rFonts w:ascii="Calibri" w:hAnsi="Calibri"/>
-          <w:color w:val="000000"/>
-          <w:sz w:val="19"/>
-        </w:rPr>
-        <w:t>Generative AI for Everyone   Coursera [2024]</w:t>
-      </w:r>
-    </w:p>
-    <w:p>
-      <w:pPr>
-        <w:pStyle w:val="ListBullet"/>
-        <w:spacing w:after="20"/>
-        <w:ind w:left="288"/>
-      </w:pPr>
-      <w:r>
-        <w:rPr>
-          <w:rFonts w:ascii="Calibri" w:hAnsi="Calibri"/>
-          <w:color w:val="000000"/>
-          <w:sz w:val="19"/>
-        </w:rPr>
-        <w:t xml:space="preserve">Machine Learning Specialization   Coursera (Andrew </w:t>
-      </w:r>
-      <w:r>
-        <w:rPr>
-          <w:rFonts w:ascii="Calibri" w:hAnsi="Calibri"/>
-          <w:color w:val="000000"/>
-          <w:sz w:val="19"/>
-        </w:rPr>
-        <w:t>Ng) [</w:t>
-      </w:r>
-      <w:r>
-        <w:rPr>
-          <w:rFonts w:ascii="Calibri" w:hAnsi="Calibri"/>
-          <w:color w:val="000000"/>
-          <w:sz w:val="19"/>
-        </w:rPr>
-        <w:t>2023]</w:t>
-      </w:r>
-    </w:p>
-    <w:p>
-      <w:pPr>
-        <w:pStyle w:val="ListBullet"/>
-        <w:spacing w:after="20"/>
-        <w:ind w:left="288"/>
-      </w:pPr>
-      <w:r>
-        <w:rPr>
-          <w:rFonts w:ascii="Calibri" w:hAnsi="Calibri"/>
-          <w:color w:val="000000"/>
-          <w:sz w:val="19"/>
-        </w:rPr>
-        <w:t xml:space="preserve">Chatbot Builder Training   Yellow.ai </w:t>
-      </w:r>
-      <w:r>
-        <w:rPr>
-          <w:rFonts w:ascii="Calibri" w:hAnsi="Calibri"/>
-          <w:color w:val="000000"/>
-          <w:sz w:val="19"/>
-        </w:rPr>
-        <w:t>Academy [</w:t>
-      </w:r>
-      <w:r>
-        <w:rPr>
-          <w:rFonts w:ascii="Calibri" w:hAnsi="Calibri"/>
-          <w:color w:val="000000"/>
-          <w:sz w:val="19"/>
-        </w:rPr>
-        <w:t>2022]</w:t>
-      </w:r>
-    </w:p>
-    <w:p>
-      <w:pPr>
-        <w:pStyle w:val="ListBullet"/>
-        <w:spacing w:after="20"/>
-        <w:ind w:left="288"/>
-      </w:pPr>
-      <w:r>
-        <w:rPr>
-          <w:rFonts w:ascii="Calibri" w:hAnsi="Calibri"/>
-          <w:color w:val="000000"/>
-          <w:sz w:val="19"/>
-        </w:rPr>
-        <w:t xml:space="preserve">Data Science Web App with Streamlit   </w:t>
-      </w:r>
-      <w:r>
-        <w:rPr>
-          <w:rFonts w:ascii="Calibri" w:hAnsi="Calibri"/>
-          <w:color w:val="000000"/>
-          <w:sz w:val="19"/>
-        </w:rPr>
-        <w:t>Coursera [</w:t>
-      </w:r>
-      <w:r>
-        <w:rPr>
-          <w:rFonts w:ascii="Calibri" w:hAnsi="Calibri"/>
-          <w:color w:val="000000"/>
-          <w:sz w:val="19"/>
-        </w:rPr>
-        <w:t>2020]</w:t>
-      </w:r>
-    </w:p>
-    <w:p>
-      <w:pPr>
-        <w:pStyle w:val="ListBullet"/>
-        <w:spacing w:after="20"/>
-        <w:ind w:left="288"/>
-      </w:pPr>
-      <w:r>
-        <w:rPr>
-          <w:rFonts w:ascii="Calibri" w:hAnsi="Calibri"/>
-          <w:color w:val="000000"/>
-          <w:sz w:val="19"/>
-        </w:rPr>
-        <w:lastRenderedPageBreak/>
-        <w:t xml:space="preserve">Python for Data Science   </w:t>
-      </w:r>
-      <w:r>
-        <w:rPr>
-          <w:rFonts w:ascii="Calibri" w:hAnsi="Calibri"/>
-          <w:color w:val="000000"/>
-          <w:sz w:val="19"/>
-        </w:rPr>
-        <w:t>Intellipaat [</w:t>
-      </w:r>
-      <w:r>
-        <w:rPr>
-          <w:rFonts w:ascii="Calibri" w:hAnsi="Calibri"/>
-          <w:color w:val="000000"/>
-          <w:sz w:val="19"/>
-        </w:rPr>
-        <w:t>2020]</w:t>
-      </w:r>
-    </w:p>
-    <w:p>
-      <w:pPr>
-        <w:pStyle w:val="ListBullet"/>
-        <w:spacing w:after="20"/>
-        <w:ind w:left="288"/>
-      </w:pPr>
-      <w:r>
-        <w:rPr>
-          <w:rFonts w:ascii="Calibri" w:hAnsi="Calibri"/>
-          <w:color w:val="000000"/>
-          <w:sz w:val="19"/>
-        </w:rPr>
-        <w:t>Machine Learning Training   Internshala [2019]</w:t>
-      </w:r>
-    </w:p>
-    <w:p>
-      <w:pPr>
-        <w:pStyle w:val="ListBullet"/>
-        <w:spacing w:after="20"/>
-        <w:ind w:left="288"/>
-      </w:pPr>
-      <w:r>
-        <w:rPr>
-          <w:rFonts w:ascii="Calibri" w:hAnsi="Calibri"/>
-          <w:color w:val="000000"/>
-          <w:sz w:val="19"/>
-        </w:rPr>
-        <w:t>Advance Java Certification   C-DAC Jaipur [2015]</w:t>
-      </w:r>
-    </w:p>
-    <w:p>
-      <w:pPr>
-        <w:pStyle w:val="ListBullet"/>
-        <w:numPr>
-          <w:ilvl w:val="0"/>
-          <w:numId w:val="0"/>
-        </w:numPr>
-        <w:spacing w:after="20"/>
-        <w:ind w:left="288"/>
-      </w:pPr>
-    </w:p>
-    <w:p>
-      <w:pPr>
-        <w:pBdr>
-          <w:bottom w:val="single" w:sz="6" w:space="1" w:color="1F457A"/>
-        </w:pBdr>
-        <w:spacing w:before="200" w:after="40"/>
-      </w:pPr>
-      <w:r>
-        <w:rPr>
-          <w:rFonts w:ascii="Calibri" w:hAnsi="Calibri"/>
-          <w:b/>
-          <w:color w:val="1F457A"/>
-        </w:rPr>
-        <w:t>ACHIEVEMENTS &amp; PUBLICATIONS</w:t>
-      </w:r>
-    </w:p>
-    <w:p>
-      <w:pPr>
-        <w:pStyle w:val="ListBullet"/>
-        <w:spacing w:after="20"/>
-        <w:ind w:left="288"/>
-      </w:pPr>
-      <w:r>
-        <w:rPr>
-          <w:rFonts w:ascii="Calibri" w:hAnsi="Calibri"/>
-          <w:color w:val="000000"/>
-          <w:sz w:val="19"/>
-        </w:rPr>
-        <w:t>IEEE Publication: "Predicting Smell Perception from Molecular Descriptors using Machine Learning" IEEE En&amp;T 2020, Dolgoprudny, Russia. ISBN: 978-1-7281-8830-0, Page 331.</w:t>
-      </w:r>
-    </w:p>
-    <w:p>
-      <w:pPr>
-        <w:pStyle w:val="ListBullet"/>
-        <w:spacing w:after="20"/>
-        <w:ind w:left="288"/>
-      </w:pPr>
-      <w:r>
-        <w:rPr>
-          <w:rFonts w:ascii="Calibri" w:hAnsi="Calibri"/>
-          <w:color w:val="000000"/>
-          <w:sz w:val="19"/>
-        </w:rPr>
-        <w:t>Paper: "Mobile Virtual Class" Imperial Journal of Interdisciplinary Research (IJIR), 2017, Vol-3, Issue-4.</w:t>
-      </w:r>
-    </w:p>
-    <w:p>
-      <w:pPr>
-        <w:pStyle w:val="ListBullet"/>
-        <w:spacing w:after="20"/>
-        <w:ind w:left="288"/>
-      </w:pPr>
-      <w:r>
-        <w:rPr>
-          <w:rFonts w:ascii="Calibri" w:hAnsi="Calibri"/>
-          <w:color w:val="000000"/>
-          <w:sz w:val="19"/>
-        </w:rPr>
-        <w:t>Best Paper Award: "iDoc" National Conference on Smart Computation and Technology (NCSCT), Poornima Institute, Jaipur, April 2016. Published in IJCTT V35(5).</w:t>
-      </w:r>
-    </w:p>
-    <w:p>
-      <w:pPr>
-        <w:pStyle w:val="ListBullet"/>
-        <w:spacing w:after="20"/>
-        <w:ind w:left="288"/>
-      </w:pPr>
-      <w:r>
-        <w:rPr>
-          <w:rFonts w:ascii="Calibri" w:hAnsi="Calibri"/>
-          <w:color w:val="000000"/>
-          <w:sz w:val="19"/>
-        </w:rPr>
-        <w:t>Paper: "Brain Chip as the Solution for the Development of Society" NCRIE, Apex Group of Colleges, Jaipur, April 2014. Published in IJEMS.</w:t>
-      </w:r>
-    </w:p>
-    <w:p>
-      <w:pPr>
-        <w:pStyle w:val="ListBullet"/>
-        <w:spacing w:after="20"/>
-        <w:ind w:left="288"/>
-      </w:pPr>
-      <w:r>
-        <w:rPr>
-          <w:rFonts w:ascii="Calibri" w:hAnsi="Calibri"/>
-          <w:color w:val="000000"/>
-          <w:sz w:val="19"/>
-        </w:rPr>
-        <w:t>Organizer Certificate: International Conference on Bioinformatics and System Biology 2018, IIIT Allahabad.</w:t>
-      </w:r>
-    </w:p>
-    <w:p>
-      <w:pPr>
-        <w:pStyle w:val="ListBullet"/>
-        <w:numPr>
-          <w:ilvl w:val="0"/>
-          <w:numId w:val="0"/>
-        </w:numPr>
-        <w:spacing w:after="20"/>
-        <w:ind w:left="288"/>
-      </w:pPr>
-    </w:p>
-    <w:p>
-      <w:pPr>
-        <w:spacing w:before="200" w:after="40"/>
-      </w:pPr>
-      <w:r>
-        <w:rPr>
-          <w:rFonts w:ascii="Calibri" w:hAnsi="Calibri"/>
-          <w:b/>
-          <w:color w:val="000000"/>
-          <w:sz w:val="19"/>
-        </w:rPr>
-        <w:t xml:space="preserve">Declaration: </w:t>
-      </w:r>
-      <w:r>
-        <w:rPr>
-          <w:rFonts w:ascii="Calibri" w:hAnsi="Calibri"/>
-          <w:color w:val="000000"/>
-          <w:sz w:val="19"/>
-        </w:rPr>
-        <w:t>I hereby declare that all the above-mentioned particulars are true to the best of my knowledge and belief.</w:t>
-      </w:r>
-    </w:p>
-    <w:p>
-      <w:r>
-        <w:rPr>
-          <w:rFonts w:ascii="Calibri" w:hAnsi="Calibri"/>
-          <w:i/>
-          <w:color w:val="000000"/>
-          <w:sz w:val="19"/>
-        </w:rPr>
-        <w:t xml:space="preserve">Place: Pune, Maharashtra, India | Date: </w:t>
-      </w:r>
-      <w:r>
-        <w:rPr>
-          <w:rFonts w:ascii="Calibri" w:hAnsi="Calibri"/>
-          <w:i/>
-          <w:color w:val="000000"/>
-          <w:sz w:val="19"/>
-        </w:rPr>
-        <w:t xml:space="preserve">10 </w:t>
-      </w:r>
-      <w:r>
-        <w:rPr>
-          <w:rFonts w:ascii="Calibri" w:hAnsi="Calibri"/>
-          <w:i/>
-          <w:color w:val="000000"/>
-          <w:sz w:val="19"/>
-        </w:rPr>
-        <w:t>Ju</w:t>
-      </w:r>
-      <w:r>
-        <w:rPr>
-          <w:rFonts w:ascii="Calibri" w:hAnsi="Calibri"/>
-          <w:i/>
-          <w:color w:val="000000"/>
-          <w:sz w:val="19"/>
-        </w:rPr>
-        <w:t>ly</w:t>
-      </w:r>
-      <w:r>
-        <w:rPr>
-          <w:rFonts w:ascii="Calibri" w:hAnsi="Calibri"/>
-          <w:i/>
-          <w:color w:val="000000"/>
-          <w:sz w:val="19"/>
-        </w:rPr>
-        <w:t xml:space="preserve"> 2026                                    </w:t>
-      </w:r>
-      <w:r>
-        <w:rPr>
-          <w:rFonts w:ascii="Calibri" w:hAnsi="Calibri"/>
-          <w:i/>
-          <w:color w:val="000000"/>
-          <w:sz w:val="19"/>
-        </w:rPr>
-        <w:tab/>
-      </w:r>
-      <w:r>
-        <w:rPr>
-          <w:rFonts w:ascii="Calibri" w:hAnsi="Calibri"/>
-          <w:i/>
-          <w:color w:val="000000"/>
-          <w:sz w:val="19"/>
-        </w:rPr>
-        <w:tab/>
-      </w:r>
-      <w:r>
-        <w:rPr>
-          <w:rFonts w:ascii="Calibri" w:hAnsi="Calibri"/>
-          <w:i/>
-          <w:color w:val="000000"/>
-          <w:sz w:val="19"/>
-        </w:rPr>
-        <w:tab/>
-      </w:r>
-      <w:r>
-        <w:rPr>
-          <w:rFonts w:ascii="Calibri" w:hAnsi="Calibri"/>
-          <w:i/>
-          <w:color w:val="000000"/>
-          <w:sz w:val="19"/>
-        </w:rPr>
-        <w:t xml:space="preserve"> (Anupam Vishwakarma)</w:t>
+        <w:t>▸  Organizer: International Conference on Bioinformatics and System Biology 2018, IIIT Allahabad.</w:t>
       </w:r>
     </w:p>
     <w:sectPr>
       <w:pgSz w:w="12240" w:h="15840"/>
-      <w:pgMar w:top="850" w:right="1134" w:bottom="850" w:left="1134" w:header="720" w:footer="720" w:gutter="0"/>
+      <w:pgMar w:top="850" w:right="1020" w:bottom="850" w:left="1020" w:header="720" w:footer="720" w:gutter="0"/>
       <w:cols w:space="720"/>
       <w:docGrid w:linePitch="360"/>
     </w:sectPr>
@@ -4725,7 +1593,7 @@
 </file>
 
 <file path=word/numbering.xml><?xml version="1.0" encoding="utf-8"?>
-<w:numbering xmlns:wpc="http://schemas.microsoft.com/office/word/2010/wordprocessingCanvas" xmlns:cx="http://schemas.microsoft.com/office/drawing/2014/chartex" xmlns:cx1="http://schemas.microsoft.com/office/drawing/2015/9/8/chartex" xmlns:cx2="http://schemas.microsoft.com/office/drawing/2015/10/21/chartex" xmlns:cx3="http://schemas.microsoft.com/office/drawing/2016/5/9/chartex" xmlns:cx4="http://schemas.microsoft.com/office/drawing/2016/5/10/chartex" xmlns:cx5="http://schemas.microsoft.com/office/drawing/2016/5/11/chartex" xmlns:cx6="http://schemas.microsoft.com/office/drawing/2016/5/12/chartex" xmlns:cx7="http://schemas.microsoft.com/office/drawing/2016/5/13/chartex" xmlns:cx8="http://schemas.microsoft.com/office/drawing/2016/5/14/chartex" xmlns:mc="http://schemas.openxmlformats.org/markup-compatibility/2006" xmlns:m="http://schemas.openxmlformats.org/officeDocument/2006/math" xmlns:aink="http://schemas.microsoft.com/office/drawing/2016/ink" xmlns:am3d="http://schemas.microsoft.com/office/drawing/2017/model3d" xmlns:oel="http://schemas.microsoft.com/office/2019/extlst" xmlns:r="http://schemas.openxmlformats.org/officeDocument/2006/relationships" xmlns:wp14="http://schemas.microsoft.com/office/word/2010/wordprocessingDrawing" xmlns:wp="http://schemas.openxmlformats.org/drawingml/2006/wordprocessingDrawing" xmlns:wpg="http://schemas.microsoft.com/office/word/2010/wordprocessingGroup" xmlns:wpi="http://schemas.microsoft.com/office/word/2010/wordprocessingInk" xmlns:wps="http://schemas.microsoft.com/office/word/2010/wordprocessingShape" xmlns:o="urn:schemas-microsoft-com:office:office" xmlns:v="urn:schemas-microsoft-com:vml" xmlns:w10="urn:schemas-microsoft-com:office:word" xmlns:w="http://schemas.openxmlformats.org/wordprocessingml/2006/main" xmlns:w14="http://schemas.microsoft.com/office/word/2010/wordml" xmlns:w15="http://schemas.microsoft.com/office/word/2012/wordml" xmlns:w16cex="http://schemas.microsoft.com/office/word/2018/wordml/cex" xmlns:w16cid="http://schemas.microsoft.com/office/word/2016/wordml/cid" xmlns:w16="http://schemas.microsoft.com/office/word/2018/wordml" xmlns:w16sdtdh="http://schemas.microsoft.com/office/word/2020/wordml/sdtdatahash" xmlns:w16sdtfl="http://schemas.microsoft.com/office/word/2024/wordml/sdtformatlock" xmlns:w16se="http://schemas.microsoft.com/office/word/2015/wordml/symex" xmlns:w16du="http://schemas.microsoft.com/office/word/2023/wordml/word16du" xmlns:wne="http://schemas.microsoft.com/office/word/2006/wordml" mc:Ignorable="w14 w15 w16se w16cid w16 w16cex w16sdtdh w16sdtfl w16du wp14">
+<w:numbering xmlns:wpc="http://schemas.microsoft.com/office/word/2010/wordprocessingCanvas" xmlns:cx="http://schemas.microsoft.com/office/drawing/2014/chartex" xmlns:cx1="http://schemas.microsoft.com/office/drawing/2015/9/8/chartex" xmlns:cx2="http://schemas.microsoft.com/office/drawing/2015/10/21/chartex" xmlns:cx3="http://schemas.microsoft.com/office/drawing/2016/5/9/chartex" xmlns:cx4="http://schemas.microsoft.com/office/drawing/2016/5/10/chartex" xmlns:cx5="http://schemas.microsoft.com/office/drawing/2016/5/11/chartex" xmlns:cx6="http://schemas.microsoft.com/office/drawing/2016/5/12/chartex" xmlns:cx7="http://schemas.microsoft.com/office/drawing/2016/5/13/chartex" xmlns:cx8="http://schemas.microsoft.com/office/drawing/2016/5/14/chartex" xmlns:mc="http://schemas.openxmlformats.org/markup-compatibility/2006" xmlns:m="http://schemas.openxmlformats.org/officeDocument/2006/math" xmlns:aink="http://schemas.microsoft.com/office/drawing/2016/ink" xmlns:am3d="http://schemas.microsoft.com/office/drawing/2017/model3d" xmlns:oel="http://schemas.microsoft.com/office/2019/extlst" xmlns:r="http://schemas.openxmlformats.org/officeDocument/2006/relationships" xmlns:wp14="http://schemas.microsoft.com/office/word/2010/wordprocessingDrawing" xmlns:wp="http://schemas.openxmlformats.org/drawingml/2006/wordprocessingDrawing" xmlns:wpg="http://schemas.microsoft.com/office/word/2010/wordprocessingGroup" xmlns:wpi="http://schemas.microsoft.com/office/word/2010/wordprocessingInk" xmlns:wps="http://schemas.microsoft.com/office/word/2010/wordprocessingShape" xmlns:o="urn:schemas-microsoft-com:office:office" xmlns:v="urn:schemas-microsoft-com:vml" xmlns:w10="urn:schemas-microsoft-com:office:word" xmlns:w="http://schemas.openxmlformats.org/wordprocessingml/2006/main" xmlns:w14="http://schemas.microsoft.com/office/word/2010/wordml" xmlns:w15="http://schemas.microsoft.com/office/word/2012/wordml" xmlns:w16cei="http://schemas.microsoft.com/office/word/2026/wordml/cei" xmlns:w16cex="http://schemas.microsoft.com/office/word/2018/wordml/cex" xmlns:w16cid="http://schemas.microsoft.com/office/word/2016/wordml/cid" xmlns:w16="http://schemas.microsoft.com/office/word/2018/wordml" xmlns:w16sdtdh="http://schemas.microsoft.com/office/word/2020/wordml/sdtdatahash" xmlns:w16sdtfl="http://schemas.microsoft.com/office/word/2024/wordml/sdtformatlock" xmlns:w16se="http://schemas.microsoft.com/office/word/2015/wordml/symex" xmlns:w16du="http://schemas.microsoft.com/office/word/2023/wordml/word16du" xmlns:wne="http://schemas.microsoft.com/office/word/2006/wordml" mc:Ignorable="w14 w15 w16se w16cid w16 w16cex w16sdtdh w16sdtfl w16du wp14">
   <w:abstractNum w:abstractNumId="0" w15:restartNumberingAfterBreak="0">
     <w:nsid w:val="FFFFFF7C"/>
     <w:multiLevelType w:val="singleLevel"/>
@@ -4897,31 +1765,31 @@
       </w:rPr>
     </w:lvl>
   </w:abstractNum>
-  <w:num w:numId="1" w16cid:durableId="506019512">
+  <w:num w:numId="1" w16cid:durableId="732970369">
     <w:abstractNumId w:val="8"/>
   </w:num>
-  <w:num w:numId="2" w16cid:durableId="1934430053">
+  <w:num w:numId="2" w16cid:durableId="675959049">
     <w:abstractNumId w:val="6"/>
   </w:num>
-  <w:num w:numId="3" w16cid:durableId="1657759698">
+  <w:num w:numId="3" w16cid:durableId="994257221">
     <w:abstractNumId w:val="5"/>
   </w:num>
-  <w:num w:numId="4" w16cid:durableId="627704967">
+  <w:num w:numId="4" w16cid:durableId="137497211">
     <w:abstractNumId w:val="4"/>
   </w:num>
-  <w:num w:numId="5" w16cid:durableId="321086327">
+  <w:num w:numId="5" w16cid:durableId="1906407479">
     <w:abstractNumId w:val="7"/>
   </w:num>
-  <w:num w:numId="6" w16cid:durableId="1666736336">
+  <w:num w:numId="6" w16cid:durableId="1296567304">
     <w:abstractNumId w:val="3"/>
   </w:num>
-  <w:num w:numId="7" w16cid:durableId="1502431309">
+  <w:num w:numId="7" w16cid:durableId="943226486">
     <w:abstractNumId w:val="2"/>
   </w:num>
-  <w:num w:numId="8" w16cid:durableId="1167405117">
+  <w:num w:numId="8" w16cid:durableId="299190537">
     <w:abstractNumId w:val="1"/>
   </w:num>
-  <w:num w:numId="9" w16cid:durableId="348484701">
+  <w:num w:numId="9" w16cid:durableId="2031492739">
     <w:abstractNumId w:val="0"/>
   </w:num>
 </w:numbering>
@@ -16307,29 +13175,6 @@
       </w:tcPr>
     </w:tblStylePr>
   </w:style>
-  <w:style w:type="character" w:styleId="Hyperlink">
-    <w:name w:val="Hyperlink"/>
-    <w:basedOn w:val="DefaultParagraphFont"/>
-    <w:uiPriority w:val="99"/>
-    <w:unhideWhenUsed/>
-    <w:rsid w:val="00FC01DA"/>
-    <w:rPr>
-      <w:color w:val="0000FF" w:themeColor="hyperlink"/>
-      <w:u w:val="single"/>
-    </w:rPr>
-  </w:style>
-  <w:style w:type="character" w:styleId="UnresolvedMention">
-    <w:name w:val="Unresolved Mention"/>
-    <w:basedOn w:val="DefaultParagraphFont"/>
-    <w:uiPriority w:val="99"/>
-    <w:semiHidden/>
-    <w:unhideWhenUsed/>
-    <w:rsid w:val="00FC01DA"/>
-    <w:rPr>
-      <w:color w:val="605E5C"/>
-      <w:shd w:val="clear" w:color="auto" w:fill="E1DFDD"/>
-    </w:rPr>
-  </w:style>
 </w:styles>
 </file>
 
